--- a/downloads/teacher/ai-6-week-21.docx
+++ b/downloads/teacher/ai-6-week-21.docx
@@ -1962,6 +1962,396 @@
         <w:t>For the Grounded Learning Service, retain an annotated trace and the changed-case result. Name the contract or evidence that makes the deciding step valid, so another team can review it.</w:t>
       </w:r>
     </w:p>
+    <w:p>
+      <w:pPr>
+        <w:pStyle w:val="Heading1"/>
+      </w:pPr>
+      <w:r>
+        <w:t>07. Prepare, teach and assess</w:t>
+      </w:r>
+    </w:p>
+    <w:p>
+      <w:r>
+        <w:t>Teaching target: Explain the mechanism and terminology of caching and stale information</w:t>
+      </w:r>
+    </w:p>
+    <w:p>
+      <w:r>
+        <w:t>Prepare the labelled worked-case picture, the matching workbook, fictional input cards and a place for individual responses. Check a local Python 3 environment before class; have a paper-trace version ready.</w:t>
+      </w:r>
+    </w:p>
+    <w:tbl>
+      <w:tblPr>
+        <w:tblStyle w:val="LightShading-Accent1"/>
+        <w:tblW w:type="auto" w:w="0"/>
+        <w:tblLook w:firstColumn="1" w:firstRow="1" w:lastColumn="0" w:lastRow="0" w:noHBand="0" w:noVBand="1" w:val="04A0"/>
+      </w:tblPr>
+      <w:tblGrid>
+        <w:gridCol w:w="3408"/>
+        <w:gridCol w:w="3408"/>
+        <w:gridCol w:w="3408"/>
+      </w:tblGrid>
+      <w:tr>
+        <w:trPr>
+          <w:tblHeader/>
+        </w:trPr>
+        <w:tc>
+          <w:tcPr>
+            <w:tcW w:type="dxa" w:w="3408"/>
+          </w:tcPr>
+          <w:p>
+            <w:r>
+              <w:t>Session</w:t>
+            </w:r>
+          </w:p>
+        </w:tc>
+        <w:tc>
+          <w:tcPr>
+            <w:tcW w:type="dxa" w:w="3408"/>
+          </w:tcPr>
+          <w:p>
+            <w:r>
+              <w:t>Plan</w:t>
+            </w:r>
+          </w:p>
+        </w:tc>
+        <w:tc>
+          <w:tcPr>
+            <w:tcW w:type="dxa" w:w="3408"/>
+          </w:tcPr>
+          <w:p>
+            <w:r>
+              <w:t>Resources</w:t>
+            </w:r>
+          </w:p>
+        </w:tc>
+      </w:tr>
+      <w:tr>
+        <w:tc>
+          <w:tcPr>
+            <w:tcW w:type="dxa" w:w="3408"/>
+          </w:tcPr>
+          <w:p>
+            <w:r>
+              <w:t>Session 1 · Understand · 45 min</w:t>
+            </w:r>
+          </w:p>
+        </w:tc>
+        <w:tc>
+          <w:tcPr>
+            <w:tcW w:type="dxa" w:w="3408"/>
+          </w:tcPr>
+          <w:p>
+            <w:r>
+              <w:t>0–7: recall and prerequisite; 7–15: inspect the concrete case and predict; 15–30: teacher models the worked trace; 30–40: learners explain a step using the text and visual; 40–45: check the core idea.</w:t>
+            </w:r>
+          </w:p>
+        </w:tc>
+        <w:tc>
+          <w:tcPr>
+            <w:tcW w:type="dxa" w:w="3408"/>
+          </w:tcPr>
+          <w:p>
+            <w:r>
+              <w:t>Sections 1–6; record the brief recall in the workbook.</w:t>
+            </w:r>
+          </w:p>
+        </w:tc>
+      </w:tr>
+      <w:tr>
+        <w:tc>
+          <w:tcPr>
+            <w:tcW w:type="dxa" w:w="3408"/>
+          </w:tcPr>
+          <w:p>
+            <w:r>
+              <w:t>Session 2 · Practise · 45 min</w:t>
+            </w:r>
+          </w:p>
+        </w:tc>
+        <w:tc>
+          <w:tcPr>
+            <w:tcW w:type="dxa" w:w="3408"/>
+          </w:tcPr>
+          <w:p>
+            <w:r>
+              <w:t>0–5: retrieve the procedure; 5–15: W2 completion practice; 15–23: explain and check with a partner; 23–30: each learner answers the misconception check; 30–40: targeted reteaching or a harder variation; 40–45: prepare the investigation.</w:t>
+            </w:r>
+          </w:p>
+        </w:tc>
+        <w:tc>
+          <w:tcPr>
+            <w:tcW w:type="dxa" w:w="3408"/>
+          </w:tcPr>
+          <w:p>
+            <w:r>
+              <w:t>Sections 7–10; use the matching workbook W2 and misconception check.</w:t>
+            </w:r>
+          </w:p>
+        </w:tc>
+      </w:tr>
+      <w:tr>
+        <w:tc>
+          <w:tcPr>
+            <w:tcW w:type="dxa" w:w="3408"/>
+          </w:tcPr>
+          <w:p>
+            <w:r>
+              <w:t>Session 3 · Investigate and transfer · 45 min</w:t>
+            </w:r>
+          </w:p>
+        </w:tc>
+        <w:tc>
+          <w:tcPr>
+            <w:tcW w:type="dxa" w:w="3408"/>
+          </w:tcPr>
+          <w:p>
+            <w:r>
+              <w:t>0–5: retrieve the decision rule; 5–20: investigate or trace; 20–30: start the independent case; 30–38: connect the project; 38–43: act on feedback; 43–45: plan the return check.</w:t>
+            </w:r>
+          </w:p>
+        </w:tc>
+        <w:tc>
+          <w:tcPr>
+            <w:tcW w:type="dxa" w:w="3408"/>
+          </w:tcPr>
+          <w:p>
+            <w:r>
+              <w:t>Sections 9 and 11–14. Give extra time to finish the full task set; use Section 15 when the week includes a coding lab.</w:t>
+            </w:r>
+          </w:p>
+        </w:tc>
+      </w:tr>
+    </w:tbl>
+    <w:p>
+      <w:r>
+        <w:t>Before class, solve the supported practice: Teacher response is cached by query only and returned to a student. Show the intermediate steps and give the conclusion with its scope.</w:t>
+      </w:r>
+    </w:p>
+    <w:p>
+      <w:r>
+        <w:t>Reasoned practice answer: Teacher explanation: Role omission creates an access leak. Include role and enforce current permission before returning any cached content.</w:t>
+      </w:r>
+    </w:p>
+    <w:p>
+      <w:r>
+        <w:t>Check every learner before discussion: Use the worked case for Caching and stale information. Proposed explanation: “The worked result establishes every future case”. Decide whether this explanation is supported. Point to the step or supplied fact that decides; explain your repair if needed.</w:t>
+      </w:r>
+    </w:p>
+    <w:p>
+      <w:r>
+        <w:t>Misconception repair: A cached result retains the limitations of its original evidence and can become stale independently of TTL.</w:t>
+      </w:r>
+    </w:p>
+    <w:p>
+      <w:r>
+        <w:t>Support: read the exact case aloud, enlarge the labelled picture, supply input cards and model only the first deciding step. Accept a spoken explanation or drawing; retain the reasoning goal.</w:t>
+      </w:r>
+    </w:p>
+    <w:p>
+      <w:r>
+        <w:t>Extension: The next request still uses approved version 5. Require a prediction and a reason before comparing. Expected result: The matching version-5 entry can supply 09:30 under the freshness policy. Reason: Request and cached source version now agree.</w:t>
+      </w:r>
+    </w:p>
+    <w:p>
+      <w:r>
+        <w:t>Independent assessment: withhold the reserved answer until the learner has attempted the new case. Record support separately from correctness.</w:t>
+      </w:r>
+    </w:p>
+    <w:tbl>
+      <w:tblPr>
+        <w:tblStyle w:val="LightShading-Accent1"/>
+        <w:tblW w:type="auto" w:w="0"/>
+        <w:tblLook w:firstColumn="1" w:firstRow="1" w:lastColumn="0" w:lastRow="0" w:noHBand="0" w:noVBand="1" w:val="04A0"/>
+      </w:tblPr>
+      <w:tblGrid>
+        <w:gridCol w:w="2556"/>
+        <w:gridCol w:w="2556"/>
+        <w:gridCol w:w="2556"/>
+        <w:gridCol w:w="2556"/>
+      </w:tblGrid>
+      <w:tr>
+        <w:trPr>
+          <w:tblHeader/>
+        </w:trPr>
+        <w:tc>
+          <w:tcPr>
+            <w:tcW w:type="dxa" w:w="2556"/>
+          </w:tcPr>
+          <w:p>
+            <w:r>
+              <w:t>Criterion</w:t>
+            </w:r>
+          </w:p>
+        </w:tc>
+        <w:tc>
+          <w:tcPr>
+            <w:tcW w:type="dxa" w:w="2556"/>
+          </w:tcPr>
+          <w:p>
+            <w:r>
+              <w:t>Not yet</w:t>
+            </w:r>
+          </w:p>
+        </w:tc>
+        <w:tc>
+          <w:tcPr>
+            <w:tcW w:type="dxa" w:w="2556"/>
+          </w:tcPr>
+          <w:p>
+            <w:r>
+              <w:t>With support</w:t>
+            </w:r>
+          </w:p>
+        </w:tc>
+        <w:tc>
+          <w:tcPr>
+            <w:tcW w:type="dxa" w:w="2556"/>
+          </w:tcPr>
+          <w:p>
+            <w:r>
+              <w:t>Independent</w:t>
+            </w:r>
+          </w:p>
+        </w:tc>
+      </w:tr>
+      <w:tr>
+        <w:tc>
+          <w:tcPr>
+            <w:tcW w:type="dxa" w:w="2556"/>
+          </w:tcPr>
+          <w:p>
+            <w:r>
+              <w:t>Explanation</w:t>
+            </w:r>
+          </w:p>
+        </w:tc>
+        <w:tc>
+          <w:tcPr>
+            <w:tcW w:type="dxa" w:w="2556"/>
+          </w:tcPr>
+          <w:p>
+            <w:r>
+              <w:t>Names an answer without a deciding fact</w:t>
+            </w:r>
+          </w:p>
+        </w:tc>
+        <w:tc>
+          <w:tcPr>
+            <w:tcW w:type="dxa" w:w="2556"/>
+          </w:tcPr>
+          <w:p>
+            <w:r>
+              <w:t>Uses a hint to link fact and decision</w:t>
+            </w:r>
+          </w:p>
+        </w:tc>
+        <w:tc>
+          <w:tcPr>
+            <w:tcW w:type="dxa" w:w="2556"/>
+          </w:tcPr>
+          <w:p>
+            <w:r>
+              <w:t>Explains the deciding fact in own words</w:t>
+            </w:r>
+          </w:p>
+        </w:tc>
+      </w:tr>
+      <w:tr>
+        <w:tc>
+          <w:tcPr>
+            <w:tcW w:type="dxa" w:w="2556"/>
+          </w:tcPr>
+          <w:p>
+            <w:r>
+              <w:t>Trace or test</w:t>
+            </w:r>
+          </w:p>
+        </w:tc>
+        <w:tc>
+          <w:tcPr>
+            <w:tcW w:type="dxa" w:w="2556"/>
+          </w:tcPr>
+          <w:p>
+            <w:r>
+              <w:t>Cannot connect input and result</w:t>
+            </w:r>
+          </w:p>
+        </w:tc>
+        <w:tc>
+          <w:tcPr>
+            <w:tcW w:type="dxa" w:w="2556"/>
+          </w:tcPr>
+          <w:p>
+            <w:r>
+              <w:t>Completes steps with prompts</w:t>
+            </w:r>
+          </w:p>
+        </w:tc>
+        <w:tc>
+          <w:tcPr>
+            <w:tcW w:type="dxa" w:w="2556"/>
+          </w:tcPr>
+          <w:p>
+            <w:r>
+              <w:t>Traces or tests a changed case accurately</w:t>
+            </w:r>
+          </w:p>
+        </w:tc>
+      </w:tr>
+      <w:tr>
+        <w:tc>
+          <w:tcPr>
+            <w:tcW w:type="dxa" w:w="2556"/>
+          </w:tcPr>
+          <w:p>
+            <w:r>
+              <w:t>Limits and revision</w:t>
+            </w:r>
+          </w:p>
+        </w:tc>
+        <w:tc>
+          <w:tcPr>
+            <w:tcW w:type="dxa" w:w="2556"/>
+          </w:tcPr>
+          <w:p>
+            <w:r>
+              <w:t>Claims more than evidence supports</w:t>
+            </w:r>
+          </w:p>
+        </w:tc>
+        <w:tc>
+          <w:tcPr>
+            <w:tcW w:type="dxa" w:w="2556"/>
+          </w:tcPr>
+          <w:p>
+            <w:r>
+              <w:t>Names a limit after a prompt</w:t>
+            </w:r>
+          </w:p>
+        </w:tc>
+        <w:tc>
+          <w:tcPr>
+            <w:tcW w:type="dxa" w:w="2556"/>
+          </w:tcPr>
+          <w:p>
+            <w:r>
+              <w:t>States a defensible limit and useful next test</w:t>
+            </w:r>
+          </w:p>
+        </w:tc>
+      </w:tr>
+    </w:tbl>
+    <w:p>
+      <w:r>
+        <w:t>Project checkpoint: Evaluate and revise. Compare with your starting method, explain errors and record a justified revision.</w:t>
+      </w:r>
+    </w:p>
+    <w:p>
+      <w:r>
+        <w:t>Use the weekly teacher answer for topic-specific reasoning. A saved progress tick is an activity record; judge mastery from the learner’s explanation and evidence.</w:t>
+      </w:r>
+    </w:p>
     <w:sectPr>
       <w:pgSz w:w="12240" w:h="15840"/>
       <w:pgMar w:top="936" w:right="1008" w:bottom="936" w:left="1008" w:header="720" w:footer="720" w:gutter="0"/>

--- a/downloads/teacher/ai-6-week-21.docx
+++ b/downloads/teacher/ai-6-week-21.docx
@@ -2352,6 +2352,39 @@
         <w:t>Use the weekly teacher answer for topic-specific reasoning. A saved progress tick is an activity record; judge mastery from the learner’s explanation and evidence.</w:t>
       </w:r>
     </w:p>
+    <w:p>
+      <w:pPr>
+        <w:pStyle w:val="Heading1"/>
+      </w:pPr>
+      <w:r>
+        <w:t>08. Use feedback, labs and repair paths</w:t>
+      </w:r>
+    </w:p>
+    <w:p>
+      <w:r>
+        <w:t>Use the two formative questions as supported practice, not as independent mastery scores. Discuss the deciding evidence rather than accepting a guessed selection.</w:t>
+      </w:r>
+    </w:p>
+    <w:p>
+      <w:r>
+        <w:t>The feedback comes from the reviewed public worked case. Do not reveal the separately reserved independent teacher answer until the learner has attempted that case.</w:t>
+      </w:r>
+    </w:p>
+    <w:p>
+      <w:r>
+        <w:t>Ask students to predict before running code. Preserve errors and actual outputs; collect a changed test and an explanation. The branch-boundary and indexing lessons deliberately include failure cases.</w:t>
+      </w:r>
+    </w:p>
+    <w:p>
+      <w:r>
+        <w:t>Use the earlier worked-explanation links to address a specific missing building block, then return to the current question. Adapt this suggestion after observing the learner; it is not an automatic diagnosis.</w:t>
+      </w:r>
+    </w:p>
+    <w:p>
+      <w:r>
+        <w:t>Collect the completed-work portfolio as evidence. Record support separately from correctness, and assess explanation, trace/test and limitations. Progress ticks and quiz selections alone do not establish mastery.</w:t>
+      </w:r>
+    </w:p>
     <w:sectPr>
       <w:pgSz w:w="12240" w:h="15840"/>
       <w:pgMar w:top="936" w:right="1008" w:bottom="936" w:left="1008" w:header="720" w:footer="720" w:gutter="0"/>

--- a/downloads/teacher/ai-6-week-21.docx
+++ b/downloads/teacher/ai-6-week-21.docx
@@ -29,16 +29,39 @@
       </w:r>
     </w:p>
     <w:p>
-      <w:pPr>
-        <w:pStyle w:val="Heading3"/>
-      </w:pPr>
-      <w:r>
-        <w:t>Teach the learning cycle</w:t>
+      <w:r>
+        <w:t>Prepare Caching and stale information: check the target, prerequisites, resources and adaptable teaching schedule.</w:t>
       </w:r>
     </w:p>
     <w:p>
-      <w:r>
-        <w:t>Primary target: Explain the mechanism and terminology of caching and stale information</w:t>
+      <w:pPr>
+        <w:pStyle w:val="Heading3"/>
+      </w:pPr>
+      <w:r>
+        <w:t>Teach the learning cycle</w:t>
+      </w:r>
+    </w:p>
+    <w:p>
+      <w:pPr>
+        <w:spacing w:line="336" w:lineRule="auto" w:after="180"/>
+      </w:pPr>
+      <w:r>
+        <w:rPr>
+          <w:b w:val="0"/>
+        </w:rPr>
+        <w:t xml:space="preserve">Primary target: Explain the </w:t>
+      </w:r>
+      <w:r>
+        <w:rPr>
+          <w:b/>
+        </w:rPr>
+        <w:t>mechanism</w:t>
+      </w:r>
+      <w:r>
+        <w:rPr>
+          <w:b w:val="0"/>
+        </w:rPr>
+        <w:t xml:space="preserve"> and terminology of caching and stale information</w:t>
       </w:r>
     </w:p>
     <w:tbl>
@@ -185,16 +208,37 @@
       </w:tr>
     </w:tbl>
     <w:p>
-      <w:r>
-        <w:t>This is a starting allocation of 135 minutes, not a validated duration. Preserve all named topics. Schedule extra time for connected examples, the full investigation, independent cases and project building. Repeated copies of a case share one recorded attempt; they are not new evidence.</w:t>
+      <w:pPr>
+        <w:spacing w:line="336" w:lineRule="auto" w:after="180"/>
+      </w:pPr>
+      <w:r>
+        <w:rPr>
+          <w:b w:val="0"/>
+        </w:rPr>
+        <w:t>This is a starting allocation of 135 minutes, not a validated duration. Preserve all named topics. Schedule extra time for connected examples, the full investigation, independent cases and project building.</w:t>
       </w:r>
     </w:p>
     <w:p>
       <w:pPr>
-        <w:pStyle w:val="Heading3"/>
-      </w:pPr>
-      <w:r>
-        <w:t>Retrieval answer guidance</w:t>
+        <w:spacing w:line="336" w:lineRule="auto" w:after="180"/>
+      </w:pPr>
+      <w:r>
+        <w:rPr>
+          <w:b w:val="0"/>
+        </w:rPr>
+        <w:t xml:space="preserve">Repeated copies of a case share one recorded attempt; they are not new </w:t>
+      </w:r>
+      <w:r>
+        <w:rPr>
+          <w:b/>
+        </w:rPr>
+        <w:t>evidence</w:t>
+      </w:r>
+      <w:r>
+        <w:rPr>
+          <w:b w:val="0"/>
+        </w:rPr>
+        <w:t>.</w:t>
       </w:r>
     </w:p>
     <w:p>
@@ -202,119 +246,314 @@
         <w:pStyle w:val="Heading3"/>
       </w:pPr>
       <w:r>
-        <w:t>Data retention and deletion</w:t>
+        <w:t>Retrieval answer guidance</w:t>
       </w:r>
     </w:p>
     <w:p>
-      <w:r>
-        <w:t>Without opening the old lesson, explain one key idea from Data retention and deletion. Give an example and a mistake that the idea helps you avoid.</w:t>
+      <w:pPr>
+        <w:pStyle w:val="Heading3"/>
+      </w:pPr>
+      <w:r>
+        <w:t>Data retention and deletion</w:t>
       </w:r>
     </w:p>
     <w:p>
-      <w:r>
-        <w:t>Look for: Explain the mechanism and terminology of data retention and deletion</w:t>
+      <w:pPr>
+        <w:spacing w:line="336" w:lineRule="auto" w:after="180"/>
+      </w:pPr>
+      <w:r>
+        <w:rPr>
+          <w:b w:val="0"/>
+        </w:rPr>
+        <w:t>Without opening the old lesson, explain one key idea from Data retention and deletion. Give an example and a mistake that the idea helps you avoid.</w:t>
       </w:r>
     </w:p>
     <w:p>
-      <w:r>
-        <w:t>Reference example, not the only acceptable wording: Teacher explanation: Retention and deletion cover all declared stores, including caches and logs. Removing a visible row may leave copies elsewhere. Toy policy retains session content for 7 days and deletes it when age is at least7. Audit metadata may remain for 30 days without content. Track primary storage, cache and backup policy separately.</w:t>
+      <w:pPr>
+        <w:spacing w:line="336" w:lineRule="auto" w:after="180"/>
+      </w:pPr>
+      <w:r>
+        <w:rPr>
+          <w:b w:val="0"/>
+        </w:rPr>
+        <w:t xml:space="preserve">Look for: Explain the </w:t>
+      </w:r>
+      <w:r>
+        <w:rPr>
+          <w:b/>
+        </w:rPr>
+        <w:t>mechanism</w:t>
+      </w:r>
+      <w:r>
+        <w:rPr>
+          <w:b w:val="0"/>
+        </w:rPr>
+        <w:t xml:space="preserve"> and terminology of data retention and deletion</w:t>
       </w:r>
     </w:p>
     <w:p>
       <w:pPr>
-        <w:pStyle w:val="Heading3"/>
-      </w:pPr>
-      <w:r>
-        <w:t>Untrusted input boundaries</w:t>
+        <w:spacing w:line="336" w:lineRule="auto" w:after="180"/>
+      </w:pPr>
+      <w:r>
+        <w:rPr>
+          <w:b w:val="0"/>
+        </w:rPr>
+        <w:t>Reference example, not the only acceptable wording: Teacher explanation: Retention and deletion cover all declared stores, including caches and logs. Removing a visible row may leave copies elsewhere.</w:t>
       </w:r>
     </w:p>
     <w:p>
-      <w:r>
-        <w:t>Without opening the old lesson, explain one key idea from Untrusted input boundaries. Give an example and a mistake that the idea helps you avoid.</w:t>
+      <w:pPr>
+        <w:spacing w:line="336" w:lineRule="auto" w:after="180"/>
+      </w:pPr>
+      <w:r>
+        <w:rPr>
+          <w:b w:val="0"/>
+        </w:rPr>
+        <w:t>Toy policy retains session content for 7 days and deletes it when age is at least7. Audit metadata may remain for 30 days without content. Track primary storage, cache and backup policy separately.</w:t>
       </w:r>
     </w:p>
     <w:p>
-      <w:r>
-        <w:t>Look for: Explain the mechanism and terminology of untrusted input boundaries</w:t>
+      <w:pPr>
+        <w:pStyle w:val="Heading3"/>
+      </w:pPr>
+      <w:r>
+        <w:t>Untrusted input boundaries</w:t>
       </w:r>
     </w:p>
     <w:p>
-      <w:r>
-        <w:t>Reference example, not the only acceptable wording: Teacher explanation: Untrusted input must be treated according to a contract before reaching code, queries or tools. Data that resembles instructions does not acquire execution authority. For the toy lookup accept room IDs matching one uppercase letter plus one digit. Perform exact dictionary lookup; never evaluate user strings as code. Reject invalid length or characters.</w:t>
+      <w:pPr>
+        <w:spacing w:line="336" w:lineRule="auto" w:after="180"/>
+      </w:pPr>
+      <w:r>
+        <w:rPr>
+          <w:b w:val="0"/>
+        </w:rPr>
+        <w:t xml:space="preserve">Without opening the old lesson, explain one key idea from Untrusted </w:t>
+      </w:r>
+      <w:r>
+        <w:rPr>
+          <w:b/>
+        </w:rPr>
+        <w:t>input</w:t>
+      </w:r>
+      <w:r>
+        <w:rPr>
+          <w:b w:val="0"/>
+        </w:rPr>
+        <w:t xml:space="preserve"> boundaries. Give an example and a mistake that the idea helps you avoid.</w:t>
       </w:r>
     </w:p>
     <w:p>
       <w:pPr>
-        <w:pStyle w:val="Heading3"/>
-      </w:pPr>
-      <w:r>
-        <w:t>Approval gates and idempotency</w:t>
+        <w:spacing w:line="336" w:lineRule="auto" w:after="180"/>
+      </w:pPr>
+      <w:r>
+        <w:rPr>
+          <w:b w:val="0"/>
+        </w:rPr>
+        <w:t xml:space="preserve">Look for: Explain the </w:t>
+      </w:r>
+      <w:r>
+        <w:rPr>
+          <w:b/>
+        </w:rPr>
+        <w:t>mechanism</w:t>
+      </w:r>
+      <w:r>
+        <w:rPr>
+          <w:b w:val="0"/>
+        </w:rPr>
+        <w:t xml:space="preserve"> and terminology of untrusted </w:t>
+      </w:r>
+      <w:r>
+        <w:rPr>
+          <w:b/>
+        </w:rPr>
+        <w:t>input</w:t>
+      </w:r>
+      <w:r>
+        <w:rPr>
+          <w:b w:val="0"/>
+        </w:rPr>
+        <w:t xml:space="preserve"> boundaries</w:t>
       </w:r>
     </w:p>
     <w:p>
-      <w:r>
-        <w:t>Without opening the old lesson, explain one key idea from Approval gates and idempotency. Give an example and a mistake that the idea helps you avoid.</w:t>
+      <w:pPr>
+        <w:spacing w:line="336" w:lineRule="auto" w:after="180"/>
+      </w:pPr>
+      <w:r>
+        <w:rPr>
+          <w:b w:val="0"/>
+        </w:rPr>
+        <w:t xml:space="preserve">Reference example, not the only acceptable wording: Teacher explanation: Untrusted </w:t>
+      </w:r>
+      <w:r>
+        <w:rPr>
+          <w:b/>
+        </w:rPr>
+        <w:t>input</w:t>
+      </w:r>
+      <w:r>
+        <w:rPr>
+          <w:b w:val="0"/>
+        </w:rPr>
+        <w:t xml:space="preserve"> must be treated according to a contract before reaching code, queries or tools.</w:t>
       </w:r>
     </w:p>
     <w:p>
-      <w:r>
-        <w:t>Look for: Explain the mechanism and terminology of approval gates and idempotency</w:t>
+      <w:pPr>
+        <w:spacing w:line="336" w:lineRule="auto" w:after="180"/>
+      </w:pPr>
+      <w:r>
+        <w:rPr>
+          <w:b w:val="0"/>
+        </w:rPr>
+        <w:t>Data that resembles instructions does not acquire execution authority. For the toy lookup accept room IDs matching one uppercase letter plus one digit. Perform exact dictionary lookup; never evaluate user strings as code.</w:t>
       </w:r>
     </w:p>
     <w:p>
-      <w:r>
-        <w:t>Reference example, not the only acceptable wording: Teacher explanation: Approval gates bind side effects to an actor, exact version and destination. Idempotency prevents repeated requests with the same key from repeating a committed effect. The mock submission requires approval for request version v1 and destination D. Store key -&gt; committed result. Reusing the same key with the same payload returns that result; the same key with different payload is rejected.</w:t>
+      <w:pPr>
+        <w:spacing w:line="336" w:lineRule="auto" w:after="180"/>
+      </w:pPr>
+      <w:r>
+        <w:rPr>
+          <w:b w:val="0"/>
+        </w:rPr>
+        <w:t>Reject invalid length or characters.</w:t>
       </w:r>
     </w:p>
     <w:p>
-      <w:r>
-        <w:t>Two 45-minute sessions. Caching reuses results but needs freshness and access-aware keys. A cached answer must not cross role or corpus-version boundaries. Use the supplied constructed scenarios to make the mechanism inspectable. Collect W4 before sharing solutions. Students should name intermediate evidence and limitations; classroom pacing and learning effectiveness remain unvalidated.</w:t>
+      <w:pPr>
+        <w:pStyle w:val="Heading3"/>
+      </w:pPr>
+      <w:r>
+        <w:t>Approval gates and idempotency</w:t>
       </w:r>
     </w:p>
     <w:p>
       <w:pPr>
-        <w:pStyle w:val="Heading3"/>
-      </w:pPr>
-      <w:r>
-        <w:t>Outcomes</w:t>
+        <w:spacing w:line="336" w:lineRule="auto" w:after="180"/>
+      </w:pPr>
+      <w:r>
+        <w:rPr>
+          <w:b w:val="0"/>
+        </w:rPr>
+        <w:t>Without opening the old lesson, explain one key idea from Approval gates and idempotency. Give an example and a mistake that the idea helps you avoid.</w:t>
       </w:r>
     </w:p>
     <w:p>
-      <w:r>
-        <w:t>Explain the mechanism and terminology of caching and stale information</w:t>
+      <w:pPr>
+        <w:spacing w:line="336" w:lineRule="auto" w:after="180"/>
+      </w:pPr>
+      <w:r>
+        <w:rPr>
+          <w:b w:val="0"/>
+        </w:rPr>
+        <w:t xml:space="preserve">Look for: Explain the </w:t>
+      </w:r>
+      <w:r>
+        <w:rPr>
+          <w:b/>
+        </w:rPr>
+        <w:t>mechanism</w:t>
+      </w:r>
+      <w:r>
+        <w:rPr>
+          <w:b w:val="0"/>
+        </w:rPr>
+        <w:t xml:space="preserve"> and terminology of approval gates and idempotency</w:t>
       </w:r>
     </w:p>
     <w:p>
-      <w:r>
-        <w:t>Apply the stated procedure to a new case with a traceable result</w:t>
+      <w:pPr>
+        <w:spacing w:line="336" w:lineRule="auto" w:after="180"/>
+      </w:pPr>
+      <w:r>
+        <w:rPr>
+          <w:b w:val="0"/>
+        </w:rPr>
+        <w:t>Reference example, not the only acceptable wording: Teacher explanation: Approval gates bind side effects to an actor, exact version and destination.</w:t>
       </w:r>
     </w:p>
     <w:p>
-      <w:r>
-        <w:t>Identify an assumption or limitation and design a revealing follow-up</w:t>
+      <w:pPr>
+        <w:spacing w:line="336" w:lineRule="auto" w:after="180"/>
+      </w:pPr>
+      <w:r>
+        <w:rPr>
+          <w:b w:val="0"/>
+        </w:rPr>
+        <w:t>Idempotency prevents repeated requests with the same key from repeating a committed effect. The mock submission requires approval for request version v1 and destination D. Store key -&gt; committed result.</w:t>
       </w:r>
     </w:p>
     <w:p>
       <w:pPr>
-        <w:pStyle w:val="Heading3"/>
-      </w:pPr>
-      <w:r>
-        <w:t>Preparation</w:t>
+        <w:spacing w:line="336" w:lineRule="auto" w:after="180"/>
+      </w:pPr>
+      <w:r>
+        <w:rPr>
+          <w:b w:val="0"/>
+        </w:rPr>
+        <w:t>Reusing the same key with the same payload returns that result; the same key with different payload is rejected.</w:t>
       </w:r>
     </w:p>
     <w:p>
-      <w:r>
-        <w:t>Lesson and workbook; paper and pencil</w:t>
+      <w:pPr>
+        <w:spacing w:line="336" w:lineRule="auto" w:after="180"/>
+      </w:pPr>
+      <w:r>
+        <w:rPr>
+          <w:b w:val="0"/>
+        </w:rPr>
+        <w:t>Two 45-minute sessions. Caching reuses results but needs freshness and access-aware keys. A cached answer must not cross role or corpus-version boundaries.</w:t>
       </w:r>
     </w:p>
     <w:p>
-      <w:r>
-        <w:t>Calculator and optional local Python 3 for arithmetic; no live API or private data</w:t>
+      <w:pPr>
+        <w:spacing w:line="336" w:lineRule="auto" w:after="180"/>
+      </w:pPr>
+      <w:r>
+        <w:rPr>
+          <w:b w:val="0"/>
+        </w:rPr>
+        <w:t xml:space="preserve">Use the supplied constructed scenarios to make the </w:t>
+      </w:r>
+      <w:r>
+        <w:rPr>
+          <w:b/>
+        </w:rPr>
+        <w:t>mechanism</w:t>
+      </w:r>
+      <w:r>
+        <w:rPr>
+          <w:b w:val="0"/>
+        </w:rPr>
+        <w:t xml:space="preserve"> inspectable. Collect W4 before sharing solutions.</w:t>
       </w:r>
     </w:p>
     <w:p>
-      <w:r>
-        <w:t>Prepare the fresh retry separately and withhold its solution until after collection</w:t>
+      <w:pPr>
+        <w:spacing w:line="336" w:lineRule="auto" w:after="180"/>
+      </w:pPr>
+      <w:r>
+        <w:rPr>
+          <w:b w:val="0"/>
+        </w:rPr>
+        <w:t xml:space="preserve">Students should name intermediate </w:t>
+      </w:r>
+      <w:r>
+        <w:rPr>
+          <w:b/>
+        </w:rPr>
+        <w:t>evidence</w:t>
+      </w:r>
+      <w:r>
+        <w:rPr>
+          <w:b w:val="0"/>
+        </w:rPr>
+        <w:t xml:space="preserve"> and limitations; classroom pacing and learning effectiveness remain unvalidated.</w:t>
       </w:r>
     </w:p>
     <w:p>
@@ -322,58 +561,302 @@
         <w:pStyle w:val="Heading3"/>
       </w:pPr>
       <w:r>
-        <w:t>Prerequisite answer</w:t>
+        <w:t>Outcomes</w:t>
       </w:r>
     </w:p>
     <w:p>
-      <w:r>
-        <w:t>A result depends on the inputs, procedure and conditions that produced it. Preserve data roles and distinguish observed outcomes from predictions or unmeasured conditions. If the prior concept cannot be explained, use a short retrieval activity before this chapter.</w:t>
+      <w:pPr>
+        <w:spacing w:line="336" w:lineRule="auto" w:after="180"/>
+      </w:pPr>
+      <w:r>
+        <w:rPr>
+          <w:b w:val="0"/>
+        </w:rPr>
+        <w:t xml:space="preserve">Explain the </w:t>
+      </w:r>
+      <w:r>
+        <w:rPr>
+          <w:b/>
+        </w:rPr>
+        <w:t>mechanism</w:t>
+      </w:r>
+      <w:r>
+        <w:rPr>
+          <w:b w:val="0"/>
+        </w:rPr>
+        <w:t xml:space="preserve"> and terminology of caching and stale information</w:t>
       </w:r>
     </w:p>
     <w:p>
       <w:pPr>
-        <w:pStyle w:val="Heading3"/>
-      </w:pPr>
-      <w:r>
-        <w:t>End goal for the pictorial case</w:t>
+        <w:spacing w:line="336" w:lineRule="auto" w:after="180"/>
+      </w:pPr>
+      <w:r>
+        <w:rPr>
+          <w:b w:val="0"/>
+        </w:rPr>
+        <w:t>Apply the stated procedure to a new case with a traceable result</w:t>
       </w:r>
     </w:p>
     <w:p>
-      <w:r>
-        <w:t>Explain caching and stale information using the deciding step in this fictional service.</w:t>
+      <w:pPr>
+        <w:spacing w:line="336" w:lineRule="auto" w:after="180"/>
+      </w:pPr>
+      <w:r>
+        <w:rPr>
+          <w:b w:val="0"/>
+        </w:rPr>
+        <w:t>Identify an assumption or limitation and design a revealing follow-up</w:t>
       </w:r>
     </w:p>
     <w:p>
-      <w:r>
-        <w:t>This added worked case illustrates the week’s main idea. Retain all original and connected topics; schedule its practice within the teaching cycle.</w:t>
+      <w:pPr>
+        <w:pStyle w:val="Heading3"/>
+      </w:pPr>
+      <w:r>
+        <w:t>Preparation</w:t>
       </w:r>
     </w:p>
     <w:p>
       <w:pPr>
-        <w:pStyle w:val="Heading1"/>
-      </w:pPr>
-      <w:r>
-        <w:t>02. Explain and model the mechanism</w:t>
+        <w:spacing w:line="336" w:lineRule="auto" w:after="180"/>
+      </w:pPr>
+      <w:r>
+        <w:rPr>
+          <w:b w:val="0"/>
+        </w:rPr>
+        <w:t>Lesson and workbook; paper and pencil</w:t>
       </w:r>
     </w:p>
     <w:p>
-      <w:r>
-        <w:t>Caching reuses results but needs freshness and access-aware keys. A cached answer must not cross role or corpus-version boundaries.</w:t>
+      <w:pPr>
+        <w:spacing w:line="336" w:lineRule="auto" w:after="180"/>
+      </w:pPr>
+      <w:r>
+        <w:rPr>
+          <w:b w:val="0"/>
+        </w:rPr>
+        <w:t>Calculator and optional local Python 3 for arithmetic; no live API or private data</w:t>
       </w:r>
     </w:p>
     <w:p>
-      <w:r>
-        <w:t>Begin by writing the question the procedure is intended to answer. Identify the information already supplied, the information it will produce and the information still missing. These are constructed classroom examples; they do not require live accounts, private records or an external service. Do not treat a plausible explanation as a measured outcome.</w:t>
+      <w:pPr>
+        <w:spacing w:line="336" w:lineRule="auto" w:after="180"/>
+      </w:pPr>
+      <w:r>
+        <w:rPr>
+          <w:b w:val="0"/>
+        </w:rPr>
+        <w:t>Prepare the fresh retry separately and withhold its solution until after collection</w:t>
       </w:r>
     </w:p>
     <w:p>
-      <w:r>
-        <w:t>Cache key includes query, role, corpus version and procedure version. Entry valid only while age&lt;TTL. At exact TTL it expires. Teacher and student results never share a role-agnostic key.</w:t>
+      <w:pPr>
+        <w:pStyle w:val="Heading3"/>
+      </w:pPr>
+      <w:r>
+        <w:t>Prerequisite answer</w:t>
       </w:r>
     </w:p>
     <w:p>
-      <w:r>
-        <w:t>Before applying the procedure, write its units, denominator or decision boundary where relevant. A partner should be able to repeat each step using the same inputs. If a required input is absent or violates the stated contract, record that condition explicitly instead of quietly replacing it with a convenient value.</w:t>
+      <w:pPr>
+        <w:spacing w:line="336" w:lineRule="auto" w:after="180"/>
+      </w:pPr>
+      <w:r>
+        <w:rPr>
+          <w:b w:val="0"/>
+        </w:rPr>
+        <w:t xml:space="preserve">A result depends on the </w:t>
+      </w:r>
+      <w:r>
+        <w:rPr>
+          <w:b/>
+        </w:rPr>
+        <w:t>input</w:t>
+      </w:r>
+      <w:r>
+        <w:rPr>
+          <w:b w:val="0"/>
+        </w:rPr>
+        <w:t xml:space="preserve">s, procedure and conditions that produced it. Preserve data roles and distinguish observed outcomes from </w:t>
+      </w:r>
+      <w:r>
+        <w:rPr>
+          <w:b/>
+        </w:rPr>
+        <w:t>prediction</w:t>
+      </w:r>
+      <w:r>
+        <w:rPr>
+          <w:b w:val="0"/>
+        </w:rPr>
+        <w:t>s or unmeasured conditions.</w:t>
+      </w:r>
+    </w:p>
+    <w:p>
+      <w:pPr>
+        <w:spacing w:line="336" w:lineRule="auto" w:after="180"/>
+      </w:pPr>
+      <w:r>
+        <w:rPr>
+          <w:b w:val="0"/>
+        </w:rPr>
+        <w:t>If the prior concept cannot be explained, use a short retrieval activity before this chapter.</w:t>
+      </w:r>
+    </w:p>
+    <w:p>
+      <w:pPr>
+        <w:pStyle w:val="Heading3"/>
+      </w:pPr>
+      <w:r>
+        <w:t>End goal for the pictorial case</w:t>
+      </w:r>
+    </w:p>
+    <w:p>
+      <w:pPr>
+        <w:spacing w:line="336" w:lineRule="auto" w:after="180"/>
+      </w:pPr>
+      <w:r>
+        <w:rPr>
+          <w:b w:val="0"/>
+        </w:rPr>
+        <w:t>Explain caching and stale information using the deciding step in this fictional service.</w:t>
+      </w:r>
+    </w:p>
+    <w:p>
+      <w:pPr>
+        <w:spacing w:line="336" w:lineRule="auto" w:after="180"/>
+      </w:pPr>
+      <w:r>
+        <w:rPr>
+          <w:b w:val="0"/>
+        </w:rPr>
+        <w:t>This added worked case illustrates the week’s main idea. Retain all original and connected topics; schedule its practice within the teaching cycle.</w:t>
+      </w:r>
+    </w:p>
+    <w:p>
+      <w:pPr>
+        <w:pStyle w:val="Heading1"/>
+      </w:pPr>
+      <w:r>
+        <w:t>02. Explain and model the mechanism</w:t>
+      </w:r>
+    </w:p>
+    <w:p>
+      <w:r>
+        <w:t>Model Caching and stale information using the supplied case, labelled mechanism and reasoning. Make the scope of each conclusion explicit.</w:t>
+      </w:r>
+    </w:p>
+    <w:p>
+      <w:pPr>
+        <w:spacing w:line="336" w:lineRule="auto" w:after="180"/>
+      </w:pPr>
+      <w:r>
+        <w:rPr>
+          <w:b w:val="0"/>
+        </w:rPr>
+        <w:t>Caching reuses results but needs freshness and access-aware keys. A cached answer must not cross role or corpus-version boundaries.</w:t>
+      </w:r>
+    </w:p>
+    <w:p>
+      <w:pPr>
+        <w:pStyle w:val="Heading3"/>
+      </w:pPr>
+      <w:r>
+        <w:t>Explain Caching and stale information · 1</w:t>
+      </w:r>
+    </w:p>
+    <w:p>
+      <w:pPr>
+        <w:spacing w:line="336" w:lineRule="auto" w:after="180"/>
+      </w:pPr>
+      <w:r>
+        <w:rPr>
+          <w:b w:val="0"/>
+        </w:rPr>
+        <w:t>Begin by writing the question the procedure is intended to answer. Identify the information already supplied, the information it will produce and the information still missing.</w:t>
+      </w:r>
+    </w:p>
+    <w:p>
+      <w:pPr>
+        <w:spacing w:line="336" w:lineRule="auto" w:after="180"/>
+      </w:pPr>
+      <w:r>
+        <w:rPr>
+          <w:b w:val="0"/>
+        </w:rPr>
+        <w:t>These are constructed classroom examples; they do not require live accounts, private records or an external service. Do not treat a plausible explanation as a measured outcome.</w:t>
+      </w:r>
+    </w:p>
+    <w:p>
+      <w:pPr>
+        <w:spacing w:line="336" w:lineRule="auto" w:after="180"/>
+      </w:pPr>
+      <w:r>
+        <w:rPr>
+          <w:b/>
+        </w:rPr>
+        <w:t>Cache key</w:t>
+      </w:r>
+      <w:r>
+        <w:rPr>
+          <w:b w:val="0"/>
+        </w:rPr>
+        <w:t xml:space="preserve"> includes query, role, corpus version and procedure version. Entry valid only while age&lt;TTL. At exact TTL it expires. Teacher and student results never share a role-agnostic key.</w:t>
+      </w:r>
+    </w:p>
+    <w:p>
+      <w:pPr>
+        <w:pStyle w:val="Heading3"/>
+      </w:pPr>
+      <w:r>
+        <w:t>Explain Caching and stale information · 2</w:t>
+      </w:r>
+    </w:p>
+    <w:p>
+      <w:pPr>
+        <w:spacing w:line="336" w:lineRule="auto" w:after="180"/>
+      </w:pPr>
+      <w:r>
+        <w:rPr>
+          <w:b w:val="0"/>
+        </w:rPr>
+        <w:t xml:space="preserve">Before applying the procedure, write its units, denominator or decision boundary where relevant. A partner should be able to repeat each step using the same </w:t>
+      </w:r>
+      <w:r>
+        <w:rPr>
+          <w:b/>
+        </w:rPr>
+        <w:t>input</w:t>
+      </w:r>
+      <w:r>
+        <w:rPr>
+          <w:b w:val="0"/>
+        </w:rPr>
+        <w:t>s.</w:t>
+      </w:r>
+    </w:p>
+    <w:p>
+      <w:pPr>
+        <w:spacing w:line="336" w:lineRule="auto" w:after="180"/>
+      </w:pPr>
+      <w:r>
+        <w:rPr>
+          <w:b w:val="0"/>
+        </w:rPr>
+        <w:t xml:space="preserve">If a required </w:t>
+      </w:r>
+      <w:r>
+        <w:rPr>
+          <w:b/>
+        </w:rPr>
+        <w:t>input</w:t>
+      </w:r>
+      <w:r>
+        <w:rPr>
+          <w:b w:val="0"/>
+        </w:rPr>
+        <w:t xml:space="preserve"> is absent or violates the stated contract, record that condition explicitly instead of quietly replacing it with a convenient value.</w:t>
       </w:r>
     </w:p>
     <w:tbl>
@@ -571,41 +1054,252 @@
       </w:r>
     </w:p>
     <w:p>
-      <w:r>
-        <w:t>Guided: Role omission creates an access leak. Include role and enforce current permission before returning any cached content. Qualification: A cached result retains the limitations of its original evidence and can become stale independently of TTL. Exit: accept a concrete variation with its predicted outcome and a stated condition that would challenge the mechanism; reject a claim resting on unmeasured evidence.</w:t>
+      <w:pPr>
+        <w:pStyle w:val="Heading3"/>
+      </w:pPr>
+      <w:r>
+        <w:t>Explain Caching and stale information · 3</w:t>
       </w:r>
     </w:p>
     <w:p>
       <w:pPr>
-        <w:pStyle w:val="Heading3"/>
-      </w:pPr>
-      <w:r>
-        <w:t>Model the reasoning aloud</w:t>
+        <w:spacing w:line="336" w:lineRule="auto" w:after="180"/>
+      </w:pPr>
+      <w:r>
+        <w:rPr>
+          <w:b w:val="0"/>
+        </w:rPr>
+        <w:t>Guided: Role omission creates an access leak. Include role and enforce current permission before returning any cached content.</w:t>
       </w:r>
     </w:p>
     <w:p>
-      <w:r>
-        <w:t>Use the complete worked example below before asking learners to complete W2. Reveal a small part, invite a prediction, then explain the deciding step. These teacher notes contain solutions; do not reveal the independent case answer during modelling.</w:t>
+      <w:pPr>
+        <w:spacing w:line="336" w:lineRule="auto" w:after="180"/>
+      </w:pPr>
+      <w:r>
+        <w:rPr>
+          <w:b w:val="0"/>
+        </w:rPr>
+        <w:t xml:space="preserve">Qualification: A cached result retains the limitations of its original </w:t>
+      </w:r>
+      <w:r>
+        <w:rPr>
+          <w:b/>
+        </w:rPr>
+        <w:t>evidence</w:t>
+      </w:r>
+      <w:r>
+        <w:rPr>
+          <w:b w:val="0"/>
+        </w:rPr>
+        <w:t xml:space="preserve"> and can become stale independently of TTL.</w:t>
       </w:r>
     </w:p>
     <w:p>
-      <w:r>
-        <w:t>Teacher response is cached by query only and returned to a student.</w:t>
+      <w:pPr>
+        <w:spacing w:line="336" w:lineRule="auto" w:after="180"/>
+      </w:pPr>
+      <w:r>
+        <w:rPr>
+          <w:b w:val="0"/>
+        </w:rPr>
+        <w:t xml:space="preserve">Exit: accept a concrete variation with its predicted outcome and a stated condition that would challenge the </w:t>
+      </w:r>
+      <w:r>
+        <w:rPr>
+          <w:b/>
+        </w:rPr>
+        <w:t>mechanism</w:t>
+      </w:r>
+      <w:r>
+        <w:rPr>
+          <w:b w:val="0"/>
+        </w:rPr>
+        <w:t xml:space="preserve">; reject a claim resting on unmeasured </w:t>
+      </w:r>
+      <w:r>
+        <w:rPr>
+          <w:b/>
+        </w:rPr>
+        <w:t>evidence</w:t>
+      </w:r>
+      <w:r>
+        <w:rPr>
+          <w:b w:val="0"/>
+        </w:rPr>
+        <w:t>.</w:t>
       </w:r>
     </w:p>
     <w:p>
-      <w:r>
-        <w:t>Role omission creates an access leak. Include role and enforce current permission before returning any cached content.</w:t>
+      <w:pPr>
+        <w:pStyle w:val="Heading3"/>
+      </w:pPr>
+      <w:r>
+        <w:t>Model the reasoning aloud</w:t>
       </w:r>
     </w:p>
     <w:p>
-      <w:r>
-        <w:t>Compare the intermediate evidence with the final statement. Explain why each number or decision follows from the stated inputs. The conclusion belongs to this scenario and procedure; changing the inputs, evaluation population or authority can change what it establishes. Retain the raw record so a later revision can be compared honestly.</w:t>
+      <w:pPr>
+        <w:spacing w:line="336" w:lineRule="auto" w:after="180"/>
+      </w:pPr>
+      <w:r>
+        <w:rPr>
+          <w:b w:val="0"/>
+        </w:rPr>
+        <w:t xml:space="preserve">Use the complete worked example below before asking learners to complete W2. Reveal a small part, invite a </w:t>
+      </w:r>
+      <w:r>
+        <w:rPr>
+          <w:b/>
+        </w:rPr>
+        <w:t>prediction</w:t>
+      </w:r>
+      <w:r>
+        <w:rPr>
+          <w:b w:val="0"/>
+        </w:rPr>
+        <w:t>, then explain the deciding step.</w:t>
       </w:r>
     </w:p>
     <w:p>
-      <w:r>
-        <w:t>Optional local lab: predict the printed result before running this standalone Python 3 example. Change one relevant boundary input, record the outcome and state the contract or statistical assumptions. The program uses fictional values and the Python standard library; it performs no external operations.</w:t>
+      <w:pPr>
+        <w:spacing w:line="336" w:lineRule="auto" w:after="180"/>
+      </w:pPr>
+      <w:r>
+        <w:rPr>
+          <w:b w:val="0"/>
+        </w:rPr>
+        <w:t>These teacher notes contain solutions; do not reveal the independent case answer during modelling.</w:t>
+      </w:r>
+    </w:p>
+    <w:p>
+      <w:pPr>
+        <w:spacing w:line="336" w:lineRule="auto" w:after="180"/>
+      </w:pPr>
+      <w:r>
+        <w:rPr>
+          <w:b w:val="0"/>
+        </w:rPr>
+        <w:t>Teacher response is cached by query only and returned to a student.</w:t>
+      </w:r>
+    </w:p>
+    <w:p>
+      <w:pPr>
+        <w:spacing w:line="336" w:lineRule="auto" w:after="180"/>
+      </w:pPr>
+      <w:r>
+        <w:rPr>
+          <w:b w:val="0"/>
+        </w:rPr>
+        <w:t>Role omission creates an access leak. Include role and enforce current permission before returning any cached content.</w:t>
+      </w:r>
+    </w:p>
+    <w:p>
+      <w:pPr>
+        <w:pStyle w:val="Heading3"/>
+      </w:pPr>
+      <w:r>
+        <w:t>Model the reasoning aloud · 4</w:t>
+      </w:r>
+    </w:p>
+    <w:p>
+      <w:pPr>
+        <w:spacing w:line="336" w:lineRule="auto" w:after="180"/>
+      </w:pPr>
+      <w:r>
+        <w:rPr>
+          <w:b w:val="0"/>
+        </w:rPr>
+        <w:t xml:space="preserve">Compare the intermediate </w:t>
+      </w:r>
+      <w:r>
+        <w:rPr>
+          <w:b/>
+        </w:rPr>
+        <w:t>evidence</w:t>
+      </w:r>
+      <w:r>
+        <w:rPr>
+          <w:b w:val="0"/>
+        </w:rPr>
+        <w:t xml:space="preserve"> with the final statement. Explain why each number or decision follows from the stated </w:t>
+      </w:r>
+      <w:r>
+        <w:rPr>
+          <w:b/>
+        </w:rPr>
+        <w:t>input</w:t>
+      </w:r>
+      <w:r>
+        <w:rPr>
+          <w:b w:val="0"/>
+        </w:rPr>
+        <w:t>s.</w:t>
+      </w:r>
+    </w:p>
+    <w:p>
+      <w:pPr>
+        <w:spacing w:line="336" w:lineRule="auto" w:after="180"/>
+      </w:pPr>
+      <w:r>
+        <w:rPr>
+          <w:b w:val="0"/>
+        </w:rPr>
+        <w:t xml:space="preserve">The conclusion belongs to this scenario and procedure; changing the </w:t>
+      </w:r>
+      <w:r>
+        <w:rPr>
+          <w:b/>
+        </w:rPr>
+        <w:t>input</w:t>
+      </w:r>
+      <w:r>
+        <w:rPr>
+          <w:b w:val="0"/>
+        </w:rPr>
+        <w:t>s, evaluation population or authority can change what it establishes. Retain the raw record so a later revision can be compared honestly.</w:t>
+      </w:r>
+    </w:p>
+    <w:p>
+      <w:pPr>
+        <w:pStyle w:val="Heading3"/>
+      </w:pPr>
+      <w:r>
+        <w:t>Model the reasoning aloud · 5</w:t>
+      </w:r>
+    </w:p>
+    <w:p>
+      <w:pPr>
+        <w:spacing w:line="336" w:lineRule="auto" w:after="180"/>
+      </w:pPr>
+      <w:r>
+        <w:rPr>
+          <w:b w:val="0"/>
+        </w:rPr>
+        <w:t xml:space="preserve">Optional local lab: predict the printed result before running this standalone Python 3 example. Change one relevant boundary </w:t>
+      </w:r>
+      <w:r>
+        <w:rPr>
+          <w:b/>
+        </w:rPr>
+        <w:t>input</w:t>
+      </w:r>
+      <w:r>
+        <w:rPr>
+          <w:b w:val="0"/>
+        </w:rPr>
+        <w:t>, record the outcome and state the contract or statistical assumptions.</w:t>
+      </w:r>
+    </w:p>
+    <w:p>
+      <w:pPr>
+        <w:spacing w:line="336" w:lineRule="auto" w:after="180"/>
+      </w:pPr>
+      <w:r>
+        <w:rPr>
+          <w:b w:val="0"/>
+        </w:rPr>
+        <w:t>The program uses fictional values and the Python standard library; it performs no external operations.</w:t>
       </w:r>
     </w:p>
     <w:p>
@@ -730,7 +1424,13 @@
       </w:tr>
     </w:tbl>
     <w:p>
-      <w:r>
+      <w:pPr>
+        <w:spacing w:line="336" w:lineRule="auto" w:after="180"/>
+      </w:pPr>
+      <w:r>
+        <w:rPr>
+          <w:b w:val="0"/>
+        </w:rPr>
         <w:t>Use the diagram and verbal explanation together. Ask learners to match a sentence to a specific visual step; do not assign learners fixed visual or auditory learning styles.</w:t>
       </w:r>
     </w:p>
@@ -743,7 +1443,13 @@
       </w:r>
     </w:p>
     <w:p>
-      <w:r>
+      <w:pPr>
+        <w:spacing w:line="336" w:lineRule="auto" w:after="180"/>
+      </w:pPr>
+      <w:r>
+        <w:rPr>
+          <w:b w:val="0"/>
+        </w:rPr>
         <w:t>Cache by source version. A service has an opening-time answer cached from version 4, but version 5 is now approved.</w:t>
       </w:r>
     </w:p>
@@ -756,8 +1462,35 @@
       </w:r>
     </w:p>
     <w:p>
-      <w:r>
-        <w:t>Version 4 says 09:00; version 5 says 09:30. Cache key contains room and source version.</w:t>
+      <w:pPr>
+        <w:pStyle w:val="Heading3"/>
+      </w:pPr>
+      <w:r>
+        <w:t>Supplied facts</w:t>
+      </w:r>
+    </w:p>
+    <w:p>
+      <w:pPr>
+        <w:spacing w:line="336" w:lineRule="auto" w:after="180"/>
+        <w:shd w:fill="F1F6FC"/>
+      </w:pPr>
+      <w:r>
+        <w:rPr>
+          <w:b w:val="0"/>
+        </w:rPr>
+        <w:t xml:space="preserve">Version 4 says 09:00; version 5 says 09:30. </w:t>
+      </w:r>
+      <w:r>
+        <w:rPr>
+          <w:b/>
+        </w:rPr>
+        <w:t>Cache key</w:t>
+      </w:r>
+      <w:r>
+        <w:rPr>
+          <w:b w:val="0"/>
+        </w:rPr>
+        <w:t xml:space="preserve"> contains room and source version.</w:t>
       </w:r>
     </w:p>
     <w:p>
@@ -920,21 +1653,31 @@
       </w:r>
     </w:p>
     <w:p>
-      <w:r>
-        <w:t>A cache saves repeated work but can retain obsolete facts. Version-aware keys distinguish answers grounded in different records.</w:t>
+      <w:pPr>
+        <w:pStyle w:val="Heading3"/>
+      </w:pPr>
+      <w:r>
+        <w:t>Why the result follows</w:t>
       </w:r>
     </w:p>
     <w:p>
       <w:pPr>
-        <w:pStyle w:val="Heading3"/>
-      </w:pPr>
-      <w:r>
-        <w:t>What this example does not establish</w:t>
+        <w:spacing w:line="336" w:lineRule="auto" w:after="180"/>
+        <w:shd w:fill="F1F6FC"/>
+      </w:pPr>
+      <w:r>
+        <w:rPr>
+          <w:b w:val="0"/>
+        </w:rPr>
+        <w:t>A cache saves repeated work but can retain obsolete facts. Version-aware keys distinguish answers grounded in different records.</w:t>
       </w:r>
     </w:p>
     <w:p>
-      <w:r>
-        <w:t>Version keys cannot detect silent unversioned edits; the source publication process must update versions reliably.</w:t>
+      <w:pPr>
+        <w:pStyle w:val="Heading3"/>
+      </w:pPr>
+      <w:r>
+        <w:t>What this example does not establish</w:t>
       </w:r>
     </w:p>
     <w:p>
@@ -942,43 +1685,180 @@
         <w:pStyle w:val="Heading3"/>
       </w:pPr>
       <w:r>
-        <w:t>Change one thing in the pictured case</w:t>
+        <w:t>Keep the stated limit</w:t>
       </w:r>
     </w:p>
     <w:p>
-      <w:r>
-        <w:t>Change: The next request still uses approved version 5.</w:t>
+      <w:pPr>
+        <w:spacing w:line="336" w:lineRule="auto" w:after="180"/>
+        <w:shd w:fill="FFF5E6"/>
+      </w:pPr>
+      <w:r>
+        <w:rPr>
+          <w:b w:val="0"/>
+        </w:rPr>
+        <w:t xml:space="preserve">Version keys cannot detect silent unversioned edits; the source publication </w:t>
+      </w:r>
+      <w:r>
+        <w:rPr>
+          <w:b/>
+        </w:rPr>
+        <w:t>process</w:t>
+      </w:r>
+      <w:r>
+        <w:rPr>
+          <w:b w:val="0"/>
+        </w:rPr>
+        <w:t xml:space="preserve"> must update versions reliably.</w:t>
       </w:r>
     </w:p>
     <w:p>
-      <w:r>
-        <w:t>Prediction: The matching version-5 entry can supply 09:30 under the freshness policy.</w:t>
+      <w:pPr>
+        <w:pStyle w:val="Heading3"/>
+      </w:pPr>
+      <w:r>
+        <w:t>Change one thing in the pictured case</w:t>
       </w:r>
     </w:p>
     <w:p>
-      <w:r>
-        <w:t>Reason: Request and cached source version now agree.</w:t>
+      <w:pPr>
+        <w:pStyle w:val="Heading3"/>
+      </w:pPr>
+      <w:r>
+        <w:t>Change one thing</w:t>
       </w:r>
     </w:p>
     <w:p>
       <w:pPr>
-        <w:pStyle w:val="Heading3"/>
-      </w:pPr>
-      <w:r>
-        <w:t>Ask while showing the picture</w:t>
+        <w:spacing w:line="336" w:lineRule="auto" w:after="180"/>
+        <w:shd w:fill="F5F1FB"/>
+      </w:pPr>
+      <w:r>
+        <w:rPr>
+          <w:b w:val="0"/>
+        </w:rPr>
+        <w:t>Change: The next request still uses approved version 5.</w:t>
       </w:r>
     </w:p>
     <w:p>
-      <w:r>
-        <w:t>Cover the result. Ask learners to name the inputs and predict the next step. Uncover one step, connect the icon to the actual procedure, and explain its evidence. Then change the supplied condition and compare. The picture is a representation; it does not document execution of a real AI model.</w:t>
+      <w:pPr>
+        <w:pStyle w:val="Heading3"/>
+      </w:pPr>
+      <w:r>
+        <w:t>Predicted result</w:t>
       </w:r>
     </w:p>
     <w:p>
       <w:pPr>
+        <w:spacing w:line="336" w:lineRule="auto" w:after="180"/>
+        <w:shd w:fill="F1F6FC"/>
+      </w:pPr>
+      <w:r>
+        <w:rPr>
+          <w:b/>
+        </w:rPr>
+        <w:t>Prediction</w:t>
+      </w:r>
+      <w:r>
+        <w:rPr>
+          <w:b w:val="0"/>
+        </w:rPr>
+        <w:t>: The matching version-5 entry can supply 09:30 under the freshness policy.</w:t>
+      </w:r>
+    </w:p>
+    <w:p>
+      <w:pPr>
+        <w:pStyle w:val="Heading3"/>
+      </w:pPr>
+      <w:r>
+        <w:t>Why the result follows</w:t>
+      </w:r>
+    </w:p>
+    <w:p>
+      <w:pPr>
+        <w:spacing w:line="336" w:lineRule="auto" w:after="180"/>
+        <w:shd w:fill="F1F6FC"/>
+      </w:pPr>
+      <w:r>
+        <w:rPr>
+          <w:b w:val="0"/>
+        </w:rPr>
+        <w:t>Reason: Request and cached source version now agree.</w:t>
+      </w:r>
+    </w:p>
+    <w:p>
+      <w:pPr>
+        <w:pStyle w:val="Heading3"/>
+      </w:pPr>
+      <w:r>
+        <w:t>Ask while showing the picture</w:t>
+      </w:r>
+    </w:p>
+    <w:p>
+      <w:pPr>
+        <w:pStyle w:val="Heading3"/>
+      </w:pPr>
+      <w:r>
+        <w:t>Ask while showing the picture · 6</w:t>
+      </w:r>
+    </w:p>
+    <w:p>
+      <w:pPr>
+        <w:spacing w:line="336" w:lineRule="auto" w:after="180"/>
+      </w:pPr>
+      <w:r>
+        <w:rPr>
+          <w:b w:val="0"/>
+        </w:rPr>
+        <w:t xml:space="preserve">Cover the result. Ask learners to name the </w:t>
+      </w:r>
+      <w:r>
+        <w:rPr>
+          <w:b/>
+        </w:rPr>
+        <w:t>input</w:t>
+      </w:r>
+      <w:r>
+        <w:rPr>
+          <w:b w:val="0"/>
+        </w:rPr>
+        <w:t xml:space="preserve">s and predict the next step. Uncover one step, connect the icon to the actual procedure, and explain its </w:t>
+      </w:r>
+      <w:r>
+        <w:rPr>
+          <w:b/>
+        </w:rPr>
+        <w:t>evidence</w:t>
+      </w:r>
+      <w:r>
+        <w:rPr>
+          <w:b w:val="0"/>
+        </w:rPr>
+        <w:t>. Then change the supplied condition and compare.</w:t>
+      </w:r>
+    </w:p>
+    <w:p>
+      <w:pPr>
+        <w:spacing w:line="336" w:lineRule="auto" w:after="180"/>
+      </w:pPr>
+      <w:r>
+        <w:rPr>
+          <w:b w:val="0"/>
+        </w:rPr>
+        <w:t>The picture is a representation; it does not document execution of a real AI model.</w:t>
+      </w:r>
+    </w:p>
+    <w:p>
+      <w:pPr>
         <w:pStyle w:val="Heading1"/>
       </w:pPr>
       <w:r>
         <w:t>03. Demonstrate and guide practice</w:t>
+      </w:r>
+    </w:p>
+    <w:p>
+      <w:r>
+        <w:t>Demonstrate Caching and stale information, reduce support deliberately and check individual reasoning before discussing answers.</w:t>
       </w:r>
     </w:p>
     <w:tbl>
@@ -1194,36 +2074,100 @@
       </w:tr>
     </w:tbl>
     <w:p>
-      <w:r>
-        <w:t>Use the worked example in Sections 3 and 6. Collect a prediction before revealing its result; ask the learner to point to each intermediate fact.</w:t>
+      <w:pPr>
+        <w:spacing w:line="336" w:lineRule="auto" w:after="180"/>
+      </w:pPr>
+      <w:r>
+        <w:rPr>
+          <w:b w:val="0"/>
+        </w:rPr>
+        <w:t xml:space="preserve">Use the worked example in Sections 3 and 6. Collect a </w:t>
+      </w:r>
+      <w:r>
+        <w:rPr>
+          <w:b/>
+        </w:rPr>
+        <w:t>prediction</w:t>
+      </w:r>
+      <w:r>
+        <w:rPr>
+          <w:b w:val="0"/>
+        </w:rPr>
+        <w:t xml:space="preserve"> before revealing its result; ask the learner to point to each intermediate fact.</w:t>
       </w:r>
     </w:p>
     <w:p>
-      <w:r>
-        <w:t>Provide an input/procedure/result/limit frame and a calculator when needed. Ask students to identify the first step before completing the whole trace. Extension: compare two concrete variants of this mechanism while holding unrelated conditions fixed; report both successful and unsuccessful outcomes.</w:t>
+      <w:pPr>
+        <w:spacing w:line="336" w:lineRule="auto" w:after="180"/>
+      </w:pPr>
+      <w:r>
+        <w:rPr>
+          <w:b w:val="0"/>
+        </w:rPr>
+        <w:t xml:space="preserve">Provide an </w:t>
+      </w:r>
+      <w:r>
+        <w:rPr>
+          <w:b/>
+        </w:rPr>
+        <w:t>input</w:t>
+      </w:r>
+      <w:r>
+        <w:rPr>
+          <w:b w:val="0"/>
+        </w:rPr>
+        <w:t>/procedure/result/limit frame and a calculator when needed. Ask students to identify the first step before completing the whole trace.</w:t>
       </w:r>
     </w:p>
     <w:p>
       <w:pPr>
-        <w:pStyle w:val="Heading3"/>
-      </w:pPr>
-      <w:r>
-        <w:t>Reduce help deliberately</w:t>
+        <w:spacing w:line="336" w:lineRule="auto" w:after="180"/>
+      </w:pPr>
+      <w:r>
+        <w:rPr>
+          <w:b w:val="0"/>
+        </w:rPr>
+        <w:t xml:space="preserve">Extension: compare two concrete variants of this </w:t>
+      </w:r>
+      <w:r>
+        <w:rPr>
+          <w:b/>
+        </w:rPr>
+        <w:t>mechanism</w:t>
+      </w:r>
+      <w:r>
+        <w:rPr>
+          <w:b w:val="0"/>
+        </w:rPr>
+        <w:t xml:space="preserve"> while holding unrelated conditions fixed; report both successful and unsuccessful outcomes.</w:t>
       </w:r>
     </w:p>
     <w:p>
-      <w:r>
-        <w:t>Completion task: Teacher response is cached by query only and returned to a student. Show the intermediate steps and give the conclusion with its scope.</w:t>
+      <w:pPr>
+        <w:pStyle w:val="Heading3"/>
+      </w:pPr>
+      <w:r>
+        <w:t>Reduce help deliberately</w:t>
       </w:r>
     </w:p>
     <w:p>
-      <w:r>
-        <w:t>Teacher check: Teacher explanation: Role omission creates an access leak. Include role and enforce current permission before returning any cached content.</w:t>
+      <w:pPr>
+        <w:pStyle w:val="Heading3"/>
+      </w:pPr>
+      <w:r>
+        <w:t>Completion practice</w:t>
       </w:r>
     </w:p>
     <w:p>
-      <w:r>
-        <w:t>Start by identifying the given inputs together. Leave the intermediate steps blank. If needed, model one step, then withdraw that help on the next step. Move to a full trace only when the partial trace is understood. For partners, alternate explainer and checker; collect a response from every learner before discussion.</w:t>
+      <w:pPr>
+        <w:spacing w:line="336" w:lineRule="auto" w:after="180"/>
+        <w:shd w:fill="F5F1FB"/>
+      </w:pPr>
+      <w:r>
+        <w:rPr>
+          <w:b w:val="0"/>
+        </w:rPr>
+        <w:t>Completion task: Teacher response is cached by query only and returned to a student. Show the intermediate steps and give the conclusion with its scope.</w:t>
       </w:r>
     </w:p>
     <w:p>
@@ -1231,22 +2175,53 @@
         <w:pStyle w:val="Heading3"/>
       </w:pPr>
       <w:r>
-        <w:t>Individual reasoning check</w:t>
+        <w:t>Reasoning to listen for</w:t>
       </w:r>
     </w:p>
     <w:p>
-      <w:r>
-        <w:t>Use the worked case for Caching and stale information. Proposed explanation: “The worked result establishes every future case”. Decide whether this explanation is supported. Point to the step or supplied fact that decides; explain your repair if needed.</w:t>
+      <w:pPr>
+        <w:spacing w:line="336" w:lineRule="auto" w:after="180"/>
+        <w:shd w:fill="F1F6FC"/>
+      </w:pPr>
+      <w:r>
+        <w:rPr>
+          <w:b w:val="0"/>
+        </w:rPr>
+        <w:t>Teacher check: Teacher explanation: Role omission creates an access leak. Include role and enforce current permission before returning any cached content.</w:t>
       </w:r>
     </w:p>
     <w:p>
-      <w:r>
-        <w:t>Expected correction: A cached result retains the limitations of its original evidence and can become stale independently of TTL.</w:t>
+      <w:pPr>
+        <w:spacing w:line="336" w:lineRule="auto" w:after="180"/>
+      </w:pPr>
+      <w:r>
+        <w:rPr>
+          <w:b w:val="0"/>
+        </w:rPr>
+        <w:t xml:space="preserve">Start by identifying the given </w:t>
+      </w:r>
+      <w:r>
+        <w:rPr>
+          <w:b/>
+        </w:rPr>
+        <w:t>input</w:t>
+      </w:r>
+      <w:r>
+        <w:rPr>
+          <w:b w:val="0"/>
+        </w:rPr>
+        <w:t>s together. Leave the intermediate steps blank. If needed, model one step, then withdraw that help on the next step. Move to a full trace only when the partial trace is understood.</w:t>
       </w:r>
     </w:p>
     <w:p>
-      <w:r>
-        <w:t>Collect explanations, not only yes/no votes. If a misunderstanding is common, re-model the relevant step for the class. If it affects a few learners, give a short targeted group explanation while others solve a more demanding variation.</w:t>
+      <w:pPr>
+        <w:spacing w:line="336" w:lineRule="auto" w:after="180"/>
+      </w:pPr>
+      <w:r>
+        <w:rPr>
+          <w:b w:val="0"/>
+        </w:rPr>
+        <w:t>For partners, alternate explainer and checker; collect a response from every learner before discussion.</w:t>
       </w:r>
     </w:p>
     <w:p>
@@ -1254,63 +2229,308 @@
         <w:pStyle w:val="Heading3"/>
       </w:pPr>
       <w:r>
-        <w:t>Pictorial practice question</w:t>
+        <w:t>Individual reasoning check</w:t>
       </w:r>
     </w:p>
     <w:p>
-      <w:r>
-        <w:t>Identify the version mismatch in the cached 09:00 answer. What should the first version-5 request return, and what permits a later version-5 cache hit?</w:t>
+      <w:pPr>
+        <w:spacing w:line="336" w:lineRule="auto" w:after="180"/>
+      </w:pPr>
+      <w:r>
+        <w:rPr>
+          <w:b w:val="0"/>
+        </w:rPr>
+        <w:t>Use the worked case for Caching and stale information. Proposed explanation: “The worked result establishes every future case”. Decide whether this explanation is supported.</w:t>
       </w:r>
     </w:p>
     <w:p>
       <w:pPr>
-        <w:pStyle w:val="Heading3"/>
-      </w:pPr>
-      <w:r>
-        <w:t>Reasoned teacher answer</w:t>
+        <w:spacing w:line="336" w:lineRule="auto" w:after="180"/>
+      </w:pPr>
+      <w:r>
+        <w:rPr>
+          <w:b w:val="0"/>
+        </w:rPr>
+        <w:t>Point to the step or supplied fact that decides; explain your repair if needed.</w:t>
       </w:r>
     </w:p>
     <w:p>
-      <w:r>
-        <w:t>The current approved source version is 5. The 09:00 entry belongs to version 4. Retrieve and cache version 5’s 09:30 under its own key. Changed case: The matching version-5 entry can supply 09:30 under the freshness policy. Request and cached source version now agree.</w:t>
+      <w:pPr>
+        <w:pStyle w:val="Heading3"/>
+      </w:pPr>
+      <w:r>
+        <w:t>Expected repair</w:t>
       </w:r>
     </w:p>
     <w:p>
-      <w:r>
-        <w:t>Changed-case reasoning: The matching version-5 entry can supply 09:30 under the freshness policy. Request and cached source version now agree.</w:t>
+      <w:pPr>
+        <w:spacing w:line="336" w:lineRule="auto" w:after="180"/>
+        <w:shd w:fill="F1F6FC"/>
+      </w:pPr>
+      <w:r>
+        <w:rPr>
+          <w:b w:val="0"/>
+        </w:rPr>
+        <w:t xml:space="preserve">Expected correction: A cached result retains the limitations of its original </w:t>
+      </w:r>
+      <w:r>
+        <w:rPr>
+          <w:b/>
+        </w:rPr>
+        <w:t>evidence</w:t>
+      </w:r>
+      <w:r>
+        <w:rPr>
+          <w:b w:val="0"/>
+        </w:rPr>
+        <w:t xml:space="preserve"> and can become stale independently of TTL.</w:t>
       </w:r>
     </w:p>
     <w:p>
-      <w:r>
-        <w:t>Collect each learner’s explanation before discussion. Use the first missing connection between input, deciding step and result to choose support. This question is worked-case practice, not fresh mastery evidence.</w:t>
+      <w:pPr>
+        <w:spacing w:line="336" w:lineRule="auto" w:after="180"/>
+      </w:pPr>
+      <w:r>
+        <w:rPr>
+          <w:b w:val="0"/>
+        </w:rPr>
+        <w:t>Collect explanations, not only yes/no votes. If a misunderstanding is common, re-model the relevant step for the class.</w:t>
       </w:r>
     </w:p>
     <w:p>
       <w:pPr>
-        <w:pStyle w:val="Heading1"/>
-      </w:pPr>
-      <w:r>
-        <w:t>04. Run the investigation and diagnose misconceptions</w:t>
+        <w:spacing w:line="336" w:lineRule="auto" w:after="180"/>
+      </w:pPr>
+      <w:r>
+        <w:rPr>
+          <w:b w:val="0"/>
+        </w:rPr>
+        <w:t>If it affects a few learners, give a short targeted group explanation while others solve a more demanding variation.</w:t>
       </w:r>
     </w:p>
     <w:p>
-      <w:r>
-        <w:t>The worked result establishes every future case: A cached result retains the limitations of its original evidence and can become stale independently of TTL.</w:t>
+      <w:pPr>
+        <w:pStyle w:val="Heading3"/>
+      </w:pPr>
+      <w:r>
+        <w:t>Pictorial practice question</w:t>
       </w:r>
     </w:p>
     <w:p>
-      <w:r>
-        <w:t>A missing input may be replaced without recording the change: A replacement changes the evidence or contract. Record the change and its justification; do not silently turn unknown into a measured value.</w:t>
+      <w:pPr>
+        <w:spacing w:line="336" w:lineRule="auto" w:after="180"/>
+        <w:shd w:fill="F5F1FB"/>
+      </w:pPr>
+      <w:r>
+        <w:rPr>
+          <w:b w:val="0"/>
+        </w:rPr>
+        <w:t>Identify the version mismatch in the cached 09:00 answer. What should the first version-5 request return, and what permits a later version-5 cache hit?</w:t>
       </w:r>
     </w:p>
     <w:p>
-      <w:r>
-        <w:t>Repeating an assessed case is new independent evidence: A replay checks consistency. An example used for feedback or revision cannot later be described as untouched final evaluation.</w:t>
+      <w:pPr>
+        <w:pStyle w:val="Heading3"/>
+      </w:pPr>
+      <w:r>
+        <w:t>Reasoned teacher answer</w:t>
       </w:r>
     </w:p>
     <w:p>
-      <w:r>
-        <w:t>Use Section 9 for the evidence ledger. Add a boundary or missing-input case and record the expected response before checking. More successful repeats of one case do not establish wider coverage.</w:t>
+      <w:pPr>
+        <w:spacing w:line="336" w:lineRule="auto" w:after="180"/>
+      </w:pPr>
+      <w:r>
+        <w:rPr>
+          <w:b w:val="0"/>
+        </w:rPr>
+        <w:t>The current approved source version is 5. The 09:00 entry belongs to version 4. Retrieve and cache version 5’s 09:30 under its own key. Changed case: The matching version-5 entry can supply 09:30 under the freshness policy.</w:t>
+      </w:r>
+    </w:p>
+    <w:p>
+      <w:pPr>
+        <w:spacing w:line="336" w:lineRule="auto" w:after="180"/>
+      </w:pPr>
+      <w:r>
+        <w:rPr>
+          <w:b w:val="0"/>
+        </w:rPr>
+        <w:t>Request and cached source version now agree.</w:t>
+      </w:r>
+    </w:p>
+    <w:p>
+      <w:pPr>
+        <w:spacing w:line="336" w:lineRule="auto" w:after="180"/>
+      </w:pPr>
+      <w:r>
+        <w:rPr>
+          <w:b w:val="0"/>
+        </w:rPr>
+        <w:t>Changed-case reasoning: The matching version-5 entry can supply 09:30 under the freshness policy. Request and cached source version now agree.</w:t>
+      </w:r>
+    </w:p>
+    <w:p>
+      <w:pPr>
+        <w:spacing w:line="336" w:lineRule="auto" w:after="180"/>
+      </w:pPr>
+      <w:r>
+        <w:rPr>
+          <w:b w:val="0"/>
+        </w:rPr>
+        <w:t xml:space="preserve">Collect each learner’s explanation before discussion. Use the first missing connection between </w:t>
+      </w:r>
+      <w:r>
+        <w:rPr>
+          <w:b/>
+        </w:rPr>
+        <w:t>input</w:t>
+      </w:r>
+      <w:r>
+        <w:rPr>
+          <w:b w:val="0"/>
+        </w:rPr>
+        <w:t xml:space="preserve">, deciding step and result to choose support. This question is worked-case practice, not fresh mastery </w:t>
+      </w:r>
+      <w:r>
+        <w:rPr>
+          <w:b/>
+        </w:rPr>
+        <w:t>evidence</w:t>
+      </w:r>
+      <w:r>
+        <w:rPr>
+          <w:b w:val="0"/>
+        </w:rPr>
+        <w:t>.</w:t>
+      </w:r>
+    </w:p>
+    <w:p>
+      <w:pPr>
+        <w:pStyle w:val="Heading1"/>
+      </w:pPr>
+      <w:r>
+        <w:t>04. Run the investigation and diagnose misconceptions</w:t>
+      </w:r>
+    </w:p>
+    <w:p>
+      <w:r>
+        <w:t>Run the Caching and stale information investigation and use the first unsupported step to choose a teaching response.</w:t>
+      </w:r>
+    </w:p>
+    <w:p>
+      <w:pPr>
+        <w:spacing w:line="336" w:lineRule="auto" w:after="180"/>
+      </w:pPr>
+      <w:r>
+        <w:rPr>
+          <w:b w:val="0"/>
+        </w:rPr>
+        <w:t xml:space="preserve">The worked result establishes every future case: A cached result retains the limitations of its original </w:t>
+      </w:r>
+      <w:r>
+        <w:rPr>
+          <w:b/>
+        </w:rPr>
+        <w:t>evidence</w:t>
+      </w:r>
+      <w:r>
+        <w:rPr>
+          <w:b w:val="0"/>
+        </w:rPr>
+        <w:t xml:space="preserve"> and can become stale independently of TTL.</w:t>
+      </w:r>
+    </w:p>
+    <w:p>
+      <w:pPr>
+        <w:spacing w:line="336" w:lineRule="auto" w:after="180"/>
+      </w:pPr>
+      <w:r>
+        <w:rPr>
+          <w:b w:val="0"/>
+        </w:rPr>
+        <w:t xml:space="preserve">A missing </w:t>
+      </w:r>
+      <w:r>
+        <w:rPr>
+          <w:b/>
+        </w:rPr>
+        <w:t>input</w:t>
+      </w:r>
+      <w:r>
+        <w:rPr>
+          <w:b w:val="0"/>
+        </w:rPr>
+        <w:t xml:space="preserve"> may be replaced without recording the change: A replacement changes the </w:t>
+      </w:r>
+      <w:r>
+        <w:rPr>
+          <w:b/>
+        </w:rPr>
+        <w:t>evidence</w:t>
+      </w:r>
+      <w:r>
+        <w:rPr>
+          <w:b w:val="0"/>
+        </w:rPr>
+        <w:t xml:space="preserve"> or contract. Record the change and its justification; do not silently turn unknown into a measured value.</w:t>
+      </w:r>
+    </w:p>
+    <w:p>
+      <w:pPr>
+        <w:spacing w:line="336" w:lineRule="auto" w:after="180"/>
+      </w:pPr>
+      <w:r>
+        <w:rPr>
+          <w:b w:val="0"/>
+        </w:rPr>
+        <w:t xml:space="preserve">Repeating an assessed case is new independent </w:t>
+      </w:r>
+      <w:r>
+        <w:rPr>
+          <w:b/>
+        </w:rPr>
+        <w:t>evidence</w:t>
+      </w:r>
+      <w:r>
+        <w:rPr>
+          <w:b w:val="0"/>
+        </w:rPr>
+        <w:t>: A replay checks consistency. An example used for feedback or revision cannot later be described as untouched final evaluation.</w:t>
+      </w:r>
+    </w:p>
+    <w:p>
+      <w:pPr>
+        <w:spacing w:line="336" w:lineRule="auto" w:after="180"/>
+      </w:pPr>
+      <w:r>
+        <w:rPr>
+          <w:b w:val="0"/>
+        </w:rPr>
+        <w:t xml:space="preserve">Use Section 9 for the </w:t>
+      </w:r>
+      <w:r>
+        <w:rPr>
+          <w:b/>
+        </w:rPr>
+        <w:t>evidence</w:t>
+      </w:r>
+      <w:r>
+        <w:rPr>
+          <w:b w:val="0"/>
+        </w:rPr>
+        <w:t xml:space="preserve"> ledger. Add a boundary or missing-</w:t>
+      </w:r>
+      <w:r>
+        <w:rPr>
+          <w:b/>
+        </w:rPr>
+        <w:t>input</w:t>
+      </w:r>
+      <w:r>
+        <w:rPr>
+          <w:b w:val="0"/>
+        </w:rPr>
+        <w:t xml:space="preserve"> case and record the expected response before checking. More successful repeats of one case do not establish wider coverage.</w:t>
       </w:r>
     </w:p>
     <w:p>
@@ -1468,29 +2688,38 @@
       </w:tr>
     </w:tbl>
     <w:p>
-      <w:r>
-        <w:t>Offer an oral explanation, drawing, enlarged visual or fewer examples when that removes a reading/writing barrier. Keep the same reasoning goal. Stretch secure learners by changing a boundary or assumption and asking them to defend the effect, not simply by assigning more of the same questions.</w:t>
+      <w:pPr>
+        <w:spacing w:line="336" w:lineRule="auto" w:after="180"/>
+      </w:pPr>
+      <w:r>
+        <w:rPr>
+          <w:b w:val="0"/>
+        </w:rPr>
+        <w:t>Offer an oral explanation, drawing, enlarged visual or fewer examples when that removes a reading/writing barrier. Keep the same reasoning goal.</w:t>
       </w:r>
     </w:p>
     <w:p>
       <w:pPr>
-        <w:pStyle w:val="Heading1"/>
-      </w:pPr>
-      <w:r>
-        <w:t>05. Assess and explain the answers</w:t>
+        <w:spacing w:line="336" w:lineRule="auto" w:after="180"/>
+      </w:pPr>
+      <w:r>
+        <w:rPr>
+          <w:b w:val="0"/>
+        </w:rPr>
+        <w:t>Stretch secure learners by changing a boundary or assumption and asking them to defend the effect, not simply by assigning more of the same questions.</w:t>
       </w:r>
     </w:p>
     <w:p>
       <w:pPr>
-        <w:pStyle w:val="Heading3"/>
-      </w:pPr>
-      <w:r>
-        <w:t>Guided and exit questions</w:t>
+        <w:pStyle w:val="Heading1"/>
+      </w:pPr>
+      <w:r>
+        <w:t>05. Assess and explain the answers</w:t>
       </w:r>
     </w:p>
     <w:p>
       <w:r>
-        <w:t>Guided: Role omission creates an access leak. Include role and enforce current permission before returning any cached content. Qualification: A cached result retains the limitations of its original evidence and can become stale independently of TTL. Exit: accept a concrete variation with its predicted outcome and a stated condition that would challenge the mechanism; reject a claim resting on unmeasured evidence.</w:t>
+        <w:t>Use the Caching and stale information questions, teacher keys and criteria after the relevant attempts. Previously discussed cases are practice; protect the separately selected independent task.</w:t>
       </w:r>
     </w:p>
     <w:p>
@@ -1498,89 +2727,232 @@
         <w:pStyle w:val="Heading3"/>
       </w:pPr>
       <w:r>
-        <w:t>W1 Explain the mechanism</w:t>
+        <w:t>Guided and exit questions</w:t>
       </w:r>
     </w:p>
     <w:p>
-      <w:r>
-        <w:t>Explain the weekly mechanism in your own words. Use the worked scenario to name its input, decision rule and output.</w:t>
+      <w:pPr>
+        <w:spacing w:line="336" w:lineRule="auto" w:after="180"/>
+      </w:pPr>
+      <w:r>
+        <w:rPr>
+          <w:b w:val="0"/>
+        </w:rPr>
+        <w:t>Guided: Role omission creates an access leak. Include role and enforce current permission before returning any cached content.</w:t>
       </w:r>
     </w:p>
     <w:p>
-      <w:r>
-        <w:t>Teacher explanation: Caching reuses results but needs freshness and access-aware keys. A cached answer must not cross role or corpus-version boundaries. Cache key includes query, role, corpus version and procedure version. Entry valid only while age&lt;TTL. At exact TTL it expires. Teacher and student results never share a role-agnostic key.</w:t>
+      <w:pPr>
+        <w:spacing w:line="336" w:lineRule="auto" w:after="180"/>
+      </w:pPr>
+      <w:r>
+        <w:rPr>
+          <w:b w:val="0"/>
+        </w:rPr>
+        <w:t xml:space="preserve">Qualification: A cached result retains the limitations of its original </w:t>
+      </w:r>
+      <w:r>
+        <w:rPr>
+          <w:b/>
+        </w:rPr>
+        <w:t>evidence</w:t>
+      </w:r>
+      <w:r>
+        <w:rPr>
+          <w:b w:val="0"/>
+        </w:rPr>
+        <w:t xml:space="preserve"> and can become stale independently of TTL.</w:t>
       </w:r>
     </w:p>
     <w:p>
       <w:pPr>
-        <w:pStyle w:val="Heading3"/>
-      </w:pPr>
-      <w:r>
-        <w:t>W2 Trace the worked case</w:t>
+        <w:spacing w:line="336" w:lineRule="auto" w:after="180"/>
+      </w:pPr>
+      <w:r>
+        <w:rPr>
+          <w:b w:val="0"/>
+        </w:rPr>
+        <w:t xml:space="preserve">Exit: accept a concrete variation with its predicted outcome and a stated condition that would challenge the </w:t>
+      </w:r>
+      <w:r>
+        <w:rPr>
+          <w:b/>
+        </w:rPr>
+        <w:t>mechanism</w:t>
+      </w:r>
+      <w:r>
+        <w:rPr>
+          <w:b w:val="0"/>
+        </w:rPr>
+        <w:t xml:space="preserve">; reject a claim resting on unmeasured </w:t>
+      </w:r>
+      <w:r>
+        <w:rPr>
+          <w:b/>
+        </w:rPr>
+        <w:t>evidence</w:t>
+      </w:r>
+      <w:r>
+        <w:rPr>
+          <w:b w:val="0"/>
+        </w:rPr>
+        <w:t>.</w:t>
       </w:r>
     </w:p>
     <w:p>
-      <w:r>
-        <w:t>Teacher response is cached by query only and returned to a student. Show the intermediate steps and give the conclusion with its scope.</w:t>
+      <w:pPr>
+        <w:pStyle w:val="Heading3"/>
+      </w:pPr>
+      <w:r>
+        <w:t>W1 Explain the mechanism</w:t>
       </w:r>
     </w:p>
     <w:p>
-      <w:r>
-        <w:t>Teacher explanation: Role omission creates an access leak. Include role and enforce current permission before returning any cached content.</w:t>
+      <w:pPr>
+        <w:pStyle w:val="Heading3"/>
+      </w:pPr>
+      <w:r>
+        <w:t>Workbook question · W1</w:t>
       </w:r>
     </w:p>
     <w:p>
       <w:pPr>
-        <w:pStyle w:val="Heading3"/>
-      </w:pPr>
-      <w:r>
-        <w:t>W3 Audit the limit</w:t>
+        <w:spacing w:line="336" w:lineRule="auto" w:after="180"/>
+        <w:shd w:fill="F5F1FB"/>
+      </w:pPr>
+      <w:r>
+        <w:rPr>
+          <w:b w:val="0"/>
+        </w:rPr>
+        <w:t xml:space="preserve">Explain the weekly </w:t>
+      </w:r>
+      <w:r>
+        <w:rPr>
+          <w:b/>
+        </w:rPr>
+        <w:t>mechanism</w:t>
+      </w:r>
+      <w:r>
+        <w:rPr>
+          <w:b w:val="0"/>
+        </w:rPr>
+        <w:t xml:space="preserve"> in your own words. Use the worked scenario to name its </w:t>
+      </w:r>
+      <w:r>
+        <w:rPr>
+          <w:b/>
+        </w:rPr>
+        <w:t>input</w:t>
+      </w:r>
+      <w:r>
+        <w:rPr>
+          <w:b w:val="0"/>
+        </w:rPr>
+        <w:t xml:space="preserve">, decision rule and </w:t>
+      </w:r>
+      <w:r>
+        <w:rPr>
+          <w:b/>
+        </w:rPr>
+        <w:t>output</w:t>
+      </w:r>
+      <w:r>
+        <w:rPr>
+          <w:b w:val="0"/>
+        </w:rPr>
+        <w:t>.</w:t>
       </w:r>
     </w:p>
     <w:p>
-      <w:r>
-        <w:t>A report omits this qualification: A cached result retains the limitations of its original evidence and can become stale independently of TTL. Explain how omitting it could change a reader's interpretation, and write an accurate replacement.</w:t>
+      <w:pPr>
+        <w:pStyle w:val="Heading3"/>
+      </w:pPr>
+      <w:r>
+        <w:t>Teacher reasoning · W1</w:t>
       </w:r>
     </w:p>
     <w:p>
-      <w:r>
-        <w:t>Teacher explanation: A cached result retains the limitations of its original evidence and can become stale independently of TTL. State the observed result separately from the unverified or out-of-scope claim; preserve the original evidence rather than inventing a missing fact.</w:t>
+      <w:pPr>
+        <w:spacing w:line="336" w:lineRule="auto" w:after="180"/>
+        <w:shd w:fill="F1F6FC"/>
+      </w:pPr>
+      <w:r>
+        <w:rPr>
+          <w:b w:val="0"/>
+        </w:rPr>
+        <w:t xml:space="preserve">Teacher explanation: Caching reuses results but needs freshness and access-aware keys. A cached answer must not cross role or corpus-version boundaries. </w:t>
+      </w:r>
+      <w:r>
+        <w:rPr>
+          <w:b/>
+        </w:rPr>
+        <w:t>Cache key</w:t>
+      </w:r>
+      <w:r>
+        <w:rPr>
+          <w:b w:val="0"/>
+        </w:rPr>
+        <w:t xml:space="preserve"> includes query, role, corpus version and procedure version.</w:t>
       </w:r>
     </w:p>
     <w:p>
       <w:pPr>
-        <w:pStyle w:val="Heading3"/>
-      </w:pPr>
-      <w:r>
-        <w:t>W4 Apply a new case independently</w:t>
+        <w:spacing w:line="336" w:lineRule="auto" w:after="180"/>
+        <w:shd w:fill="F1F6FC"/>
+      </w:pPr>
+      <w:r>
+        <w:rPr>
+          <w:b w:val="0"/>
+        </w:rPr>
+        <w:t>Entry valid only while age&lt;TTL. At exact TTL it expires. Teacher and student results never share a role-agnostic key.</w:t>
       </w:r>
     </w:p>
     <w:p>
-      <w:r>
-        <w:t>TTL10 minutes; ages9, 10, 11. Corpus version changes at age9. Decide validity.</w:t>
+      <w:pPr>
+        <w:pStyle w:val="Heading3"/>
+      </w:pPr>
+      <w:r>
+        <w:t>W2 Trace the worked case</w:t>
       </w:r>
     </w:p>
     <w:p>
-      <w:r>
-        <w:t>Teacher explanation: Age9 would fit time but version change invalidates it. Ages10 and11 expire. Both freshness and version conditions must hold.</w:t>
+      <w:pPr>
+        <w:pStyle w:val="Heading3"/>
+      </w:pPr>
+      <w:r>
+        <w:t>Workbook question · W2</w:t>
       </w:r>
     </w:p>
     <w:p>
       <w:pPr>
-        <w:pStyle w:val="Heading3"/>
-      </w:pPr>
-      <w:r>
-        <w:t>W5 Design a revealing follow-up</w:t>
+        <w:spacing w:line="336" w:lineRule="auto" w:after="180"/>
+        <w:shd w:fill="F5F1FB"/>
+      </w:pPr>
+      <w:r>
+        <w:rPr>
+          <w:b w:val="0"/>
+        </w:rPr>
+        <w:t>Teacher response is cached by query only and returned to a student. Show the intermediate steps and give the conclusion with its scope.</w:t>
       </w:r>
     </w:p>
     <w:p>
-      <w:r>
-        <w:t>For the worked scenario, propose one additional case that could reveal a failure, describe its expected outcome before running it, and explain what would need to remain fixed for a fair comparison. Do not reuse W4 as a new final test after receiving feedback.</w:t>
+      <w:pPr>
+        <w:pStyle w:val="Heading3"/>
+      </w:pPr>
+      <w:r>
+        <w:t>Teacher reasoning · W2</w:t>
       </w:r>
     </w:p>
     <w:p>
-      <w:r>
-        <w:t>Teacher explanation: Accept a concrete variant of the worked input or a missing/conflicting/boundary condition, with an expectation derived from the declared procedure. Require preserved settings, original outputs and data roles. A cached result retains the limitations of its original evidence and can become stale independently of TTL. The new case should test this particular mechanism rather than merely restate the original result.</w:t>
+      <w:pPr>
+        <w:spacing w:line="336" w:lineRule="auto" w:after="180"/>
+        <w:shd w:fill="F1F6FC"/>
+      </w:pPr>
+      <w:r>
+        <w:rPr>
+          <w:b w:val="0"/>
+        </w:rPr>
+        <w:t>Teacher explanation: Role omission creates an access leak. Include role and enforce current permission before returning any cached content.</w:t>
       </w:r>
     </w:p>
     <w:p>
@@ -1588,25 +2960,51 @@
         <w:pStyle w:val="Heading3"/>
       </w:pPr>
       <w:r>
-        <w:t>Independent assessment and fresh retry</w:t>
+        <w:t>W3 Audit the limit</w:t>
       </w:r>
     </w:p>
     <w:p>
-      <w:r>
-        <w:t>W4: Age9 would fit time but version change invalidates it. Ages10 and11 expire. Both freshness and version conditions must hold. Require intermediate reasoning and the stated scope. Fresh retry: TTL5; age4 with same role/version and age5. Expected reasoning: Age4 valid if permissions still apply; age5 expired under strict age&lt;TTL. If students need support, record it and reassess with another new case rather than awarding independence to a copied answer.</w:t>
+      <w:pPr>
+        <w:pStyle w:val="Heading3"/>
+      </w:pPr>
+      <w:r>
+        <w:t>Workbook question · W3</w:t>
       </w:r>
     </w:p>
     <w:p>
       <w:pPr>
-        <w:pStyle w:val="Heading3"/>
-      </w:pPr>
-      <w:r>
-        <w:t>Assess independent transfer</w:t>
+        <w:spacing w:line="336" w:lineRule="auto" w:after="180"/>
+        <w:shd w:fill="F5F1FB"/>
+      </w:pPr>
+      <w:r>
+        <w:rPr>
+          <w:b w:val="0"/>
+        </w:rPr>
+        <w:t xml:space="preserve">A report omits this qualification: A cached result retains the limitations of its original </w:t>
+      </w:r>
+      <w:r>
+        <w:rPr>
+          <w:b/>
+        </w:rPr>
+        <w:t>evidence</w:t>
+      </w:r>
+      <w:r>
+        <w:rPr>
+          <w:b w:val="0"/>
+        </w:rPr>
+        <w:t xml:space="preserve"> and can become stale independently of TTL.</w:t>
       </w:r>
     </w:p>
     <w:p>
-      <w:r>
-        <w:t>Selected case: TTL10 minutes; ages9, 10, 11. Corpus version changes at age9. Decide validity.</w:t>
+      <w:pPr>
+        <w:spacing w:line="336" w:lineRule="auto" w:after="180"/>
+        <w:shd w:fill="F5F1FB"/>
+      </w:pPr>
+      <w:r>
+        <w:rPr>
+          <w:b w:val="0"/>
+        </w:rPr>
+        <w:t>Explain how omitting it could change a reader's interpretation, and write an accurate replacement.</w:t>
       </w:r>
     </w:p>
     <w:p>
@@ -1614,11 +3012,342 @@
         <w:pStyle w:val="Heading3"/>
       </w:pPr>
       <w:r>
-        <w:t>Selected case answer</w:t>
+        <w:t>Teacher reasoning · W3</w:t>
       </w:r>
     </w:p>
     <w:p>
-      <w:r>
+      <w:pPr>
+        <w:spacing w:line="336" w:lineRule="auto" w:after="180"/>
+        <w:shd w:fill="F1F6FC"/>
+      </w:pPr>
+      <w:r>
+        <w:rPr>
+          <w:b w:val="0"/>
+        </w:rPr>
+        <w:t xml:space="preserve">Teacher explanation: A cached result retains the limitations of its original </w:t>
+      </w:r>
+      <w:r>
+        <w:rPr>
+          <w:b/>
+        </w:rPr>
+        <w:t>evidence</w:t>
+      </w:r>
+      <w:r>
+        <w:rPr>
+          <w:b w:val="0"/>
+        </w:rPr>
+        <w:t xml:space="preserve"> and can become stale independently of TTL.</w:t>
+      </w:r>
+    </w:p>
+    <w:p>
+      <w:pPr>
+        <w:spacing w:line="336" w:lineRule="auto" w:after="180"/>
+        <w:shd w:fill="F1F6FC"/>
+      </w:pPr>
+      <w:r>
+        <w:rPr>
+          <w:b w:val="0"/>
+        </w:rPr>
+        <w:t xml:space="preserve">State the observed result separately from the unverified or out-of-scope claim; preserve the original </w:t>
+      </w:r>
+      <w:r>
+        <w:rPr>
+          <w:b/>
+        </w:rPr>
+        <w:t>evidence</w:t>
+      </w:r>
+      <w:r>
+        <w:rPr>
+          <w:b w:val="0"/>
+        </w:rPr>
+        <w:t xml:space="preserve"> rather than inventing a missing fact.</w:t>
+      </w:r>
+    </w:p>
+    <w:p>
+      <w:pPr>
+        <w:pStyle w:val="Heading3"/>
+      </w:pPr>
+      <w:r>
+        <w:t>W4 Apply a new case independently</w:t>
+      </w:r>
+    </w:p>
+    <w:p>
+      <w:pPr>
+        <w:pStyle w:val="Heading3"/>
+      </w:pPr>
+      <w:r>
+        <w:t>Workbook question · W4</w:t>
+      </w:r>
+    </w:p>
+    <w:p>
+      <w:pPr>
+        <w:spacing w:line="336" w:lineRule="auto" w:after="180"/>
+        <w:shd w:fill="F5F1FB"/>
+      </w:pPr>
+      <w:r>
+        <w:rPr>
+          <w:b w:val="0"/>
+        </w:rPr>
+        <w:t>TTL10 minutes; ages9, 10, 11. Corpus version changes at age9. Decide validity.</w:t>
+      </w:r>
+    </w:p>
+    <w:p>
+      <w:pPr>
+        <w:pStyle w:val="Heading3"/>
+      </w:pPr>
+      <w:r>
+        <w:t>Teacher reasoning · W4</w:t>
+      </w:r>
+    </w:p>
+    <w:p>
+      <w:pPr>
+        <w:spacing w:line="336" w:lineRule="auto" w:after="180"/>
+        <w:shd w:fill="F1F6FC"/>
+      </w:pPr>
+      <w:r>
+        <w:rPr>
+          <w:b w:val="0"/>
+        </w:rPr>
+        <w:t>Teacher explanation: Age9 would fit time but version change invalidates it. Ages10 and11 expire. Both freshness and version conditions must hold.</w:t>
+      </w:r>
+    </w:p>
+    <w:p>
+      <w:pPr>
+        <w:pStyle w:val="Heading3"/>
+      </w:pPr>
+      <w:r>
+        <w:t>W5 Design a revealing follow-up</w:t>
+      </w:r>
+    </w:p>
+    <w:p>
+      <w:pPr>
+        <w:pStyle w:val="Heading3"/>
+      </w:pPr>
+      <w:r>
+        <w:t>Workbook question · W5</w:t>
+      </w:r>
+    </w:p>
+    <w:p>
+      <w:pPr>
+        <w:spacing w:line="336" w:lineRule="auto" w:after="180"/>
+        <w:shd w:fill="F5F1FB"/>
+      </w:pPr>
+      <w:r>
+        <w:rPr>
+          <w:b w:val="0"/>
+        </w:rPr>
+        <w:t>For the worked scenario, propose one additional case that could reveal a failure, describe its expected outcome before running it, and explain what would need to remain fixed for a fair comparison.</w:t>
+      </w:r>
+    </w:p>
+    <w:p>
+      <w:pPr>
+        <w:spacing w:line="336" w:lineRule="auto" w:after="180"/>
+        <w:shd w:fill="F5F1FB"/>
+      </w:pPr>
+      <w:r>
+        <w:rPr>
+          <w:b w:val="0"/>
+        </w:rPr>
+        <w:t>Do not reuse W4 as a new final test after receiving feedback.</w:t>
+      </w:r>
+    </w:p>
+    <w:p>
+      <w:pPr>
+        <w:pStyle w:val="Heading3"/>
+      </w:pPr>
+      <w:r>
+        <w:t>Teacher reasoning · W5</w:t>
+      </w:r>
+    </w:p>
+    <w:p>
+      <w:pPr>
+        <w:spacing w:line="336" w:lineRule="auto" w:after="180"/>
+        <w:shd w:fill="F1F6FC"/>
+      </w:pPr>
+      <w:r>
+        <w:rPr>
+          <w:b w:val="0"/>
+        </w:rPr>
+        <w:t xml:space="preserve">Teacher explanation: Accept a concrete variant of the worked </w:t>
+      </w:r>
+      <w:r>
+        <w:rPr>
+          <w:b/>
+        </w:rPr>
+        <w:t>input</w:t>
+      </w:r>
+      <w:r>
+        <w:rPr>
+          <w:b w:val="0"/>
+        </w:rPr>
+        <w:t xml:space="preserve"> or a missing/conflicting/boundary condition, with an expectation derived from the declared procedure.</w:t>
+      </w:r>
+    </w:p>
+    <w:p>
+      <w:pPr>
+        <w:spacing w:line="336" w:lineRule="auto" w:after="180"/>
+        <w:shd w:fill="F1F6FC"/>
+      </w:pPr>
+      <w:r>
+        <w:rPr>
+          <w:b w:val="0"/>
+        </w:rPr>
+        <w:t xml:space="preserve">Require preserved settings, original </w:t>
+      </w:r>
+      <w:r>
+        <w:rPr>
+          <w:b/>
+        </w:rPr>
+        <w:t>output</w:t>
+      </w:r>
+      <w:r>
+        <w:rPr>
+          <w:b w:val="0"/>
+        </w:rPr>
+        <w:t xml:space="preserve">s and data roles. A cached result retains the limitations of its original </w:t>
+      </w:r>
+      <w:r>
+        <w:rPr>
+          <w:b/>
+        </w:rPr>
+        <w:t>evidence</w:t>
+      </w:r>
+      <w:r>
+        <w:rPr>
+          <w:b w:val="0"/>
+        </w:rPr>
+        <w:t xml:space="preserve"> and can become stale independently of TTL.</w:t>
+      </w:r>
+    </w:p>
+    <w:p>
+      <w:pPr>
+        <w:spacing w:line="336" w:lineRule="auto" w:after="180"/>
+        <w:shd w:fill="F1F6FC"/>
+      </w:pPr>
+      <w:r>
+        <w:rPr>
+          <w:b w:val="0"/>
+        </w:rPr>
+        <w:t xml:space="preserve">The new case should test this particular </w:t>
+      </w:r>
+      <w:r>
+        <w:rPr>
+          <w:b/>
+        </w:rPr>
+        <w:t>mechanism</w:t>
+      </w:r>
+      <w:r>
+        <w:rPr>
+          <w:b w:val="0"/>
+        </w:rPr>
+        <w:t xml:space="preserve"> rather than merely restate the original result.</w:t>
+      </w:r>
+    </w:p>
+    <w:p>
+      <w:pPr>
+        <w:pStyle w:val="Heading3"/>
+      </w:pPr>
+      <w:r>
+        <w:t>Independent assessment and fresh retry</w:t>
+      </w:r>
+    </w:p>
+    <w:p>
+      <w:pPr>
+        <w:pStyle w:val="Heading3"/>
+      </w:pPr>
+      <w:r>
+        <w:t>Teacher key · Independent assessment and fresh retry</w:t>
+      </w:r>
+    </w:p>
+    <w:p>
+      <w:pPr>
+        <w:spacing w:line="336" w:lineRule="auto" w:after="180"/>
+        <w:shd w:fill="F1F6FC"/>
+      </w:pPr>
+      <w:r>
+        <w:rPr>
+          <w:b w:val="0"/>
+        </w:rPr>
+        <w:t>W4: Age9 would fit time but version change invalidates it. Ages10 and11 expire. Both freshness and version conditions must hold. Require intermediate reasoning and the stated scope.</w:t>
+      </w:r>
+    </w:p>
+    <w:p>
+      <w:pPr>
+        <w:spacing w:line="336" w:lineRule="auto" w:after="180"/>
+        <w:shd w:fill="F1F6FC"/>
+      </w:pPr>
+      <w:r>
+        <w:rPr>
+          <w:b w:val="0"/>
+        </w:rPr>
+        <w:t>Fresh retry: TTL5; age4 with same role/version and age5. Expected reasoning: Age4 valid if permissions still apply; age5 expired under strict age&lt;TTL.</w:t>
+      </w:r>
+    </w:p>
+    <w:p>
+      <w:pPr>
+        <w:spacing w:line="336" w:lineRule="auto" w:after="180"/>
+        <w:shd w:fill="F1F6FC"/>
+      </w:pPr>
+      <w:r>
+        <w:rPr>
+          <w:b w:val="0"/>
+        </w:rPr>
+        <w:t>If students need support, record it and reassess with another new case rather than awarding independence to a copied answer.</w:t>
+      </w:r>
+    </w:p>
+    <w:p>
+      <w:pPr>
+        <w:pStyle w:val="Heading3"/>
+      </w:pPr>
+      <w:r>
+        <w:t>Assess independent transfer</w:t>
+      </w:r>
+    </w:p>
+    <w:p>
+      <w:pPr>
+        <w:pStyle w:val="Heading3"/>
+      </w:pPr>
+      <w:r>
+        <w:t>Independent question · withhold the key</w:t>
+      </w:r>
+    </w:p>
+    <w:p>
+      <w:pPr>
+        <w:spacing w:line="336" w:lineRule="auto" w:after="180"/>
+        <w:shd w:fill="F5F1FB"/>
+      </w:pPr>
+      <w:r>
+        <w:rPr>
+          <w:b w:val="0"/>
+        </w:rPr>
+        <w:t>Selected case: TTL10 minutes; ages9, 10, 11. Corpus version changes at age9. Decide validity.</w:t>
+      </w:r>
+    </w:p>
+    <w:p>
+      <w:pPr>
+        <w:pStyle w:val="Heading3"/>
+      </w:pPr>
+      <w:r>
+        <w:t>Selected case answer</w:t>
+      </w:r>
+    </w:p>
+    <w:p>
+      <w:pPr>
+        <w:pStyle w:val="Heading3"/>
+      </w:pPr>
+      <w:r>
+        <w:t>Teacher key · Selected case answer</w:t>
+      </w:r>
+    </w:p>
+    <w:p>
+      <w:pPr>
+        <w:spacing w:line="336" w:lineRule="auto" w:after="180"/>
+        <w:shd w:fill="F1F6FC"/>
+      </w:pPr>
+      <w:r>
+        <w:rPr>
+          <w:b w:val="0"/>
+        </w:rPr>
         <w:t>Teacher explanation: Age9 would fit time but version change invalidates it. Ages10 and11 expire. Both freshness and version conditions must hold.</w:t>
       </w:r>
     </w:p>
@@ -1725,67 +3454,281 @@
       </w:tr>
     </w:tbl>
     <w:p>
-      <w:r>
-        <w:t>Record each dimension as not yet, with support, or independent. Accept a valid alternative procedure with a defensible trace. Do not penalise an honestly recorded model failure if the learner correctly explains its evidence and limits.</w:t>
+      <w:pPr>
+        <w:pStyle w:val="Heading3"/>
+      </w:pPr>
+      <w:r>
+        <w:t>Teacher key · Selected case answer</w:t>
       </w:r>
     </w:p>
     <w:p>
       <w:pPr>
-        <w:pStyle w:val="Heading3"/>
-      </w:pPr>
-      <w:r>
-        <w:t>Feedback that the learner uses</w:t>
+        <w:spacing w:line="336" w:lineRule="auto" w:after="180"/>
+        <w:shd w:fill="F1F6FC"/>
+      </w:pPr>
+      <w:r>
+        <w:rPr>
+          <w:b w:val="0"/>
+        </w:rPr>
+        <w:t>Record each dimension as not yet, with support, or independent. Accept a valid alternative procedure with a defensible trace.</w:t>
       </w:r>
     </w:p>
     <w:p>
-      <w:r>
-        <w:t>Name the earliest unsupported step and give one action to repair it. Have the learner make that repair now and explain why. Then assess the relevant skill on a fresh, fully specified case. Confirm it was not previously practised with feedback; solve and check the new case before assigning it. A follow-up design prompt is a starting brief, not automatically an equivalent test.</w:t>
+      <w:pPr>
+        <w:spacing w:line="336" w:lineRule="auto" w:after="180"/>
+        <w:shd w:fill="F1F6FC"/>
+      </w:pPr>
+      <w:r>
+        <w:rPr>
+          <w:b w:val="0"/>
+        </w:rPr>
+        <w:t xml:space="preserve">Do not penalise an honestly recorded model failure if the learner correctly explains its </w:t>
+      </w:r>
+      <w:r>
+        <w:rPr>
+          <w:b/>
+        </w:rPr>
+        <w:t>evidence</w:t>
+      </w:r>
+      <w:r>
+        <w:rPr>
+          <w:b w:val="0"/>
+        </w:rPr>
+        <w:t xml:space="preserve"> and limits.</w:t>
       </w:r>
     </w:p>
     <w:p>
       <w:pPr>
-        <w:pStyle w:val="Heading1"/>
-      </w:pPr>
-      <w:r>
-        <w:t>06. Connect the project, support and next lesson</w:t>
+        <w:pStyle w:val="Heading3"/>
+      </w:pPr>
+      <w:r>
+        <w:t>Feedback that the learner uses</w:t>
       </w:r>
     </w:p>
     <w:p>
-      <w:r>
-        <w:t>Add a labelled caching and stale information evidence sheet to Grounded Learning Service. Show how you can explain the mechanism and terminology of caching and stale information. Use the supplied fictional case and keep its inputs, intermediate steps, calculation or prediction, and limitation. Connect this record to last week’s record; a matching answer without a trace is insufficient.</w:t>
+      <w:pPr>
+        <w:spacing w:line="336" w:lineRule="auto" w:after="180"/>
+      </w:pPr>
+      <w:r>
+        <w:rPr>
+          <w:b w:val="0"/>
+        </w:rPr>
+        <w:t>Name the earliest unsupported step and give one action to repair it. Have the learner make that repair now and explain why. Then assess the relevant skill on a fresh, fully specified case.</w:t>
       </w:r>
     </w:p>
     <w:p>
-      <w:r>
-        <w:t>Provide an input/procedure/result/limit frame and a calculator when needed. Ask students to identify the first step before completing the whole trace. Extension: compare two concrete variants of this mechanism while holding unrelated conditions fixed; report both successful and unsuccessful outcomes.</w:t>
+      <w:pPr>
+        <w:spacing w:line="336" w:lineRule="auto" w:after="180"/>
+      </w:pPr>
+      <w:r>
+        <w:rPr>
+          <w:b w:val="0"/>
+        </w:rPr>
+        <w:t>Confirm it was not previously practised with feedback; solve and check the new case before assigning it. A follow-up design prompt is a starting brief, not automatically an equivalent test.</w:t>
       </w:r>
     </w:p>
     <w:p>
-      <w:r>
-        <w:t>Next connection: Queues and asynchronous work. Preserve the current case record and retrieve its evidence boundary before moving on.</w:t>
+      <w:pPr>
+        <w:pStyle w:val="Heading1"/>
+      </w:pPr>
+      <w:r>
+        <w:t>06. Connect the project, support and next lesson</w:t>
       </w:r>
     </w:p>
     <w:p>
       <w:r>
-        <w:t>Retain the project ledger and assess a changed case after support. Check the relevant prerequisite before carrying this component forward.</w:t>
+        <w:t>Connect Caching and stale information to Grounded Learning Service, adapt support and plan a later changed-case check.</w:t>
       </w:r>
     </w:p>
     <w:p>
       <w:pPr>
-        <w:pStyle w:val="Heading3"/>
-      </w:pPr>
-      <w:r>
-        <w:t>Plan the delayed return</w:t>
+        <w:spacing w:line="336" w:lineRule="auto" w:after="180"/>
+      </w:pPr>
+      <w:r>
+        <w:rPr>
+          <w:b w:val="0"/>
+        </w:rPr>
+        <w:t xml:space="preserve">Add a labelled caching and stale information </w:t>
+      </w:r>
+      <w:r>
+        <w:rPr>
+          <w:b/>
+        </w:rPr>
+        <w:t>evidence</w:t>
+      </w:r>
+      <w:r>
+        <w:rPr>
+          <w:b w:val="0"/>
+        </w:rPr>
+        <w:t xml:space="preserve"> sheet to Grounded Learning Service. Show how you can explain the </w:t>
+      </w:r>
+      <w:r>
+        <w:rPr>
+          <w:b/>
+        </w:rPr>
+        <w:t>mechanism</w:t>
+      </w:r>
+      <w:r>
+        <w:rPr>
+          <w:b w:val="0"/>
+        </w:rPr>
+        <w:t xml:space="preserve"> and terminology of caching and stale information.</w:t>
       </w:r>
     </w:p>
     <w:p>
-      <w:r>
-        <w:t>Suggested return points in this level: ai-6/22, ai-6/24, ai-6/27. Use actual classroom dates, adjusting for holidays and gaps. One, three and six teaching weeks are scheduling choices, not a claimed optimal spacing.</w:t>
+      <w:pPr>
+        <w:spacing w:line="336" w:lineRule="auto" w:after="180"/>
+      </w:pPr>
+      <w:r>
+        <w:rPr>
+          <w:b w:val="0"/>
+        </w:rPr>
+        <w:t xml:space="preserve">Use the supplied fictional case and keep its </w:t>
+      </w:r>
+      <w:r>
+        <w:rPr>
+          <w:b/>
+        </w:rPr>
+        <w:t>input</w:t>
+      </w:r>
+      <w:r>
+        <w:rPr>
+          <w:b w:val="0"/>
+        </w:rPr>
+        <w:t xml:space="preserve">s, intermediate steps, calculation or </w:t>
+      </w:r>
+      <w:r>
+        <w:rPr>
+          <w:b/>
+        </w:rPr>
+        <w:t>prediction</w:t>
+      </w:r>
+      <w:r>
+        <w:rPr>
+          <w:b w:val="0"/>
+        </w:rPr>
+        <w:t>, and limitation. Connect this record to last week’s record; a matching answer without a trace is insufficient.</w:t>
       </w:r>
     </w:p>
     <w:p>
-      <w:r>
-        <w:t>At a delayed check, ask for the idea from memory and a changed application. Compare with the earlier independent response and record support used. For a new level, revisit the previous capstone before checking the new prerequisites.</w:t>
+      <w:pPr>
+        <w:spacing w:line="336" w:lineRule="auto" w:after="180"/>
+      </w:pPr>
+      <w:r>
+        <w:rPr>
+          <w:b w:val="0"/>
+        </w:rPr>
+        <w:t xml:space="preserve">Provide an </w:t>
+      </w:r>
+      <w:r>
+        <w:rPr>
+          <w:b/>
+        </w:rPr>
+        <w:t>input</w:t>
+      </w:r>
+      <w:r>
+        <w:rPr>
+          <w:b w:val="0"/>
+        </w:rPr>
+        <w:t>/procedure/result/limit frame and a calculator when needed. Ask students to identify the first step before completing the whole trace.</w:t>
+      </w:r>
+    </w:p>
+    <w:p>
+      <w:pPr>
+        <w:spacing w:line="336" w:lineRule="auto" w:after="180"/>
+      </w:pPr>
+      <w:r>
+        <w:rPr>
+          <w:b w:val="0"/>
+        </w:rPr>
+        <w:t xml:space="preserve">Extension: compare two concrete variants of this </w:t>
+      </w:r>
+      <w:r>
+        <w:rPr>
+          <w:b/>
+        </w:rPr>
+        <w:t>mechanism</w:t>
+      </w:r>
+      <w:r>
+        <w:rPr>
+          <w:b w:val="0"/>
+        </w:rPr>
+        <w:t xml:space="preserve"> while holding unrelated conditions fixed; report both successful and unsuccessful outcomes.</w:t>
+      </w:r>
+    </w:p>
+    <w:p>
+      <w:pPr>
+        <w:spacing w:line="336" w:lineRule="auto" w:after="180"/>
+      </w:pPr>
+      <w:r>
+        <w:rPr>
+          <w:b w:val="0"/>
+        </w:rPr>
+        <w:t xml:space="preserve">Next connection: Queues and asynchronous work. Preserve the current case record and retrieve its </w:t>
+      </w:r>
+      <w:r>
+        <w:rPr>
+          <w:b/>
+        </w:rPr>
+        <w:t>evidence</w:t>
+      </w:r>
+      <w:r>
+        <w:rPr>
+          <w:b w:val="0"/>
+        </w:rPr>
+        <w:t xml:space="preserve"> boundary before moving on.</w:t>
+      </w:r>
+    </w:p>
+    <w:p>
+      <w:pPr>
+        <w:spacing w:line="336" w:lineRule="auto" w:after="180"/>
+      </w:pPr>
+      <w:r>
+        <w:rPr>
+          <w:b w:val="0"/>
+        </w:rPr>
+        <w:t>Retain the project ledger and assess a changed case after support. Check the relevant prerequisite before carrying this component forward.</w:t>
+      </w:r>
+    </w:p>
+    <w:p>
+      <w:pPr>
+        <w:pStyle w:val="Heading3"/>
+      </w:pPr>
+      <w:r>
+        <w:t>Plan the delayed return</w:t>
+      </w:r>
+    </w:p>
+    <w:p>
+      <w:pPr>
+        <w:spacing w:line="336" w:lineRule="auto" w:after="180"/>
+      </w:pPr>
+      <w:r>
+        <w:rPr>
+          <w:b w:val="0"/>
+        </w:rPr>
+        <w:t>Suggested return points in this level: ai-6/22, ai-6/24, ai-6/27. Use actual classroom dates, adjusting for holidays and gaps. One, three and six teaching weeks are scheduling choices, not a claimed optimal spacing.</w:t>
+      </w:r>
+    </w:p>
+    <w:p>
+      <w:pPr>
+        <w:spacing w:line="336" w:lineRule="auto" w:after="180"/>
+      </w:pPr>
+      <w:r>
+        <w:rPr>
+          <w:b w:val="0"/>
+        </w:rPr>
+        <w:t>At a delayed check, ask for the idea from memory and a changed application. Compare with the earlier independent response and record support used.</w:t>
+      </w:r>
+    </w:p>
+    <w:p>
+      <w:pPr>
+        <w:spacing w:line="336" w:lineRule="auto" w:after="180"/>
+      </w:pPr>
+      <w:r>
+        <w:rPr>
+          <w:b w:val="0"/>
+        </w:rPr>
+        <w:t>For a new level, revisit the previous capstone before checking the new prerequisites.</w:t>
       </w:r>
     </w:p>
     <w:tbl>
@@ -1945,8 +3888,26 @@
       </w:tr>
     </w:tbl>
     <w:p>
-      <w:r>
-        <w:t>Use the evidence to choose reteaching or the next step. A completed page, confidence rating or attractive project does not by itself demonstrate understanding.</w:t>
+      <w:pPr>
+        <w:spacing w:line="336" w:lineRule="auto" w:after="180"/>
+      </w:pPr>
+      <w:r>
+        <w:rPr>
+          <w:b w:val="0"/>
+        </w:rPr>
+        <w:t xml:space="preserve">Use the </w:t>
+      </w:r>
+      <w:r>
+        <w:rPr>
+          <w:b/>
+        </w:rPr>
+        <w:t>evidence</w:t>
+      </w:r>
+      <w:r>
+        <w:rPr>
+          <w:b w:val="0"/>
+        </w:rPr>
+        <w:t xml:space="preserve"> to choose reteaching or the next step. A completed page, confidence rating or attractive project does not by itself demonstrate understanding.</w:t>
       </w:r>
     </w:p>
     <w:p>
@@ -1958,8 +3919,26 @@
       </w:r>
     </w:p>
     <w:p>
-      <w:r>
-        <w:t>For the Grounded Learning Service, retain an annotated trace and the changed-case result. Name the contract or evidence that makes the deciding step valid, so another team can review it.</w:t>
+      <w:pPr>
+        <w:spacing w:line="336" w:lineRule="auto" w:after="180"/>
+      </w:pPr>
+      <w:r>
+        <w:rPr>
+          <w:b w:val="0"/>
+        </w:rPr>
+        <w:t xml:space="preserve">For the Grounded Learning Service, retain an annotated trace and the changed-case result. Name the contract or </w:t>
+      </w:r>
+      <w:r>
+        <w:rPr>
+          <w:b/>
+        </w:rPr>
+        <w:t>evidence</w:t>
+      </w:r>
+      <w:r>
+        <w:rPr>
+          <w:b w:val="0"/>
+        </w:rPr>
+        <w:t xml:space="preserve"> that makes the deciding step valid, so another team can review it.</w:t>
       </w:r>
     </w:p>
     <w:p>
@@ -1972,12 +3951,62 @@
     </w:p>
     <w:p>
       <w:r>
-        <w:t>Teaching target: Explain the mechanism and terminology of caching and stale information</w:t>
+        <w:t>Use this preparation summary alongside the detailed Caching and stale information lesson; it is a checklist rather than a replacement for the full sequence.</w:t>
       </w:r>
     </w:p>
     <w:p>
-      <w:r>
-        <w:t>Prepare the labelled worked-case picture, the matching workbook, fictional input cards and a place for individual responses. Check a local Python 3 environment before class; have a paper-trace version ready.</w:t>
+      <w:pPr>
+        <w:pStyle w:val="Heading3"/>
+      </w:pPr>
+      <w:r>
+        <w:t>Teaching target</w:t>
+      </w:r>
+    </w:p>
+    <w:p>
+      <w:pPr>
+        <w:spacing w:line="336" w:lineRule="auto" w:after="180"/>
+        <w:shd w:fill="EDF7F3"/>
+      </w:pPr>
+      <w:r>
+        <w:rPr>
+          <w:b w:val="0"/>
+        </w:rPr>
+        <w:t xml:space="preserve">Teaching target: Explain the </w:t>
+      </w:r>
+      <w:r>
+        <w:rPr>
+          <w:b/>
+        </w:rPr>
+        <w:t>mechanism</w:t>
+      </w:r>
+      <w:r>
+        <w:rPr>
+          <w:b w:val="0"/>
+        </w:rPr>
+        <w:t xml:space="preserve"> and terminology of caching and stale information</w:t>
+      </w:r>
+    </w:p>
+    <w:p>
+      <w:pPr>
+        <w:spacing w:line="336" w:lineRule="auto" w:after="180"/>
+      </w:pPr>
+      <w:r>
+        <w:rPr>
+          <w:b w:val="0"/>
+        </w:rPr>
+        <w:t xml:space="preserve">Prepare the labelled worked-case picture, the matching workbook, fictional </w:t>
+      </w:r>
+      <w:r>
+        <w:rPr>
+          <w:b/>
+        </w:rPr>
+        <w:t>input</w:t>
+      </w:r>
+      <w:r>
+        <w:rPr>
+          <w:b w:val="0"/>
+        </w:rPr>
+        <w:t xml:space="preserve"> cards and a place for individual responses. Check a local Python 3 environment before class; have a paper-trace version ready.</w:t>
       </w:r>
     </w:p>
     <w:tbl>
@@ -2124,37 +4153,183 @@
       </w:tr>
     </w:tbl>
     <w:p>
-      <w:r>
+      <w:pPr>
+        <w:spacing w:line="336" w:lineRule="auto" w:after="180"/>
+      </w:pPr>
+      <w:r>
+        <w:rPr>
+          <w:b w:val="0"/>
+        </w:rPr>
         <w:t>Before class, solve the supported practice: Teacher response is cached by query only and returned to a student. Show the intermediate steps and give the conclusion with its scope.</w:t>
       </w:r>
     </w:p>
     <w:p>
-      <w:r>
-        <w:t>Reasoned practice answer: Teacher explanation: Role omission creates an access leak. Include role and enforce current permission before returning any cached content.</w:t>
+      <w:pPr>
+        <w:pStyle w:val="Heading3"/>
+      </w:pPr>
+      <w:r>
+        <w:t>Supported practice answer</w:t>
       </w:r>
     </w:p>
     <w:p>
-      <w:r>
-        <w:t>Check every learner before discussion: Use the worked case for Caching and stale information. Proposed explanation: “The worked result establishes every future case”. Decide whether this explanation is supported. Point to the step or supplied fact that decides; explain your repair if needed.</w:t>
+      <w:pPr>
+        <w:spacing w:line="336" w:lineRule="auto" w:after="180"/>
+        <w:shd w:fill="F1F6FC"/>
+      </w:pPr>
+      <w:r>
+        <w:rPr>
+          <w:b w:val="0"/>
+        </w:rPr>
+        <w:t>Reasoned practice answer: Teacher explanation: Role omission creates an access leak. Include role and enforce current permission before returning any cached content.</w:t>
       </w:r>
     </w:p>
     <w:p>
-      <w:r>
-        <w:t>Misconception repair: A cached result retains the limitations of its original evidence and can become stale independently of TTL.</w:t>
+      <w:pPr>
+        <w:spacing w:line="336" w:lineRule="auto" w:after="180"/>
+      </w:pPr>
+      <w:r>
+        <w:rPr>
+          <w:b w:val="0"/>
+        </w:rPr>
+        <w:t>Check every learner before discussion: Use the worked case for Caching and stale information. Proposed explanation: “The worked result establishes every future case”. Decide whether this explanation is supported.</w:t>
       </w:r>
     </w:p>
     <w:p>
-      <w:r>
-        <w:t>Support: read the exact case aloud, enlarge the labelled picture, supply input cards and model only the first deciding step. Accept a spoken explanation or drawing; retain the reasoning goal.</w:t>
+      <w:pPr>
+        <w:spacing w:line="336" w:lineRule="auto" w:after="180"/>
+      </w:pPr>
+      <w:r>
+        <w:rPr>
+          <w:b w:val="0"/>
+        </w:rPr>
+        <w:t>Point to the step or supplied fact that decides; explain your repair if needed.</w:t>
       </w:r>
     </w:p>
     <w:p>
-      <w:r>
-        <w:t>Extension: The next request still uses approved version 5. Require a prediction and a reason before comparing. Expected result: The matching version-5 entry can supply 09:30 under the freshness policy. Reason: Request and cached source version now agree.</w:t>
+      <w:pPr>
+        <w:pStyle w:val="Heading3"/>
+      </w:pPr>
+      <w:r>
+        <w:t>Repair the misconception</w:t>
       </w:r>
     </w:p>
     <w:p>
-      <w:r>
+      <w:pPr>
+        <w:spacing w:line="336" w:lineRule="auto" w:after="180"/>
+        <w:shd w:fill="FFF5E6"/>
+      </w:pPr>
+      <w:r>
+        <w:rPr>
+          <w:b w:val="0"/>
+        </w:rPr>
+        <w:t xml:space="preserve">Misconception repair: A cached result retains the limitations of its original </w:t>
+      </w:r>
+      <w:r>
+        <w:rPr>
+          <w:b/>
+        </w:rPr>
+        <w:t>evidence</w:t>
+      </w:r>
+      <w:r>
+        <w:rPr>
+          <w:b w:val="0"/>
+        </w:rPr>
+        <w:t xml:space="preserve"> and can become stale independently of TTL.</w:t>
+      </w:r>
+    </w:p>
+    <w:p>
+      <w:pPr>
+        <w:pStyle w:val="Heading3"/>
+      </w:pPr>
+      <w:r>
+        <w:t>Support without giving away the answer</w:t>
+      </w:r>
+    </w:p>
+    <w:p>
+      <w:pPr>
+        <w:spacing w:line="336" w:lineRule="auto" w:after="180"/>
+        <w:shd w:fill="F1F6F8"/>
+      </w:pPr>
+      <w:r>
+        <w:rPr>
+          <w:b w:val="0"/>
+        </w:rPr>
+        <w:t xml:space="preserve">Support: read the exact case aloud, enlarge the labelled picture, supply </w:t>
+      </w:r>
+      <w:r>
+        <w:rPr>
+          <w:b/>
+        </w:rPr>
+        <w:t>input</w:t>
+      </w:r>
+      <w:r>
+        <w:rPr>
+          <w:b w:val="0"/>
+        </w:rPr>
+        <w:t xml:space="preserve"> cards and model only the first deciding step. Accept a spoken explanation or drawing; retain the reasoning goal.</w:t>
+      </w:r>
+    </w:p>
+    <w:p>
+      <w:pPr>
+        <w:pStyle w:val="Heading3"/>
+      </w:pPr>
+      <w:r>
+        <w:t>Extend the reasoning</w:t>
+      </w:r>
+    </w:p>
+    <w:p>
+      <w:pPr>
+        <w:spacing w:line="336" w:lineRule="auto" w:after="180"/>
+        <w:shd w:fill="F5F1FB"/>
+      </w:pPr>
+      <w:r>
+        <w:rPr>
+          <w:b w:val="0"/>
+        </w:rPr>
+        <w:t xml:space="preserve">Extension: The next request still uses approved version 5. Require a </w:t>
+      </w:r>
+      <w:r>
+        <w:rPr>
+          <w:b/>
+        </w:rPr>
+        <w:t>prediction</w:t>
+      </w:r>
+      <w:r>
+        <w:rPr>
+          <w:b w:val="0"/>
+        </w:rPr>
+        <w:t xml:space="preserve"> and a reason before comparing. Expected result: The matching version-5 entry can supply 09:30 under the freshness policy.</w:t>
+      </w:r>
+    </w:p>
+    <w:p>
+      <w:pPr>
+        <w:spacing w:line="336" w:lineRule="auto" w:after="180"/>
+        <w:shd w:fill="F5F1FB"/>
+      </w:pPr>
+      <w:r>
+        <w:rPr>
+          <w:b w:val="0"/>
+        </w:rPr>
+        <w:t>Reason: Request and cached source version now agree.</w:t>
+      </w:r>
+    </w:p>
+    <w:p>
+      <w:pPr>
+        <w:pStyle w:val="Heading3"/>
+      </w:pPr>
+      <w:r>
+        <w:t>Protect the independent attempt</w:t>
+      </w:r>
+    </w:p>
+    <w:p>
+      <w:pPr>
+        <w:spacing w:line="336" w:lineRule="auto" w:after="180"/>
+        <w:shd w:fill="FFF5E6"/>
+      </w:pPr>
+      <w:r>
+        <w:rPr>
+          <w:b w:val="0"/>
+        </w:rPr>
         <w:t>Independent assessment: withhold the reserved answer until the learner has attempted the new case. Record support separately from correctness.</w:t>
       </w:r>
     </w:p>
@@ -2343,46 +4518,944 @@
       </w:tr>
     </w:tbl>
     <w:p>
-      <w:r>
-        <w:t>Project checkpoint: Evaluate and revise. Compare with your starting method, explain errors and record a justified revision.</w:t>
+      <w:pPr>
+        <w:pStyle w:val="Heading3"/>
+      </w:pPr>
+      <w:r>
+        <w:t>Project checkpoint</w:t>
       </w:r>
     </w:p>
     <w:p>
-      <w:r>
-        <w:t>Use the weekly teacher answer for topic-specific reasoning. A saved progress tick is an activity record; judge mastery from the learner’s explanation and evidence.</w:t>
+      <w:pPr>
+        <w:spacing w:line="336" w:lineRule="auto" w:after="180"/>
+        <w:shd w:fill="EDF7F3"/>
+      </w:pPr>
+      <w:r>
+        <w:rPr>
+          <w:b w:val="0"/>
+        </w:rPr>
+        <w:t>Project checkpoint: Evaluate and revise. Compare with your starting method, explain errors and record a justified revision.</w:t>
       </w:r>
     </w:p>
     <w:p>
       <w:pPr>
-        <w:pStyle w:val="Heading1"/>
-      </w:pPr>
-      <w:r>
-        <w:t>08. Use feedback, labs and repair paths</w:t>
+        <w:spacing w:line="336" w:lineRule="auto" w:after="180"/>
+      </w:pPr>
+      <w:r>
+        <w:rPr>
+          <w:b w:val="0"/>
+        </w:rPr>
+        <w:t xml:space="preserve">Use the weekly teacher answer for topic-specific reasoning. A saved progress tick is an activity record; judge mastery from the learner’s explanation and </w:t>
+      </w:r>
+      <w:r>
+        <w:rPr>
+          <w:b/>
+        </w:rPr>
+        <w:t>evidence</w:t>
+      </w:r>
+      <w:r>
+        <w:rPr>
+          <w:b w:val="0"/>
+        </w:rPr>
+        <w:t>.</w:t>
       </w:r>
     </w:p>
     <w:p>
-      <w:r>
-        <w:t>Use the two formative questions as supported practice, not as independent mastery scores. Discuss the deciding evidence rather than accepting a guessed selection.</w:t>
+      <w:pPr>
+        <w:pStyle w:val="Heading1"/>
+      </w:pPr>
+      <w:r>
+        <w:t>08. Use feedback, labs and repair paths</w:t>
       </w:r>
     </w:p>
     <w:p>
       <w:r>
-        <w:t>The feedback comes from the reviewed public worked case. Do not reveal the separately reserved independent teacher answer until the learner has attempted that case.</w:t>
+        <w:t>Use feedback, earlier review and portfolios purposefully. Apply the coding routine only when this lesson has an executable lab.</w:t>
       </w:r>
     </w:p>
     <w:p>
-      <w:r>
-        <w:t>Ask students to predict before running code. Preserve errors and actual outputs; collect a changed test and an explanation. The branch-boundary and indexing lessons deliberately include failure cases.</w:t>
+      <w:pPr>
+        <w:spacing w:line="336" w:lineRule="auto" w:after="180"/>
+      </w:pPr>
+      <w:r>
+        <w:rPr>
+          <w:b w:val="0"/>
+        </w:rPr>
+        <w:t xml:space="preserve">Use the two formative questions as supported practice, not as independent mastery scores. Discuss the deciding </w:t>
+      </w:r>
+      <w:r>
+        <w:rPr>
+          <w:b/>
+        </w:rPr>
+        <w:t>evidence</w:t>
+      </w:r>
+      <w:r>
+        <w:rPr>
+          <w:b w:val="0"/>
+        </w:rPr>
+        <w:t xml:space="preserve"> rather than accepting a guessed selection.</w:t>
       </w:r>
     </w:p>
     <w:p>
-      <w:r>
-        <w:t>Use the earlier worked-explanation links to address a specific missing building block, then return to the current question. Adapt this suggestion after observing the learner; it is not an automatic diagnosis.</w:t>
+      <w:pPr>
+        <w:spacing w:line="336" w:lineRule="auto" w:after="180"/>
+      </w:pPr>
+      <w:r>
+        <w:rPr>
+          <w:b w:val="0"/>
+        </w:rPr>
+        <w:t>The feedback comes from the reviewed public worked case. Do not reveal the separately reserved independent teacher answer until the learner has attempted that case.</w:t>
       </w:r>
     </w:p>
     <w:p>
-      <w:r>
-        <w:t>Collect the completed-work portfolio as evidence. Record support separately from correctness, and assess explanation, trace/test and limitations. Progress ticks and quiz selections alone do not establish mastery.</w:t>
+      <w:pPr>
+        <w:spacing w:line="336" w:lineRule="auto" w:after="180"/>
+      </w:pPr>
+      <w:r>
+        <w:rPr>
+          <w:b w:val="0"/>
+        </w:rPr>
+        <w:t xml:space="preserve">Ask students to predict before running code. Preserve errors and actual </w:t>
+      </w:r>
+      <w:r>
+        <w:rPr>
+          <w:b/>
+        </w:rPr>
+        <w:t>output</w:t>
+      </w:r>
+      <w:r>
+        <w:rPr>
+          <w:b w:val="0"/>
+        </w:rPr>
+        <w:t>s; collect a changed test and an explanation. The branch-boundary and indexing lessons deliberately include failure cases.</w:t>
+      </w:r>
+    </w:p>
+    <w:p>
+      <w:pPr>
+        <w:spacing w:line="336" w:lineRule="auto" w:after="180"/>
+      </w:pPr>
+      <w:r>
+        <w:rPr>
+          <w:b w:val="0"/>
+        </w:rPr>
+        <w:t>Use the earlier worked-explanation links to address a specific missing building block, then return to the current question. Adapt this suggestion after observing the learner; it is not an automatic diagnosis.</w:t>
+      </w:r>
+    </w:p>
+    <w:p>
+      <w:pPr>
+        <w:spacing w:line="336" w:lineRule="auto" w:after="180"/>
+      </w:pPr>
+      <w:r>
+        <w:rPr>
+          <w:b w:val="0"/>
+        </w:rPr>
+        <w:t xml:space="preserve">Collect the completed-work portfolio as </w:t>
+      </w:r>
+      <w:r>
+        <w:rPr>
+          <w:b/>
+        </w:rPr>
+        <w:t>evidence</w:t>
+      </w:r>
+      <w:r>
+        <w:rPr>
+          <w:b w:val="0"/>
+        </w:rPr>
+        <w:t>. Record support separately from correctness, and assess explanation, trace/test and limitations. Progress ticks and quiz selections alone do not establish mastery.</w:t>
+      </w:r>
+    </w:p>
+    <w:p>
+      <w:pPr>
+        <w:pStyle w:val="Heading1"/>
+      </w:pPr>
+      <w:r>
+        <w:t>09. Visual concept journey</w:t>
+      </w:r>
+    </w:p>
+    <w:p>
+      <w:r>
+        <w:t>Show one Caching and stale information graphic at a time, request a prediction and discuss its trace before the independent assessment.</w:t>
+      </w:r>
+    </w:p>
+    <w:p>
+      <w:pPr>
+        <w:spacing w:line="336" w:lineRule="auto" w:after="180"/>
+      </w:pPr>
+      <w:r>
+        <w:rPr>
+          <w:b w:val="0"/>
+        </w:rPr>
+        <w:t xml:space="preserve">Use one picture at a time. Hide a worked result before asking for a </w:t>
+      </w:r>
+      <w:r>
+        <w:rPr>
+          <w:b/>
+        </w:rPr>
+        <w:t>prediction</w:t>
+      </w:r>
+      <w:r>
+        <w:rPr>
+          <w:b w:val="0"/>
+        </w:rPr>
+        <w:t>, then reveal it for feedback. These are supported teaching cases; retain the separate independent assessment for a fresh first attempt.</w:t>
+      </w:r>
+    </w:p>
+    <w:p>
+      <w:pPr>
+        <w:pStyle w:val="Heading3"/>
+      </w:pPr>
+      <w:r>
+        <w:t>01. Caching and stale information: the case</w:t>
+      </w:r>
+    </w:p>
+    <w:p>
+      <w:r>
+        <w:drawing>
+          <wp:inline xmlns:a="http://schemas.openxmlformats.org/drawingml/2006/main" xmlns:pic="http://schemas.openxmlformats.org/drawingml/2006/picture">
+            <wp:extent cx="5486400" cy="2834640"/>
+            <wp:docPr id="2" name="Picture 2" descr="Cache by source version. A service has an opening-time answer cached from version 4, but version 5 is now approved. Supplied facts: Version 4 says 09:00; version 5 says 09:30. Cache key contains room and source version."/>
+            <wp:cNvGraphicFramePr>
+              <a:graphicFrameLocks noChangeAspect="1"/>
+            </wp:cNvGraphicFramePr>
+            <a:graphic>
+              <a:graphicData uri="http://schemas.openxmlformats.org/drawingml/2006/picture">
+                <pic:pic>
+                  <pic:nvPicPr>
+                    <pic:cNvPr id="0" name="academy-story-ai-6-21-01.png"/>
+                    <pic:cNvPicPr/>
+                  </pic:nvPicPr>
+                  <pic:blipFill>
+                    <a:blip r:embed="rId10"/>
+                    <a:stretch>
+                      <a:fillRect/>
+                    </a:stretch>
+                  </pic:blipFill>
+                  <pic:spPr>
+                    <a:xfrm>
+                      <a:off x="0" y="0"/>
+                      <a:ext cx="5486400" cy="2834640"/>
+                    </a:xfrm>
+                    <a:prstGeom prst="rect"/>
+                  </pic:spPr>
+                </pic:pic>
+              </a:graphicData>
+            </a:graphic>
+          </wp:inline>
+        </w:drawing>
+      </w:r>
+    </w:p>
+    <w:p>
+      <w:pPr>
+        <w:spacing w:line="336" w:lineRule="auto" w:after="180"/>
+      </w:pPr>
+      <w:r>
+        <w:rPr>
+          <w:b w:val="0"/>
+        </w:rPr>
+        <w:t xml:space="preserve">Cache by source version. A service has an opening-time answer cached from version 4, but version 5 is now approved. Supplied facts: Version 4 says 09:00; version 5 says 09:30. </w:t>
+      </w:r>
+      <w:r>
+        <w:rPr>
+          <w:b/>
+        </w:rPr>
+        <w:t>Cache key</w:t>
+      </w:r>
+      <w:r>
+        <w:rPr>
+          <w:b w:val="0"/>
+        </w:rPr>
+        <w:t xml:space="preserve"> contains room and source version.</w:t>
+      </w:r>
+    </w:p>
+    <w:p>
+      <w:pPr>
+        <w:spacing w:line="336" w:lineRule="auto" w:after="180"/>
+        <w:shd w:fill="F5F1FB"/>
+      </w:pPr>
+      <w:r>
+        <w:rPr>
+          <w:b w:val="0"/>
+        </w:rPr>
+        <w:t>Point to the given fact that matters most. Explain why it matters.</w:t>
+      </w:r>
+    </w:p>
+    <w:p>
+      <w:pPr>
+        <w:pStyle w:val="Heading3"/>
+      </w:pPr>
+      <w:r>
+        <w:t>Discuss while showing the picture</w:t>
+      </w:r>
+    </w:p>
+    <w:p>
+      <w:pPr>
+        <w:spacing w:line="336" w:lineRule="auto" w:after="180"/>
+        <w:shd w:fill="F1F6F8"/>
+      </w:pPr>
+      <w:r>
+        <w:rPr>
+          <w:b w:val="0"/>
+        </w:rPr>
+        <w:t>Teacher prompt: Point to the given fact that matters most. Explain why it matters. Ask learners to describe one label or arrow in ordinary words. Use the adjacent transcript if the image is difficult to see.</w:t>
+      </w:r>
+    </w:p>
+    <w:p>
+      <w:pPr>
+        <w:pStyle w:val="Heading3"/>
+      </w:pPr>
+      <w:r>
+        <w:t>02. Follow the deciding steps</w:t>
+      </w:r>
+    </w:p>
+    <w:p>
+      <w:r>
+        <w:drawing>
+          <wp:inline xmlns:a="http://schemas.openxmlformats.org/drawingml/2006/main" xmlns:pic="http://schemas.openxmlformats.org/drawingml/2006/picture">
+            <wp:extent cx="5486400" cy="3182112"/>
+            <wp:docPr id="3" name="Picture 3" descr="Read authority: The current approved source version is 5. → Inspect cached key: The 09:00 entry belongs to version 4. → Fetch current evidence: Retrieve and cache version 5’s 09:30 under its own key."/>
+            <wp:cNvGraphicFramePr>
+              <a:graphicFrameLocks noChangeAspect="1"/>
+            </wp:cNvGraphicFramePr>
+            <a:graphic>
+              <a:graphicData uri="http://schemas.openxmlformats.org/drawingml/2006/picture">
+                <pic:pic>
+                  <pic:nvPicPr>
+                    <pic:cNvPr id="0" name="academy-story-ai-6-21-02.png"/>
+                    <pic:cNvPicPr/>
+                  </pic:nvPicPr>
+                  <pic:blipFill>
+                    <a:blip r:embed="rId11"/>
+                    <a:stretch>
+                      <a:fillRect/>
+                    </a:stretch>
+                  </pic:blipFill>
+                  <pic:spPr>
+                    <a:xfrm>
+                      <a:off x="0" y="0"/>
+                      <a:ext cx="5486400" cy="3182112"/>
+                    </a:xfrm>
+                    <a:prstGeom prst="rect"/>
+                  </pic:spPr>
+                </pic:pic>
+              </a:graphicData>
+            </a:graphic>
+          </wp:inline>
+        </w:drawing>
+      </w:r>
+    </w:p>
+    <w:p>
+      <w:pPr>
+        <w:spacing w:line="336" w:lineRule="auto" w:after="180"/>
+      </w:pPr>
+      <w:r>
+        <w:rPr>
+          <w:b w:val="0"/>
+        </w:rPr>
+        <w:t xml:space="preserve">Read authority: The current approved source version is 5. → Inspect cached key: The 09:00 entry belongs to version 4. → Fetch current </w:t>
+      </w:r>
+      <w:r>
+        <w:rPr>
+          <w:b/>
+        </w:rPr>
+        <w:t>evidence</w:t>
+      </w:r>
+      <w:r>
+        <w:rPr>
+          <w:b w:val="0"/>
+        </w:rPr>
+        <w:t>: Retrieve and cache version 5’s 09:30 under its own key.</w:t>
+      </w:r>
+    </w:p>
+    <w:p>
+      <w:pPr>
+        <w:spacing w:line="336" w:lineRule="auto" w:after="180"/>
+        <w:shd w:fill="F5F1FB"/>
+      </w:pPr>
+      <w:r>
+        <w:rPr>
+          <w:b w:val="0"/>
+        </w:rPr>
+        <w:t xml:space="preserve">Point to each numbered stage and explain which recorded </w:t>
+      </w:r>
+      <w:r>
+        <w:rPr>
+          <w:b/>
+        </w:rPr>
+        <w:t>input</w:t>
+      </w:r>
+      <w:r>
+        <w:rPr>
+          <w:b w:val="0"/>
+        </w:rPr>
+        <w:t xml:space="preserve"> it uses.</w:t>
+      </w:r>
+    </w:p>
+    <w:p>
+      <w:pPr>
+        <w:pStyle w:val="Heading3"/>
+      </w:pPr>
+      <w:r>
+        <w:t>Discuss while showing the picture</w:t>
+      </w:r>
+    </w:p>
+    <w:p>
+      <w:pPr>
+        <w:spacing w:line="336" w:lineRule="auto" w:after="180"/>
+        <w:shd w:fill="F1F6F8"/>
+      </w:pPr>
+      <w:r>
+        <w:rPr>
+          <w:b w:val="0"/>
+        </w:rPr>
+        <w:t xml:space="preserve">Teacher prompt: Point to each numbered stage and explain which recorded </w:t>
+      </w:r>
+      <w:r>
+        <w:rPr>
+          <w:b/>
+        </w:rPr>
+        <w:t>input</w:t>
+      </w:r>
+      <w:r>
+        <w:rPr>
+          <w:b w:val="0"/>
+        </w:rPr>
+        <w:t xml:space="preserve"> it uses. Ask learners to describe one label or arrow in ordinary words. Use the adjacent transcript if the image is difficult to see.</w:t>
+      </w:r>
+    </w:p>
+    <w:p>
+      <w:pPr>
+        <w:pStyle w:val="Heading3"/>
+      </w:pPr>
+      <w:r>
+        <w:t>03. Caching and stale information — evidence trace</w:t>
+      </w:r>
+    </w:p>
+    <w:p>
+      <w:r>
+        <w:drawing>
+          <wp:inline xmlns:a="http://schemas.openxmlformats.org/drawingml/2006/main" xmlns:pic="http://schemas.openxmlformats.org/drawingml/2006/picture">
+            <wp:extent cx="5486400" cy="2996184"/>
+            <wp:docPr id="4" name="Picture 4" descr="Caching and stale information — evidence trace. Teacher response is cached by query only and returned to a student. | Cache key includes query, role, corpus version and procedure version. Entry valid only while age&lt;TTL. At exact TTL it expires. Teacher and student results never share a role-agnostic key. | Role omission creates an access leak. Include role and enforce current permission before returning any cached content."/>
+            <wp:cNvGraphicFramePr>
+              <a:graphicFrameLocks noChangeAspect="1"/>
+            </wp:cNvGraphicFramePr>
+            <a:graphic>
+              <a:graphicData uri="http://schemas.openxmlformats.org/drawingml/2006/picture">
+                <pic:pic>
+                  <pic:nvPicPr>
+                    <pic:cNvPr id="0" name="academy-story-ai-6-21-03.png"/>
+                    <pic:cNvPicPr/>
+                  </pic:nvPicPr>
+                  <pic:blipFill>
+                    <a:blip r:embed="rId12"/>
+                    <a:stretch>
+                      <a:fillRect/>
+                    </a:stretch>
+                  </pic:blipFill>
+                  <pic:spPr>
+                    <a:xfrm>
+                      <a:off x="0" y="0"/>
+                      <a:ext cx="5486400" cy="2996184"/>
+                    </a:xfrm>
+                    <a:prstGeom prst="rect"/>
+                  </pic:spPr>
+                </pic:pic>
+              </a:graphicData>
+            </a:graphic>
+          </wp:inline>
+        </w:drawing>
+      </w:r>
+    </w:p>
+    <w:p>
+      <w:pPr>
+        <w:spacing w:line="336" w:lineRule="auto" w:after="180"/>
+      </w:pPr>
+      <w:r>
+        <w:rPr>
+          <w:b w:val="0"/>
+        </w:rPr>
+        <w:t xml:space="preserve">Caching and stale information — </w:t>
+      </w:r>
+      <w:r>
+        <w:rPr>
+          <w:b/>
+        </w:rPr>
+        <w:t>evidence</w:t>
+      </w:r>
+      <w:r>
+        <w:rPr>
+          <w:b w:val="0"/>
+        </w:rPr>
+        <w:t xml:space="preserve"> trace. Teacher response is cached by query only and returned to a student. | </w:t>
+      </w:r>
+      <w:r>
+        <w:rPr>
+          <w:b/>
+        </w:rPr>
+        <w:t>Cache key</w:t>
+      </w:r>
+      <w:r>
+        <w:rPr>
+          <w:b w:val="0"/>
+        </w:rPr>
+        <w:t xml:space="preserve"> includes query, role, corpus version and procedure version. Entry valid only while age&lt;TTL.</w:t>
+      </w:r>
+    </w:p>
+    <w:p>
+      <w:pPr>
+        <w:spacing w:line="336" w:lineRule="auto" w:after="180"/>
+      </w:pPr>
+      <w:r>
+        <w:rPr>
+          <w:b w:val="0"/>
+        </w:rPr>
+        <w:t>At exact TTL it expires. Teacher and student results never share a role-agnostic key. | Role omission creates an access leak. Include role and enforce current permission before returning any cached content.</w:t>
+      </w:r>
+    </w:p>
+    <w:p>
+      <w:pPr>
+        <w:spacing w:line="336" w:lineRule="auto" w:after="180"/>
+        <w:shd w:fill="F5F1FB"/>
+      </w:pPr>
+      <w:r>
+        <w:rPr>
+          <w:b w:val="0"/>
+        </w:rPr>
+        <w:t>Read the labels and values. Explain the relationship the model shows.</w:t>
+      </w:r>
+    </w:p>
+    <w:p>
+      <w:pPr>
+        <w:pStyle w:val="Heading3"/>
+      </w:pPr>
+      <w:r>
+        <w:t>Discuss while showing the picture</w:t>
+      </w:r>
+    </w:p>
+    <w:p>
+      <w:pPr>
+        <w:spacing w:line="336" w:lineRule="auto" w:after="180"/>
+        <w:shd w:fill="F1F6F8"/>
+      </w:pPr>
+      <w:r>
+        <w:rPr>
+          <w:b w:val="0"/>
+        </w:rPr>
+        <w:t>Teacher prompt: Read the labels and values. Explain the relationship the model shows. Ask learners to describe one label or arrow in ordinary words. Use the adjacent transcript if the image is difficult to see.</w:t>
+      </w:r>
+    </w:p>
+    <w:p>
+      <w:pPr>
+        <w:pStyle w:val="Heading3"/>
+      </w:pPr>
+      <w:r>
+        <w:t>04. Change one thing. Trace what follows.</w:t>
+      </w:r>
+    </w:p>
+    <w:p>
+      <w:r>
+        <w:drawing>
+          <wp:inline xmlns:a="http://schemas.openxmlformats.org/drawingml/2006/main" xmlns:pic="http://schemas.openxmlformats.org/drawingml/2006/picture">
+            <wp:extent cx="5486400" cy="3026664"/>
+            <wp:docPr id="5" name="Picture 5" descr="Original case: Retrieve and cache version 5’s 09:30 under its own key. Changed condition: The next request still uses approved version 5. Expected result: The matching version-5 entry can supply 09:30 under the freshness policy. Reason: Request and cached source version now agree."/>
+            <wp:cNvGraphicFramePr>
+              <a:graphicFrameLocks noChangeAspect="1"/>
+            </wp:cNvGraphicFramePr>
+            <a:graphic>
+              <a:graphicData uri="http://schemas.openxmlformats.org/drawingml/2006/picture">
+                <pic:pic>
+                  <pic:nvPicPr>
+                    <pic:cNvPr id="0" name="academy-story-ai-6-21-04.png"/>
+                    <pic:cNvPicPr/>
+                  </pic:nvPicPr>
+                  <pic:blipFill>
+                    <a:blip r:embed="rId13"/>
+                    <a:stretch>
+                      <a:fillRect/>
+                    </a:stretch>
+                  </pic:blipFill>
+                  <pic:spPr>
+                    <a:xfrm>
+                      <a:off x="0" y="0"/>
+                      <a:ext cx="5486400" cy="3026664"/>
+                    </a:xfrm>
+                    <a:prstGeom prst="rect"/>
+                  </pic:spPr>
+                </pic:pic>
+              </a:graphicData>
+            </a:graphic>
+          </wp:inline>
+        </w:drawing>
+      </w:r>
+    </w:p>
+    <w:p>
+      <w:pPr>
+        <w:spacing w:line="336" w:lineRule="auto" w:after="180"/>
+      </w:pPr>
+      <w:r>
+        <w:rPr>
+          <w:b w:val="0"/>
+        </w:rPr>
+        <w:t>Original case: Retrieve and cache version 5’s 09:30 under its own key. Changed condition: The next request still uses approved version 5.</w:t>
+      </w:r>
+    </w:p>
+    <w:p>
+      <w:pPr>
+        <w:spacing w:line="336" w:lineRule="auto" w:after="180"/>
+      </w:pPr>
+      <w:r>
+        <w:rPr>
+          <w:b w:val="0"/>
+        </w:rPr>
+        <w:t>Expected result: The matching version-5 entry can supply 09:30 under the freshness policy. Reason: Request and cached source version now agree.</w:t>
+      </w:r>
+    </w:p>
+    <w:p>
+      <w:pPr>
+        <w:spacing w:line="336" w:lineRule="auto" w:after="180"/>
+        <w:shd w:fill="F5F1FB"/>
+      </w:pPr>
+      <w:r>
+        <w:rPr>
+          <w:b w:val="0"/>
+        </w:rPr>
+        <w:t>Predict before checking the worked changed-case result. Name what changed and what the supplied facts allow you to conclude.</w:t>
+      </w:r>
+    </w:p>
+    <w:p>
+      <w:pPr>
+        <w:pStyle w:val="Heading3"/>
+      </w:pPr>
+      <w:r>
+        <w:t>Discuss while showing the picture</w:t>
+      </w:r>
+    </w:p>
+    <w:p>
+      <w:pPr>
+        <w:spacing w:line="336" w:lineRule="auto" w:after="180"/>
+        <w:shd w:fill="F1F6F8"/>
+      </w:pPr>
+      <w:r>
+        <w:rPr>
+          <w:b w:val="0"/>
+        </w:rPr>
+        <w:t>Teacher prompt: Predict before checking the worked changed-case result. Name what changed and what the supplied facts allow you to conclude. Ask learners to describe one label or arrow in ordinary words.</w:t>
+      </w:r>
+    </w:p>
+    <w:p>
+      <w:pPr>
+        <w:spacing w:line="336" w:lineRule="auto" w:after="180"/>
+        <w:shd w:fill="F1F6F8"/>
+      </w:pPr>
+      <w:r>
+        <w:rPr>
+          <w:b w:val="0"/>
+        </w:rPr>
+        <w:t>Use the adjacent transcript if the image is difficult to see. Changed-case reasoning: Request and cached source version now agree.</w:t>
+      </w:r>
+    </w:p>
+    <w:p>
+      <w:pPr>
+        <w:pStyle w:val="Heading3"/>
+      </w:pPr>
+      <w:r>
+        <w:t>05. Connect the explanation to its limit</w:t>
+      </w:r>
+    </w:p>
+    <w:p>
+      <w:r>
+        <w:drawing>
+          <wp:inline xmlns:a="http://schemas.openxmlformats.org/drawingml/2006/main" xmlns:pic="http://schemas.openxmlformats.org/drawingml/2006/picture">
+            <wp:extent cx="5486400" cy="2834640"/>
+            <wp:docPr id="6" name="Picture 6" descr="A cache saves repeated work but can retain obsolete facts. Version-aware keys distinguish answers grounded in different records. Limit: Version keys cannot detect silent unversioned edits; the source publication process must update versions reliably."/>
+            <wp:cNvGraphicFramePr>
+              <a:graphicFrameLocks noChangeAspect="1"/>
+            </wp:cNvGraphicFramePr>
+            <a:graphic>
+              <a:graphicData uri="http://schemas.openxmlformats.org/drawingml/2006/picture">
+                <pic:pic>
+                  <pic:nvPicPr>
+                    <pic:cNvPr id="0" name="academy-story-ai-6-21-05.png"/>
+                    <pic:cNvPicPr/>
+                  </pic:nvPicPr>
+                  <pic:blipFill>
+                    <a:blip r:embed="rId14"/>
+                    <a:stretch>
+                      <a:fillRect/>
+                    </a:stretch>
+                  </pic:blipFill>
+                  <pic:spPr>
+                    <a:xfrm>
+                      <a:off x="0" y="0"/>
+                      <a:ext cx="5486400" cy="2834640"/>
+                    </a:xfrm>
+                    <a:prstGeom prst="rect"/>
+                  </pic:spPr>
+                </pic:pic>
+              </a:graphicData>
+            </a:graphic>
+          </wp:inline>
+        </w:drawing>
+      </w:r>
+    </w:p>
+    <w:p>
+      <w:pPr>
+        <w:spacing w:line="336" w:lineRule="auto" w:after="180"/>
+      </w:pPr>
+      <w:r>
+        <w:rPr>
+          <w:b w:val="0"/>
+        </w:rPr>
+        <w:t>A cache saves repeated work but can retain obsolete facts. Version-aware keys distinguish answers grounded in different records.</w:t>
+      </w:r>
+    </w:p>
+    <w:p>
+      <w:pPr>
+        <w:spacing w:line="336" w:lineRule="auto" w:after="180"/>
+      </w:pPr>
+      <w:r>
+        <w:rPr>
+          <w:b w:val="0"/>
+        </w:rPr>
+        <w:t xml:space="preserve">Limit: Version keys cannot detect silent unversioned edits; the source publication </w:t>
+      </w:r>
+      <w:r>
+        <w:rPr>
+          <w:b/>
+        </w:rPr>
+        <w:t>process</w:t>
+      </w:r>
+      <w:r>
+        <w:rPr>
+          <w:b w:val="0"/>
+        </w:rPr>
+        <w:t xml:space="preserve"> must update versions reliably.</w:t>
+      </w:r>
+    </w:p>
+    <w:p>
+      <w:pPr>
+        <w:spacing w:line="336" w:lineRule="auto" w:after="180"/>
+        <w:shd w:fill="F5F1FB"/>
+      </w:pPr>
+      <w:r>
+        <w:rPr>
+          <w:b w:val="0"/>
+        </w:rPr>
+        <w:t>Explain the case, then point to a limit on the claim.</w:t>
+      </w:r>
+    </w:p>
+    <w:p>
+      <w:pPr>
+        <w:pStyle w:val="Heading3"/>
+      </w:pPr>
+      <w:r>
+        <w:t>Discuss while showing the picture</w:t>
+      </w:r>
+    </w:p>
+    <w:p>
+      <w:pPr>
+        <w:spacing w:line="336" w:lineRule="auto" w:after="180"/>
+        <w:shd w:fill="F1F6F8"/>
+      </w:pPr>
+      <w:r>
+        <w:rPr>
+          <w:b w:val="0"/>
+        </w:rPr>
+        <w:t>Teacher prompt: Explain the case, then point to a limit on the claim. Ask learners to describe one label or arrow in ordinary words. Use the adjacent transcript if the image is difficult to see.</w:t>
+      </w:r>
+    </w:p>
+    <w:p>
+      <w:pPr>
+        <w:spacing w:line="336" w:lineRule="auto" w:after="180"/>
+        <w:shd w:fill="F1F6F8"/>
+      </w:pPr>
+      <w:r>
+        <w:rPr>
+          <w:b w:val="0"/>
+        </w:rPr>
+        <w:t xml:space="preserve">Keep the stated scope: Version keys cannot detect silent unversioned edits; the source publication </w:t>
+      </w:r>
+      <w:r>
+        <w:rPr>
+          <w:b/>
+        </w:rPr>
+        <w:t>process</w:t>
+      </w:r>
+      <w:r>
+        <w:rPr>
+          <w:b w:val="0"/>
+        </w:rPr>
+        <w:t xml:space="preserve"> must update versions reliably.</w:t>
+      </w:r>
+    </w:p>
+    <w:p>
+      <w:pPr>
+        <w:pStyle w:val="Heading3"/>
+      </w:pPr>
+      <w:r>
+        <w:t>06. Make the idea visible in your project</w:t>
+      </w:r>
+    </w:p>
+    <w:p>
+      <w:r>
+        <w:drawing>
+          <wp:inline xmlns:a="http://schemas.openxmlformats.org/drawingml/2006/main" xmlns:pic="http://schemas.openxmlformats.org/drawingml/2006/picture">
+            <wp:extent cx="5486400" cy="3529584"/>
+            <wp:docPr id="7" name="Picture 7" descr="For the Grounded Learning Service, retain an annotated trace and the changed-case result. Name the contract or evidence that makes the deciding step valid, so another team can review it. Draw your input, deciding step, result and limit. Supported question: Identify the version mismatch in the cached 09:00 answer. What should the first version-5 request return, and what permits a later version-5 cache hit?"/>
+            <wp:cNvGraphicFramePr>
+              <a:graphicFrameLocks noChangeAspect="1"/>
+            </wp:cNvGraphicFramePr>
+            <a:graphic>
+              <a:graphicData uri="http://schemas.openxmlformats.org/drawingml/2006/picture">
+                <pic:pic>
+                  <pic:nvPicPr>
+                    <pic:cNvPr id="0" name="academy-story-ai-6-21-06.png"/>
+                    <pic:cNvPicPr/>
+                  </pic:nvPicPr>
+                  <pic:blipFill>
+                    <a:blip r:embed="rId15"/>
+                    <a:stretch>
+                      <a:fillRect/>
+                    </a:stretch>
+                  </pic:blipFill>
+                  <pic:spPr>
+                    <a:xfrm>
+                      <a:off x="0" y="0"/>
+                      <a:ext cx="5486400" cy="3529584"/>
+                    </a:xfrm>
+                    <a:prstGeom prst="rect"/>
+                  </pic:spPr>
+                </pic:pic>
+              </a:graphicData>
+            </a:graphic>
+          </wp:inline>
+        </w:drawing>
+      </w:r>
+    </w:p>
+    <w:p>
+      <w:pPr>
+        <w:spacing w:line="336" w:lineRule="auto" w:after="180"/>
+      </w:pPr>
+      <w:r>
+        <w:rPr>
+          <w:b w:val="0"/>
+        </w:rPr>
+        <w:t xml:space="preserve">For the Grounded Learning Service, retain an annotated trace and the changed-case result. Name the contract or </w:t>
+      </w:r>
+      <w:r>
+        <w:rPr>
+          <w:b/>
+        </w:rPr>
+        <w:t>evidence</w:t>
+      </w:r>
+      <w:r>
+        <w:rPr>
+          <w:b w:val="0"/>
+        </w:rPr>
+        <w:t xml:space="preserve"> that makes the deciding step valid, so another team can review it.</w:t>
+      </w:r>
+    </w:p>
+    <w:p>
+      <w:pPr>
+        <w:spacing w:line="336" w:lineRule="auto" w:after="180"/>
+      </w:pPr>
+      <w:r>
+        <w:rPr>
+          <w:b w:val="0"/>
+        </w:rPr>
+        <w:t xml:space="preserve">Draw your </w:t>
+      </w:r>
+      <w:r>
+        <w:rPr>
+          <w:b/>
+        </w:rPr>
+        <w:t>input</w:t>
+      </w:r>
+      <w:r>
+        <w:rPr>
+          <w:b w:val="0"/>
+        </w:rPr>
+        <w:t>, deciding step, result and limit. Supported question: Identify the version mismatch in the cached 09:00 answer. What should the first version-5 request return, and what permits a later version-5 cache hit?</w:t>
+      </w:r>
+    </w:p>
+    <w:p>
+      <w:pPr>
+        <w:spacing w:line="336" w:lineRule="auto" w:after="180"/>
+        <w:shd w:fill="F5F1FB"/>
+      </w:pPr>
+      <w:r>
+        <w:rPr>
+          <w:b w:val="0"/>
+        </w:rPr>
+        <w:t xml:space="preserve">Draw your project trace and justify the deciding step using </w:t>
+      </w:r>
+      <w:r>
+        <w:rPr>
+          <w:b/>
+        </w:rPr>
+        <w:t>evidence</w:t>
+      </w:r>
+      <w:r>
+        <w:rPr>
+          <w:b w:val="0"/>
+        </w:rPr>
+        <w:t>.</w:t>
+      </w:r>
+    </w:p>
+    <w:p>
+      <w:pPr>
+        <w:pStyle w:val="Heading3"/>
+      </w:pPr>
+      <w:r>
+        <w:t>Discuss while showing the picture</w:t>
+      </w:r>
+    </w:p>
+    <w:p>
+      <w:pPr>
+        <w:spacing w:line="336" w:lineRule="auto" w:after="180"/>
+        <w:shd w:fill="F1F6F8"/>
+      </w:pPr>
+      <w:r>
+        <w:rPr>
+          <w:b w:val="0"/>
+        </w:rPr>
+        <w:t xml:space="preserve">Teacher prompt: Draw your project trace and justify the deciding step using </w:t>
+      </w:r>
+      <w:r>
+        <w:rPr>
+          <w:b/>
+        </w:rPr>
+        <w:t>evidence</w:t>
+      </w:r>
+      <w:r>
+        <w:rPr>
+          <w:b w:val="0"/>
+        </w:rPr>
+        <w:t>. Ask learners to describe one label or arrow in ordinary words. Use the adjacent transcript if the image is difficult to see.</w:t>
+      </w:r>
+    </w:p>
+    <w:p>
+      <w:pPr>
+        <w:spacing w:line="336" w:lineRule="auto" w:after="180"/>
+        <w:shd w:fill="F1F6F8"/>
+      </w:pPr>
+      <w:r>
+        <w:rPr>
+          <w:b w:val="0"/>
+        </w:rPr>
+        <w:t>Supported practice key: The current approved source version is 5. The 09:00 entry belongs to version 4. Retrieve and cache version 5’s 09:30 under its own key.</w:t>
+      </w:r>
+    </w:p>
+    <w:p>
+      <w:pPr>
+        <w:spacing w:line="336" w:lineRule="auto" w:after="180"/>
+        <w:shd w:fill="F1F6F8"/>
+      </w:pPr>
+      <w:r>
+        <w:rPr>
+          <w:b w:val="0"/>
+        </w:rPr>
+        <w:t>Changed case: The matching version-5 entry can supply 09:30 under the freshness policy. Request and cached source version now agree.</w:t>
       </w:r>
     </w:p>
     <w:sectPr>

--- a/downloads/teacher/ai-6-week-21.docx
+++ b/downloads/teacher/ai-6-week-21.docx
@@ -137,7 +137,7 @@
           </w:tcPr>
           <w:p>
             <w:r>
-              <w:t>Sections 1–6; record the brief recall in the workbook.</w:t>
+              <w:t>Use Your mission, Notice the evidence, See how it works, Words that unlock the idea and Follow a worked example; record recall in the workbook.</w:t>
             </w:r>
           </w:p>
         </w:tc>
@@ -169,7 +169,7 @@
           </w:tcPr>
           <w:p>
             <w:r>
-              <w:t>Sections 7–10; use the matching workbook W2 and misconception check.</w:t>
+              <w:t>Use Find and repair a mistake, Practise together and Build your understanding; use the matching workbook W2 and Individual reasoning check.</w:t>
             </w:r>
           </w:p>
         </w:tc>
@@ -201,7 +201,7 @@
           </w:tcPr>
           <w:p>
             <w:r>
-              <w:t>Sections 9 and 11–14. Give extra time to finish the full task set; use Section 15 when the week includes a coding lab.</w:t>
+              <w:t>Use Run the investigation, Connect your project and Try a new case independently. Allow extra time for the full task set. When code is supplied, use the examples in See how it works or Follow a worked example and the browser lab in Supported practice, repair and portfolio.</w:t>
             </w:r>
           </w:p>
         </w:tc>
@@ -310,7 +310,7 @@
         <w:rPr>
           <w:b w:val="0"/>
         </w:rPr>
-        <w:t>Toy policy retains session content for 7 days and deletes it when age is at least7. Audit metadata may remain for 30 days without content. Track primary storage, cache and backup policy separately.</w:t>
+        <w:t>Toy policy retains session content for 7 days and deletes it when age is at least 7. Audit metadata may remain for 30 days without content. Track primary storage, cache and backup policy separately.</w:t>
       </w:r>
     </w:p>
     <w:p>
@@ -1763,7 +1763,7 @@
         <w:rPr>
           <w:b w:val="0"/>
         </w:rPr>
-        <w:t>: The matching version-5 entry can supply 09:30 under the freshness policy.</w:t>
+        <w:t>: The matching version -5 entry can supply 09:30 under the freshness policy.</w:t>
       </w:r>
     </w:p>
     <w:p>
@@ -2081,7 +2081,7 @@
         <w:rPr>
           <w:b w:val="0"/>
         </w:rPr>
-        <w:t xml:space="preserve">Use the worked example in Sections 3 and 6. Collect a </w:t>
+        <w:t xml:space="preserve">Use See how it works and Follow a worked example. Collect a </w:t>
       </w:r>
       <w:r>
         <w:rPr>
@@ -2325,7 +2325,7 @@
         <w:rPr>
           <w:b w:val="0"/>
         </w:rPr>
-        <w:t>Identify the version mismatch in the cached 09:00 answer. What should the first version-5 request return, and what permits a later version-5 cache hit?</w:t>
+        <w:t>Identify the version mismatch in the cached 09:00 answer. What should the first version -5 request return, and what permits a later version -5 cache hit?</w:t>
       </w:r>
     </w:p>
     <w:p>
@@ -2344,7 +2344,7 @@
         <w:rPr>
           <w:b w:val="0"/>
         </w:rPr>
-        <w:t>The current approved source version is 5. The 09:00 entry belongs to version 4. Retrieve and cache version 5’s 09:30 under its own key. Changed case: The matching version-5 entry can supply 09:30 under the freshness policy.</w:t>
+        <w:t>The current approved source version is 5. The 09:00 entry belongs to version 4. Retrieve and cache version 5’s 09:30 under its own key. Changed case: The matching version -5 entry can supply 09:30 under the freshness policy.</w:t>
       </w:r>
     </w:p>
     <w:p>
@@ -2366,7 +2366,7 @@
         <w:rPr>
           <w:b w:val="0"/>
         </w:rPr>
-        <w:t>Changed-case reasoning: The matching version-5 entry can supply 09:30 under the freshness policy. Request and cached source version now agree.</w:t>
+        <w:t>Changed-case reasoning: The matching version -5 entry can supply 09:30 under the freshness policy. Request and cached source version now agree.</w:t>
       </w:r>
     </w:p>
     <w:p>
@@ -2506,7 +2506,7 @@
         <w:rPr>
           <w:b w:val="0"/>
         </w:rPr>
-        <w:t xml:space="preserve">Use Section 9 for the </w:t>
+        <w:t xml:space="preserve">Use Run the investigation for the </w:t>
       </w:r>
       <w:r>
         <w:rPr>
@@ -3088,7 +3088,7 @@
         <w:rPr>
           <w:b w:val="0"/>
         </w:rPr>
-        <w:t>TTL10 minutes; ages9, 10, 11. Corpus version changes at age9. Decide validity.</w:t>
+        <w:t>TTL 10 minutes; ages 9, 10, 11. Corpus version changes at age 9. Decide validity.</w:t>
       </w:r>
     </w:p>
     <w:p>
@@ -3108,7 +3108,7 @@
         <w:rPr>
           <w:b w:val="0"/>
         </w:rPr>
-        <w:t>Teacher explanation: Age9 would fit time but version change invalidates it. Ages10 and11 expire. Both freshness and version conditions must hold.</w:t>
+        <w:t>Teacher explanation: Age 9 would fit time but version change invalidates it. Ages 10 and 11 expire. Both freshness and version conditions must hold.</w:t>
       </w:r>
     </w:p>
     <w:p>
@@ -3268,7 +3268,7 @@
         <w:rPr>
           <w:b w:val="0"/>
         </w:rPr>
-        <w:t>W4: Age9 would fit time but version change invalidates it. Ages10 and11 expire. Both freshness and version conditions must hold. Require intermediate reasoning and the stated scope.</w:t>
+        <w:t>W4: Age 9 would fit time but version change invalidates it. Ages 10 and 11 expire. Both freshness and version conditions must hold. Require intermediate reasoning and the stated scope.</w:t>
       </w:r>
     </w:p>
     <w:p>
@@ -3280,7 +3280,7 @@
         <w:rPr>
           <w:b w:val="0"/>
         </w:rPr>
-        <w:t>Fresh retry: TTL5; age4 with same role/version and age5. Expected reasoning: Age4 valid if permissions still apply; age5 expired under strict age&lt;TTL.</w:t>
+        <w:t>Fresh retry: TTL 5; age 4 with same role/version and age 5. Expected reasoning: Age 4 valid if permissions still apply; age 5 expired under strict age&lt;TTL.</w:t>
       </w:r>
     </w:p>
     <w:p>
@@ -3320,7 +3320,7 @@
         <w:rPr>
           <w:b w:val="0"/>
         </w:rPr>
-        <w:t>Selected case: TTL10 minutes; ages9, 10, 11. Corpus version changes at age9. Decide validity.</w:t>
+        <w:t>Selected case: TTL 10 minutes; ages 9, 10, 11. Corpus version changes at age 9. Decide validity.</w:t>
       </w:r>
     </w:p>
     <w:p>
@@ -3348,7 +3348,7 @@
         <w:rPr>
           <w:b w:val="0"/>
         </w:rPr>
-        <w:t>Teacher explanation: Age9 would fit time but version change invalidates it. Ages10 and11 expire. Both freshness and version conditions must hold.</w:t>
+        <w:t>Teacher explanation: Age 9 would fit time but version change invalidates it. Ages 10 and 11 expire. Both freshness and version conditions must hold.</w:t>
       </w:r>
     </w:p>
     <w:tbl>
@@ -4082,7 +4082,7 @@
           </w:tcPr>
           <w:p>
             <w:r>
-              <w:t>Sections 1–6; record the brief recall in the workbook.</w:t>
+              <w:t>Use Your mission, Notice the evidence, See how it works, Words that unlock the idea and Follow a worked example; record recall in the workbook.</w:t>
             </w:r>
           </w:p>
         </w:tc>
@@ -4114,7 +4114,7 @@
           </w:tcPr>
           <w:p>
             <w:r>
-              <w:t>Sections 7–10; use the matching workbook W2 and misconception check.</w:t>
+              <w:t>Use Find and repair a mistake, Practise together and Build your understanding; use the matching workbook W2 and Individual reasoning check.</w:t>
             </w:r>
           </w:p>
         </w:tc>
@@ -4146,7 +4146,7 @@
           </w:tcPr>
           <w:p>
             <w:r>
-              <w:t>Sections 9 and 11–14. Give extra time to finish the full task set; use Section 15 when the week includes a coding lab.</w:t>
+              <w:t>Use Run the investigation, Connect your project and Try a new case independently. Allow extra time for the full task set. When code is supplied, use the examples in See how it works or Follow a worked example and the browser lab in Supported practice, repair and portfolio.</w:t>
             </w:r>
           </w:p>
         </w:tc>
@@ -4298,7 +4298,7 @@
         <w:rPr>
           <w:b w:val="0"/>
         </w:rPr>
-        <w:t xml:space="preserve"> and a reason before comparing. Expected result: The matching version-5 entry can supply 09:30 under the freshness policy.</w:t>
+        <w:t xml:space="preserve"> and a reason before comparing. Expected result: The matching version -5 entry can supply 09:30 under the freshness policy.</w:t>
       </w:r>
     </w:p>
     <w:p>
@@ -5057,7 +5057,7 @@
         <w:drawing>
           <wp:inline xmlns:a="http://schemas.openxmlformats.org/drawingml/2006/main" xmlns:pic="http://schemas.openxmlformats.org/drawingml/2006/picture">
             <wp:extent cx="5486400" cy="3026664"/>
-            <wp:docPr id="5" name="Picture 5" descr="Original case: Retrieve and cache version 5’s 09:30 under its own key. Changed condition: The next request still uses approved version 5. Expected result: The matching version-5 entry can supply 09:30 under the freshness policy. Reason: Request and cached source version now agree."/>
+            <wp:docPr id="5" name="Picture 5" descr="Original case: Retrieve and cache version 5’s 09:30 under its own key. Changed condition: The next request still uses approved version 5. Expected result: The matching version -5 entry can supply 09:30 under the freshness policy. Reason: Request and cached source version now agree."/>
             <wp:cNvGraphicFramePr>
               <a:graphicFrameLocks noChangeAspect="1"/>
             </wp:cNvGraphicFramePr>
@@ -5107,7 +5107,7 @@
         <w:rPr>
           <w:b w:val="0"/>
         </w:rPr>
-        <w:t>Expected result: The matching version-5 entry can supply 09:30 under the freshness policy. Reason: Request and cached source version now agree.</w:t>
+        <w:t>Expected result: The matching version -5 entry can supply 09:30 under the freshness policy. Reason: Request and cached source version now agree.</w:t>
       </w:r>
     </w:p>
     <w:p>
@@ -5301,7 +5301,7 @@
         <w:drawing>
           <wp:inline xmlns:a="http://schemas.openxmlformats.org/drawingml/2006/main" xmlns:pic="http://schemas.openxmlformats.org/drawingml/2006/picture">
             <wp:extent cx="5486400" cy="3529584"/>
-            <wp:docPr id="7" name="Picture 7" descr="For the Grounded Learning Service, retain an annotated trace and the changed-case result. Name the contract or evidence that makes the deciding step valid, so another team can review it. Draw your input, deciding step, result and limit. Supported question: Identify the version mismatch in the cached 09:00 answer. What should the first version-5 request return, and what permits a later version-5 cache hit?"/>
+            <wp:docPr id="7" name="Picture 7" descr="For the Grounded Learning Service, retain an annotated trace and the changed-case result. Name the contract or evidence that makes the deciding step valid, so another team can review it. Draw your input, deciding step, result and limit. Supported question: Identify the version mismatch in the cached 09:00 answer. What should the first version -5 request return, and what permits a later version -5 cache hit?"/>
             <wp:cNvGraphicFramePr>
               <a:graphicFrameLocks noChangeAspect="1"/>
             </wp:cNvGraphicFramePr>
@@ -5375,7 +5375,7 @@
         <w:rPr>
           <w:b w:val="0"/>
         </w:rPr>
-        <w:t>, deciding step, result and limit. Supported question: Identify the version mismatch in the cached 09:00 answer. What should the first version-5 request return, and what permits a later version-5 cache hit?</w:t>
+        <w:t>, deciding step, result and limit. Supported question: Identify the version mismatch in the cached 09:00 answer. What should the first version -5 request return, and what permits a later version -5 cache hit?</w:t>
       </w:r>
     </w:p>
     <w:p>
@@ -5455,7 +5455,7 @@
         <w:rPr>
           <w:b w:val="0"/>
         </w:rPr>
-        <w:t>Changed case: The matching version-5 entry can supply 09:30 under the freshness policy. Request and cached source version now agree.</w:t>
+        <w:t>Changed case: The matching version -5 entry can supply 09:30 under the freshness policy. Request and cached source version now agree.</w:t>
       </w:r>
     </w:p>
     <w:sectPr>

--- a/downloads/teacher/ai-6-week-21.docx
+++ b/downloads/teacher/ai-6-week-21.docx
@@ -25,20 +25,38 @@
         <w:pStyle w:val="Heading1"/>
       </w:pPr>
       <w:r>
-        <w:t>01. Prepare the purpose, prerequisites and materials</w:t>
+        <w:t>Ask which check decides this request before discussing speed.</w:t>
       </w:r>
     </w:p>
     <w:p>
       <w:r>
-        <w:t>Prepare Caching and stale information: check the target, prerequisites, resources and adaptable teaching schedule.</w:t>
+        <w:t>Teach current permission, context keys and strict TTL boundaries with checked fixtures and honest publication limits.</w:t>
       </w:r>
     </w:p>
     <w:p>
-      <w:pPr>
-        <w:pStyle w:val="Heading3"/>
-      </w:pPr>
-      <w:r>
-        <w:t>Teach the learning cycle</w:t>
+      <w:r>
+        <w:t>Model the three checks → contrast young misses with expiry → inspect approved-version lookup → assess independent reasoning → record limits.</w:t>
+      </w:r>
+    </w:p>
+    <w:p>
+      <w:pPr>
+        <w:pStyle w:val="Heading1"/>
+      </w:pPr>
+      <w:r>
+        <w:t>01. Prepare the connected service investigation</w:t>
+      </w:r>
+    </w:p>
+    <w:p>
+      <w:r>
+        <w:t>Keep modelling, shared practice and independent evidence distinct.</w:t>
+      </w:r>
+    </w:p>
+    <w:p>
+      <w:pPr>
+        <w:pStyle w:val="Heading2"/>
+      </w:pPr>
+      <w:r>
+        <w:t>Target and main teaching plan</w:t>
       </w:r>
     </w:p>
     <w:p>
@@ -243,18 +261,21 @@
     </w:p>
     <w:p>
       <w:pPr>
-        <w:pStyle w:val="Heading3"/>
-      </w:pPr>
-      <w:r>
-        <w:t>Retrieval answer guidance</w:t>
+        <w:pStyle w:val="Heading2"/>
+      </w:pPr>
+      <w:r>
+        <w:t>Preparation and prerequisite</w:t>
       </w:r>
     </w:p>
     <w:p>
       <w:pPr>
-        <w:pStyle w:val="Heading3"/>
-      </w:pPr>
-      <w:r>
-        <w:t>Data retention and deletion</w:t>
+        <w:spacing w:line="336" w:lineRule="auto" w:after="180"/>
+      </w:pPr>
+      <w:r>
+        <w:rPr>
+          <w:b w:val="0"/>
+        </w:rPr>
+        <w:t>Lesson and workbook; paper and pencil</w:t>
       </w:r>
     </w:p>
     <w:p>
@@ -265,7 +286,7 @@
         <w:rPr>
           <w:b w:val="0"/>
         </w:rPr>
-        <w:t>Without opening the old lesson, explain one key idea from Data retention and deletion. Give an example and a mistake that the idea helps you avoid.</w:t>
+        <w:t>Calculator and optional local Python 3 for arithmetic; no live API or private data</w:t>
       </w:r>
     </w:p>
     <w:p>
@@ -276,19 +297,7 @@
         <w:rPr>
           <w:b w:val="0"/>
         </w:rPr>
-        <w:t xml:space="preserve">Look for: Explain the </w:t>
-      </w:r>
-      <w:r>
-        <w:rPr>
-          <w:b/>
-        </w:rPr>
-        <w:t>mechanism</w:t>
-      </w:r>
-      <w:r>
-        <w:rPr>
-          <w:b w:val="0"/>
-        </w:rPr>
-        <w:t xml:space="preserve"> and terminology of data retention and deletion</w:t>
+        <w:t>Prepare the fresh retry separately and withhold its solution until after collection</w:t>
       </w:r>
     </w:p>
     <w:p>
@@ -299,7 +308,31 @@
         <w:rPr>
           <w:b w:val="0"/>
         </w:rPr>
-        <w:t>Reference example, not the only acceptable wording: Teacher explanation: Retention and deletion cover all declared stores, including caches and logs. Removing a visible row may leave copies elsewhere.</w:t>
+        <w:t xml:space="preserve">A result depends on the </w:t>
+      </w:r>
+      <w:r>
+        <w:rPr>
+          <w:b/>
+        </w:rPr>
+        <w:t>input</w:t>
+      </w:r>
+      <w:r>
+        <w:rPr>
+          <w:b w:val="0"/>
+        </w:rPr>
+        <w:t xml:space="preserve">s, procedure and conditions that produced it. Preserve data roles and distinguish observed outcomes from </w:t>
+      </w:r>
+      <w:r>
+        <w:rPr>
+          <w:b/>
+        </w:rPr>
+        <w:t>prediction</w:t>
+      </w:r>
+      <w:r>
+        <w:rPr>
+          <w:b w:val="0"/>
+        </w:rPr>
+        <w:t>s or unmeasured conditions.</w:t>
       </w:r>
     </w:p>
     <w:p>
@@ -310,15 +343,15 @@
         <w:rPr>
           <w:b w:val="0"/>
         </w:rPr>
-        <w:t>Toy policy retains session content for 7 days and deletes it when age is at least 7. Audit metadata may remain for 30 days without content. Track primary storage, cache and backup policy separately.</w:t>
+        <w:t>If the prior concept cannot be explained, use a short retrieval activity before this chapter.</w:t>
       </w:r>
     </w:p>
     <w:p>
       <w:pPr>
-        <w:pStyle w:val="Heading3"/>
-      </w:pPr>
-      <w:r>
-        <w:t>Untrusted input boundaries</w:t>
+        <w:pStyle w:val="Heading2"/>
+      </w:pPr>
+      <w:r>
+        <w:t>Opening retrieval</w:t>
       </w:r>
     </w:p>
     <w:p>
@@ -329,19 +362,7 @@
         <w:rPr>
           <w:b w:val="0"/>
         </w:rPr>
-        <w:t xml:space="preserve">Without opening the old lesson, explain one key idea from Untrusted </w:t>
-      </w:r>
-      <w:r>
-        <w:rPr>
-          <w:b/>
-        </w:rPr>
-        <w:t>input</w:t>
-      </w:r>
-      <w:r>
-        <w:rPr>
-          <w:b w:val="0"/>
-        </w:rPr>
-        <w:t xml:space="preserve"> boundaries. Give an example and a mistake that the idea helps you avoid.</w:t>
+        <w:t>Without opening the old lesson, explain one key idea from Data retention and deletion. Give an example and a mistake that the idea helps you avoid.</w:t>
       </w:r>
     </w:p>
     <w:p>
@@ -364,19 +385,7 @@
         <w:rPr>
           <w:b w:val="0"/>
         </w:rPr>
-        <w:t xml:space="preserve"> and terminology of untrusted </w:t>
-      </w:r>
-      <w:r>
-        <w:rPr>
-          <w:b/>
-        </w:rPr>
-        <w:t>input</w:t>
-      </w:r>
-      <w:r>
-        <w:rPr>
-          <w:b w:val="0"/>
-        </w:rPr>
-        <w:t xml:space="preserve"> boundaries</w:t>
+        <w:t xml:space="preserve"> and terminology of data retention and deletion</w:t>
       </w:r>
     </w:p>
     <w:p>
@@ -387,19 +396,7 @@
         <w:rPr>
           <w:b w:val="0"/>
         </w:rPr>
-        <w:t xml:space="preserve">Reference example, not the only acceptable wording: Teacher explanation: Untrusted </w:t>
-      </w:r>
-      <w:r>
-        <w:rPr>
-          <w:b/>
-        </w:rPr>
-        <w:t>input</w:t>
-      </w:r>
-      <w:r>
-        <w:rPr>
-          <w:b w:val="0"/>
-        </w:rPr>
-        <w:t xml:space="preserve"> must be treated according to a contract before reaching code, queries or tools.</w:t>
+        <w:t>Reference example, not the only acceptable wording: Teacher explanation: Retention and deletion cover all declared stores, including caches and logs. Removing a visible row may leave copies elsewhere.</w:t>
       </w:r>
     </w:p>
     <w:p>
@@ -410,7 +407,7 @@
         <w:rPr>
           <w:b w:val="0"/>
         </w:rPr>
-        <w:t>Data that resembles instructions does not acquire execution authority. For the toy lookup accept room IDs matching one uppercase letter plus one digit. Perform exact dictionary lookup; never evaluate user strings as code.</w:t>
+        <w:t>Toy policy retains session content for 7 days and deletes it when age is at least 7. Audit metadata may remain for 30 days without content. Track primary storage, cache and backup policy separately.</w:t>
       </w:r>
     </w:p>
     <w:p>
@@ -421,15 +418,54 @@
         <w:rPr>
           <w:b w:val="0"/>
         </w:rPr>
-        <w:t>Reject invalid length or characters.</w:t>
+        <w:t xml:space="preserve">Without opening the old lesson, explain one key idea from Untrusted </w:t>
+      </w:r>
+      <w:r>
+        <w:rPr>
+          <w:b/>
+        </w:rPr>
+        <w:t>input</w:t>
+      </w:r>
+      <w:r>
+        <w:rPr>
+          <w:b w:val="0"/>
+        </w:rPr>
+        <w:t xml:space="preserve"> boundaries. Give an example and a mistake that the idea helps you avoid.</w:t>
       </w:r>
     </w:p>
     <w:p>
       <w:pPr>
-        <w:pStyle w:val="Heading3"/>
-      </w:pPr>
-      <w:r>
-        <w:t>Approval gates and idempotency</w:t>
+        <w:spacing w:line="336" w:lineRule="auto" w:after="180"/>
+      </w:pPr>
+      <w:r>
+        <w:rPr>
+          <w:b w:val="0"/>
+        </w:rPr>
+        <w:t xml:space="preserve">Look for: Explain the </w:t>
+      </w:r>
+      <w:r>
+        <w:rPr>
+          <w:b/>
+        </w:rPr>
+        <w:t>mechanism</w:t>
+      </w:r>
+      <w:r>
+        <w:rPr>
+          <w:b w:val="0"/>
+        </w:rPr>
+        <w:t xml:space="preserve"> and terminology of untrusted </w:t>
+      </w:r>
+      <w:r>
+        <w:rPr>
+          <w:b/>
+        </w:rPr>
+        <w:t>input</w:t>
+      </w:r>
+      <w:r>
+        <w:rPr>
+          <w:b w:val="0"/>
+        </w:rPr>
+        <w:t xml:space="preserve"> boundaries</w:t>
       </w:r>
     </w:p>
     <w:p>
@@ -440,7 +476,19 @@
         <w:rPr>
           <w:b w:val="0"/>
         </w:rPr>
-        <w:t>Without opening the old lesson, explain one key idea from Approval gates and idempotency. Give an example and a mistake that the idea helps you avoid.</w:t>
+        <w:t xml:space="preserve">Reference example, not the only acceptable wording: Teacher explanation: Untrusted </w:t>
+      </w:r>
+      <w:r>
+        <w:rPr>
+          <w:b/>
+        </w:rPr>
+        <w:t>input</w:t>
+      </w:r>
+      <w:r>
+        <w:rPr>
+          <w:b w:val="0"/>
+        </w:rPr>
+        <w:t xml:space="preserve"> must be treated according to a contract before reaching code, queries or tools.</w:t>
       </w:r>
     </w:p>
     <w:p>
@@ -451,19 +499,7 @@
         <w:rPr>
           <w:b w:val="0"/>
         </w:rPr>
-        <w:t xml:space="preserve">Look for: Explain the </w:t>
-      </w:r>
-      <w:r>
-        <w:rPr>
-          <w:b/>
-        </w:rPr>
-        <w:t>mechanism</w:t>
-      </w:r>
-      <w:r>
-        <w:rPr>
-          <w:b w:val="0"/>
-        </w:rPr>
-        <w:t xml:space="preserve"> and terminology of approval gates and idempotency</w:t>
+        <w:t>Data that resembles instructions does not acquire execution authority. For the toy lookup accept room IDs matching one uppercase letter plus one digit. Perform exact dictionary lookup; never evaluate user strings as code.</w:t>
       </w:r>
     </w:p>
     <w:p>
@@ -474,7 +510,7 @@
         <w:rPr>
           <w:b w:val="0"/>
         </w:rPr>
-        <w:t>Reference example, not the only acceptable wording: Teacher explanation: Approval gates bind side effects to an actor, exact version and destination.</w:t>
+        <w:t>Reject invalid length or characters.</w:t>
       </w:r>
     </w:p>
     <w:p>
@@ -485,7 +521,7 @@
         <w:rPr>
           <w:b w:val="0"/>
         </w:rPr>
-        <w:t>Idempotency prevents repeated requests with the same key from repeating a committed effect. The mock submission requires approval for request version v1 and destination D. Store key -&gt; committed result.</w:t>
+        <w:t>Without opening the old lesson, explain one key idea from Approval gates and idempotency. Give an example and a mistake that the idea helps you avoid.</w:t>
       </w:r>
     </w:p>
     <w:p>
@@ -496,7 +532,19 @@
         <w:rPr>
           <w:b w:val="0"/>
         </w:rPr>
-        <w:t>Reusing the same key with the same payload returns that result; the same key with different payload is rejected.</w:t>
+        <w:t xml:space="preserve">Look for: Explain the </w:t>
+      </w:r>
+      <w:r>
+        <w:rPr>
+          <w:b/>
+        </w:rPr>
+        <w:t>mechanism</w:t>
+      </w:r>
+      <w:r>
+        <w:rPr>
+          <w:b w:val="0"/>
+        </w:rPr>
+        <w:t xml:space="preserve"> and terminology of approval gates and idempotency</w:t>
       </w:r>
     </w:p>
     <w:p>
@@ -507,7 +555,7 @@
         <w:rPr>
           <w:b w:val="0"/>
         </w:rPr>
-        <w:t>Two 45-minute sessions. Caching reuses results but needs freshness and access-aware keys. A cached answer must not cross role or corpus-version boundaries.</w:t>
+        <w:t>Reference example, not the only acceptable wording: Teacher explanation: Approval gates bind side effects to an actor, exact version and destination.</w:t>
       </w:r>
     </w:p>
     <w:p>
@@ -518,19 +566,7 @@
         <w:rPr>
           <w:b w:val="0"/>
         </w:rPr>
-        <w:t xml:space="preserve">Use the supplied constructed scenarios to make the </w:t>
-      </w:r>
-      <w:r>
-        <w:rPr>
-          <w:b/>
-        </w:rPr>
-        <w:t>mechanism</w:t>
-      </w:r>
-      <w:r>
-        <w:rPr>
-          <w:b w:val="0"/>
-        </w:rPr>
-        <w:t xml:space="preserve"> inspectable. Collect W4 before sharing solutions.</w:t>
+        <w:t>Idempotency prevents repeated requests with the same key from repeating a committed effect. The mock submission requires approval for request version v1 and destination D. Store key -&gt; committed result.</w:t>
       </w:r>
     </w:p>
     <w:p>
@@ -541,27 +577,15 @@
         <w:rPr>
           <w:b w:val="0"/>
         </w:rPr>
-        <w:t xml:space="preserve">Students should name intermediate </w:t>
-      </w:r>
-      <w:r>
-        <w:rPr>
-          <w:b/>
-        </w:rPr>
-        <w:t>evidence</w:t>
-      </w:r>
-      <w:r>
-        <w:rPr>
-          <w:b w:val="0"/>
-        </w:rPr>
-        <w:t xml:space="preserve"> and limitations; classroom pacing and learning effectiveness remain unvalidated.</w:t>
+        <w:t>Reusing the same key with the same payload returns that result; the same key with different payload is rejected.</w:t>
       </w:r>
     </w:p>
     <w:p>
       <w:pPr>
-        <w:pStyle w:val="Heading3"/>
-      </w:pPr>
-      <w:r>
-        <w:t>Outcomes</w:t>
+        <w:pStyle w:val="Heading2"/>
+      </w:pPr>
+      <w:r>
+        <w:t>Pictured end goal</w:t>
       </w:r>
     </w:p>
     <w:p>
@@ -572,41 +596,23 @@
         <w:rPr>
           <w:b w:val="0"/>
         </w:rPr>
-        <w:t xml:space="preserve">Explain the </w:t>
-      </w:r>
-      <w:r>
-        <w:rPr>
-          <w:b/>
-        </w:rPr>
-        <w:t>mechanism</w:t>
-      </w:r>
-      <w:r>
-        <w:rPr>
-          <w:b w:val="0"/>
-        </w:rPr>
-        <w:t xml:space="preserve"> and terminology of caching and stale information</w:t>
+        <w:t>Explain caching and stale information using the deciding step in this fictional service.</w:t>
       </w:r>
     </w:p>
     <w:p>
       <w:pPr>
-        <w:spacing w:line="336" w:lineRule="auto" w:after="180"/>
-      </w:pPr>
-      <w:r>
-        <w:rPr>
-          <w:b w:val="0"/>
-        </w:rPr>
-        <w:t>Apply the stated procedure to a new case with a traceable result</w:t>
+        <w:pStyle w:val="Heading2"/>
+      </w:pPr>
+      <w:r>
+        <w:t>Earlier wording, alternatives and picture transcripts · reference / check after trying</w:t>
       </w:r>
     </w:p>
     <w:p>
       <w:pPr>
-        <w:spacing w:line="336" w:lineRule="auto" w:after="180"/>
-      </w:pPr>
-      <w:r>
-        <w:rPr>
-          <w:b w:val="0"/>
-        </w:rPr>
-        <w:t>Identify an assumption or limitation and design a revealing follow-up</w:t>
+        <w:pStyle w:val="Heading3"/>
+      </w:pPr>
+      <w:r>
+        <w:t>Teach the learning cycle</w:t>
       </w:r>
     </w:p>
     <w:p>
@@ -614,83 +620,74 @@
         <w:pStyle w:val="Heading3"/>
       </w:pPr>
       <w:r>
-        <w:t>Preparation</w:t>
+        <w:t>Retrieval answer guidance</w:t>
       </w:r>
     </w:p>
     <w:p>
       <w:pPr>
-        <w:spacing w:line="336" w:lineRule="auto" w:after="180"/>
-      </w:pPr>
-      <w:r>
-        <w:rPr>
-          <w:b w:val="0"/>
-        </w:rPr>
-        <w:t>Lesson and workbook; paper and pencil</w:t>
+        <w:pStyle w:val="Heading3"/>
+      </w:pPr>
+      <w:r>
+        <w:t>Data retention and deletion</w:t>
       </w:r>
     </w:p>
     <w:p>
       <w:pPr>
-        <w:spacing w:line="336" w:lineRule="auto" w:after="180"/>
-      </w:pPr>
-      <w:r>
-        <w:rPr>
-          <w:b w:val="0"/>
-        </w:rPr>
-        <w:t>Calculator and optional local Python 3 for arithmetic; no live API or private data</w:t>
+        <w:pStyle w:val="Heading3"/>
+      </w:pPr>
+      <w:r>
+        <w:t>Untrusted input boundaries</w:t>
       </w:r>
     </w:p>
     <w:p>
       <w:pPr>
-        <w:spacing w:line="336" w:lineRule="auto" w:after="180"/>
-      </w:pPr>
-      <w:r>
-        <w:rPr>
-          <w:b w:val="0"/>
-        </w:rPr>
-        <w:t>Prepare the fresh retry separately and withhold its solution until after collection</w:t>
+        <w:pStyle w:val="Heading3"/>
+      </w:pPr>
+      <w:r>
+        <w:t>Approval gates and idempotency</w:t>
       </w:r>
     </w:p>
     <w:p>
       <w:pPr>
-        <w:pStyle w:val="Heading3"/>
-      </w:pPr>
-      <w:r>
-        <w:t>Prerequisite answer</w:t>
+        <w:spacing w:line="336" w:lineRule="auto" w:after="180"/>
+      </w:pPr>
+      <w:r>
+        <w:rPr>
+          <w:b w:val="0"/>
+        </w:rPr>
+        <w:t xml:space="preserve">Use the three-session teaching cycle above, with extra time as needed. Caching reuses results but needs freshness and access-aware keys. A cached answer must not cross role or corpus-version boundaries. Use the supplied constructed scenarios to make the </w:t>
+      </w:r>
+      <w:r>
+        <w:rPr>
+          <w:b/>
+        </w:rPr>
+        <w:t>mechanism</w:t>
+      </w:r>
+      <w:r>
+        <w:rPr>
+          <w:b w:val="0"/>
+        </w:rPr>
+        <w:t xml:space="preserve"> inspectable. Collect W4 before sharing solutions. Students should name intermediate </w:t>
+      </w:r>
+      <w:r>
+        <w:rPr>
+          <w:b/>
+        </w:rPr>
+        <w:t>evidence</w:t>
+      </w:r>
+      <w:r>
+        <w:rPr>
+          <w:b w:val="0"/>
+        </w:rPr>
+        <w:t xml:space="preserve"> and limitations; classroom pacing and learning effectiveness remain unvalidated.</w:t>
       </w:r>
     </w:p>
     <w:p>
       <w:pPr>
-        <w:spacing w:line="336" w:lineRule="auto" w:after="180"/>
-      </w:pPr>
-      <w:r>
-        <w:rPr>
-          <w:b w:val="0"/>
-        </w:rPr>
-        <w:t xml:space="preserve">A result depends on the </w:t>
-      </w:r>
-      <w:r>
-        <w:rPr>
-          <w:b/>
-        </w:rPr>
-        <w:t>input</w:t>
-      </w:r>
-      <w:r>
-        <w:rPr>
-          <w:b w:val="0"/>
-        </w:rPr>
-        <w:t xml:space="preserve">s, procedure and conditions that produced it. Preserve data roles and distinguish observed outcomes from </w:t>
-      </w:r>
-      <w:r>
-        <w:rPr>
-          <w:b/>
-        </w:rPr>
-        <w:t>prediction</w:t>
-      </w:r>
-      <w:r>
-        <w:rPr>
-          <w:b w:val="0"/>
-        </w:rPr>
-        <w:t>s or unmeasured conditions.</w:t>
+        <w:pStyle w:val="Heading3"/>
+      </w:pPr>
+      <w:r>
+        <w:t>Outcomes</w:t>
       </w:r>
     </w:p>
     <w:p>
@@ -701,15 +698,30 @@
         <w:rPr>
           <w:b w:val="0"/>
         </w:rPr>
-        <w:t>If the prior concept cannot be explained, use a short retrieval activity before this chapter.</w:t>
+        <w:t xml:space="preserve">Explain the </w:t>
+      </w:r>
+      <w:r>
+        <w:rPr>
+          <w:b/>
+        </w:rPr>
+        <w:t>mechanism</w:t>
+      </w:r>
+      <w:r>
+        <w:rPr>
+          <w:b w:val="0"/>
+        </w:rPr>
+        <w:t xml:space="preserve"> and terminology of caching and stale information</w:t>
       </w:r>
     </w:p>
     <w:p>
       <w:pPr>
-        <w:pStyle w:val="Heading3"/>
-      </w:pPr>
-      <w:r>
-        <w:t>End goal for the pictorial case</w:t>
+        <w:spacing w:line="336" w:lineRule="auto" w:after="180"/>
+      </w:pPr>
+      <w:r>
+        <w:rPr>
+          <w:b w:val="0"/>
+        </w:rPr>
+        <w:t>Apply the stated procedure to a new case with a traceable result</w:t>
       </w:r>
     </w:p>
     <w:p>
@@ -720,31 +732,31 @@
         <w:rPr>
           <w:b w:val="0"/>
         </w:rPr>
-        <w:t>Explain caching and stale information using the deciding step in this fictional service.</w:t>
+        <w:t>Identify an assumption or limitation and design a revealing follow-up</w:t>
       </w:r>
     </w:p>
     <w:p>
       <w:pPr>
-        <w:spacing w:line="336" w:lineRule="auto" w:after="180"/>
-      </w:pPr>
-      <w:r>
-        <w:rPr>
-          <w:b w:val="0"/>
-        </w:rPr>
-        <w:t>This added worked case illustrates the week’s main idea. Retain all original and connected topics; schedule its practice within the teaching cycle.</w:t>
+        <w:pStyle w:val="Heading3"/>
+      </w:pPr>
+      <w:r>
+        <w:t>Preparation</w:t>
       </w:r>
     </w:p>
     <w:p>
       <w:pPr>
-        <w:pStyle w:val="Heading1"/>
-      </w:pPr>
-      <w:r>
-        <w:t>02. Explain and model the mechanism</w:t>
+        <w:pStyle w:val="Heading3"/>
+      </w:pPr>
+      <w:r>
+        <w:t>Prerequisite answer</w:t>
       </w:r>
     </w:p>
     <w:p>
-      <w:r>
-        <w:t>Model Caching and stale information using the supplied case, labelled mechanism and reasoning. Make the scope of each conclusion explicit.</w:t>
+      <w:pPr>
+        <w:pStyle w:val="Heading3"/>
+      </w:pPr>
+      <w:r>
+        <w:t>End goal for the pictorial case</w:t>
       </w:r>
     </w:p>
     <w:p>
@@ -755,37 +767,28 @@
         <w:rPr>
           <w:b w:val="0"/>
         </w:rPr>
-        <w:t>Caching reuses results but needs freshness and access-aware keys. A cached answer must not cross role or corpus-version boundaries.</w:t>
+        <w:t>This added worked case illustrates the week’s main idea. Retain all original and connected topics; schedule its practice within the teaching cycle.</w:t>
       </w:r>
     </w:p>
     <w:p>
       <w:pPr>
-        <w:pStyle w:val="Heading3"/>
-      </w:pPr>
-      <w:r>
-        <w:t>Explain Caching and stale information · 1</w:t>
+        <w:pStyle w:val="Heading1"/>
+      </w:pPr>
+      <w:r>
+        <w:t>02. Teach cache reuse as three independent requirements</w:t>
       </w:r>
     </w:p>
     <w:p>
-      <w:pPr>
-        <w:spacing w:line="336" w:lineRule="auto" w:after="180"/>
-      </w:pPr>
-      <w:r>
-        <w:rPr>
-          <w:b w:val="0"/>
-        </w:rPr>
-        <w:t>Begin by writing the question the procedure is intended to answer. Identify the information already supplied, the information it will produce and the information still missing.</w:t>
+      <w:r>
+        <w:t>Keep current authority, matching evidence context and a strict age boundary visible.</w:t>
       </w:r>
     </w:p>
     <w:p>
       <w:pPr>
-        <w:spacing w:line="336" w:lineRule="auto" w:after="180"/>
-      </w:pPr>
-      <w:r>
-        <w:rPr>
-          <w:b w:val="0"/>
-        </w:rPr>
-        <w:t>These are constructed classroom examples; they do not require live accounts, private records or an external service. Do not treat a plausible explanation as a measured outcome.</w:t>
+        <w:pStyle w:val="Heading2"/>
+      </w:pPr>
+      <w:r>
+        <w:t>Definitions and complete classroom contract</w:t>
       </w:r>
     </w:p>
     <w:p>
@@ -794,23 +797,1338 @@
       </w:pPr>
       <w:r>
         <w:rPr>
-          <w:b/>
-        </w:rPr>
-        <w:t>Cache key</w:t>
-      </w:r>
-      <w:r>
-        <w:rPr>
           <w:b w:val="0"/>
         </w:rPr>
-        <w:t xml:space="preserve"> includes query, role, corpus version and procedure version. Entry valid only while age&lt;TTL. At exact TTL it expires. Teacher and student results never share a role-agnostic key.</w:t>
+        <w:t>Caching reuses results but needs freshness and access-aware keys. A cached answer must not cross role or corpus-version boundaries.</w:t>
       </w:r>
     </w:p>
     <w:p>
       <w:pPr>
+        <w:spacing w:line="336" w:lineRule="auto" w:after="180"/>
+      </w:pPr>
+      <w:r>
+        <w:rPr>
+          <w:b/>
+        </w:rPr>
+        <w:t>Cache key</w:t>
+      </w:r>
+      <w:r>
+        <w:rPr>
+          <w:b w:val="0"/>
+        </w:rPr>
+        <w:t xml:space="preserve"> includes query, role, corpus version and procedure version. Entry valid only while age&lt;TTL. At exact TTL it expires. Teacher and student results never share a role-agnostic key.</w:t>
+      </w:r>
+    </w:p>
+    <w:tbl>
+      <w:tblPr>
+        <w:tblStyle w:val="LightShading-Accent1"/>
+        <w:tblW w:type="auto" w:w="0"/>
+        <w:tblLook w:firstColumn="1" w:firstRow="1" w:lastColumn="0" w:lastRow="0" w:noHBand="0" w:noVBand="1" w:val="04A0"/>
+      </w:tblPr>
+      <w:tblGrid>
+        <w:gridCol w:w="5112"/>
+        <w:gridCol w:w="5112"/>
+      </w:tblGrid>
+      <w:tr>
+        <w:trPr>
+          <w:tblHeader/>
+        </w:trPr>
+        <w:tc>
+          <w:tcPr>
+            <w:tcW w:type="dxa" w:w="5112"/>
+          </w:tcPr>
+          <w:p>
+            <w:r>
+              <w:t>Check</w:t>
+            </w:r>
+          </w:p>
+        </w:tc>
+        <w:tc>
+          <w:tcPr>
+            <w:tcW w:type="dxa" w:w="5112"/>
+          </w:tcPr>
+          <w:p>
+            <w:r>
+              <w:t>Complete classroom rule</w:t>
+            </w:r>
+          </w:p>
+        </w:tc>
+      </w:tr>
+      <w:tr>
+        <w:tc>
+          <w:tcPr>
+            <w:tcW w:type="dxa" w:w="5112"/>
+          </w:tcPr>
+          <w:p>
+            <w:r>
+              <w:t>Current permission</w:t>
+            </w:r>
+          </w:p>
+        </w:tc>
+        <w:tc>
+          <w:tcPr>
+            <w:tcW w:type="dxa" w:w="5112"/>
+          </w:tcPr>
+          <w:p>
+            <w:r>
+              <w:t>Trusted Boolean fixture checked before any cached value is returned</w:t>
+            </w:r>
+          </w:p>
+        </w:tc>
+      </w:tr>
+      <w:tr>
+        <w:tc>
+          <w:tcPr>
+            <w:tcW w:type="dxa" w:w="5112"/>
+          </w:tcPr>
+          <w:p>
+            <w:r>
+              <w:t>Cache key</w:t>
+            </w:r>
+          </w:p>
+        </w:tc>
+        <w:tc>
+          <w:tcPr>
+            <w:tcW w:type="dxa" w:w="5112"/>
+          </w:tcPr>
+          <w:p>
+            <w:r>
+              <w:t>Query, trusted role, corpus version and procedure version</w:t>
+            </w:r>
+          </w:p>
+        </w:tc>
+      </w:tr>
+      <w:tr>
+        <w:tc>
+          <w:tcPr>
+            <w:tcW w:type="dxa" w:w="5112"/>
+          </w:tcPr>
+          <w:p>
+            <w:r>
+              <w:t>Trusted role</w:t>
+            </w:r>
+          </w:p>
+        </w:tc>
+        <w:tc>
+          <w:tcPr>
+            <w:tcW w:type="dxa" w:w="5112"/>
+          </w:tcPr>
+          <w:p>
+            <w:r>
+              <w:t>Student or teacher supplied by the harness; not a request-body claim</w:t>
+            </w:r>
+          </w:p>
+        </w:tc>
+      </w:tr>
+      <w:tr>
+        <w:tc>
+          <w:tcPr>
+            <w:tcW w:type="dxa" w:w="5112"/>
+          </w:tcPr>
+          <w:p>
+            <w:r>
+              <w:t>Age and TTL units</w:t>
+            </w:r>
+          </w:p>
+        </w:tc>
+        <w:tc>
+          <w:tcPr>
+            <w:tcW w:type="dxa" w:w="5112"/>
+          </w:tcPr>
+          <w:p>
+            <w:r>
+              <w:t>Virtual minutes; age = now minus saved time</w:t>
+            </w:r>
+          </w:p>
+        </w:tc>
+      </w:tr>
+      <w:tr>
+        <w:tc>
+          <w:tcPr>
+            <w:tcW w:type="dxa" w:w="5112"/>
+          </w:tcPr>
+          <w:p>
+            <w:r>
+              <w:t>Freshness</w:t>
+            </w:r>
+          </w:p>
+        </w:tc>
+        <w:tc>
+          <w:tcPr>
+            <w:tcW w:type="dxa" w:w="5112"/>
+          </w:tcPr>
+          <w:p>
+            <w:r>
+              <w:t>0 ≤ age &lt; TTL; exact equality expires</w:t>
+            </w:r>
+          </w:p>
+        </w:tc>
+      </w:tr>
+      <w:tr>
+        <w:tc>
+          <w:tcPr>
+            <w:tcW w:type="dxa" w:w="5112"/>
+          </w:tcPr>
+          <w:p>
+            <w:r>
+              <w:t>Missing or changed context</w:t>
+            </w:r>
+          </w:p>
+        </w:tc>
+        <w:tc>
+          <w:tcPr>
+            <w:tcW w:type="dxa" w:w="5112"/>
+          </w:tcPr>
+          <w:p>
+            <w:r>
+              <w:t>Miss: do not return a differently keyed entry</w:t>
+            </w:r>
+          </w:p>
+        </w:tc>
+      </w:tr>
+      <w:tr>
+        <w:tc>
+          <w:tcPr>
+            <w:tcW w:type="dxa" w:w="5112"/>
+          </w:tcPr>
+          <w:p>
+            <w:r>
+              <w:t>Miss is not an answer</w:t>
+            </w:r>
+          </w:p>
+        </w:tc>
+        <w:tc>
+          <w:tcPr>
+            <w:tcW w:type="dxa" w:w="5112"/>
+          </w:tcPr>
+          <w:p>
+            <w:r>
+              <w:t>Only an authorized lookup of approved evidence can supply a replacement</w:t>
+            </w:r>
+          </w:p>
+        </w:tc>
+      </w:tr>
+      <w:tr>
+        <w:tc>
+          <w:tcPr>
+            <w:tcW w:type="dxa" w:w="5112"/>
+          </w:tcPr>
+          <w:p>
+            <w:r>
+              <w:t>Scope</w:t>
+            </w:r>
+          </w:p>
+        </w:tc>
+        <w:tc>
+          <w:tcPr>
+            <w:tcW w:type="dxa" w:w="5112"/>
+          </w:tcPr>
+          <w:p>
+            <w:r>
+              <w:t>Role-only separation is sufficient only for these fixtures; real user, tenant or object differences need appropriate additional scope</w:t>
+            </w:r>
+          </w:p>
+        </w:tc>
+      </w:tr>
+      <w:tr>
+        <w:tc>
+          <w:tcPr>
+            <w:tcW w:type="dxa" w:w="5112"/>
+          </w:tcPr>
+          <w:p>
+            <w:r>
+              <w:t>What TTL cannot prove</w:t>
+            </w:r>
+          </w:p>
+        </w:tc>
+        <w:tc>
+          <w:tcPr>
+            <w:tcW w:type="dxa" w:w="5112"/>
+          </w:tcPr>
+          <w:p>
+            <w:r>
+              <w:t>Truth, current permission, correct publication versions or physical deletion</w:t>
+            </w:r>
+          </w:p>
+        </w:tc>
+      </w:tr>
+    </w:tbl>
+    <w:p>
+      <w:pPr>
+        <w:pStyle w:val="Heading2"/>
+      </w:pPr>
+      <w:r>
+        <w:t>Main decision ledger and checked reasoning</w:t>
+      </w:r>
+    </w:p>
+    <w:tbl>
+      <w:tblPr>
+        <w:tblStyle w:val="LightShading-Accent1"/>
+        <w:tblW w:type="auto" w:w="0"/>
+        <w:tblLook w:firstColumn="1" w:firstRow="1" w:lastColumn="0" w:lastRow="0" w:noHBand="0" w:noVBand="1" w:val="04A0"/>
+      </w:tblPr>
+      <w:tblGrid>
+        <w:gridCol w:w="3408"/>
+        <w:gridCol w:w="3408"/>
+        <w:gridCol w:w="3408"/>
+      </w:tblGrid>
+      <w:tr>
+        <w:trPr>
+          <w:tblHeader/>
+        </w:trPr>
+        <w:tc>
+          <w:tcPr>
+            <w:tcW w:type="dxa" w:w="3408"/>
+          </w:tcPr>
+          <w:p>
+            <w:r>
+              <w:t>Main fixture: TTL 5 minutes</w:t>
+            </w:r>
+          </w:p>
+        </w:tc>
+        <w:tc>
+          <w:tcPr>
+            <w:tcW w:type="dxa" w:w="3408"/>
+          </w:tcPr>
+          <w:p>
+            <w:r>
+              <w:t>Request at virtual minute</w:t>
+            </w:r>
+          </w:p>
+        </w:tc>
+        <w:tc>
+          <w:tcPr>
+            <w:tcW w:type="dxa" w:w="3408"/>
+          </w:tcPr>
+          <w:p>
+            <w:r>
+              <w:t>Expected result and reason</w:t>
+            </w:r>
+          </w:p>
+        </w:tc>
+      </w:tr>
+      <w:tr>
+        <w:tc>
+          <w:tcPr>
+            <w:tcW w:type="dxa" w:w="3408"/>
+          </w:tcPr>
+          <w:p>
+            <w:r>
+              <w:t>Teacher c1/p1 entry saved at 0; teacher c1/p1 allowed</w:t>
+            </w:r>
+          </w:p>
+        </w:tc>
+        <w:tc>
+          <w:tcPr>
+            <w:tcW w:type="dxa" w:w="3408"/>
+          </w:tcPr>
+          <w:p>
+            <w:r>
+              <w:t>4</w:t>
+            </w:r>
+          </w:p>
+        </w:tc>
+        <w:tc>
+          <w:tcPr>
+            <w:tcW w:type="dxa" w:w="3408"/>
+          </w:tcPr>
+          <w:p>
+            <w:r>
+              <w:t>Hit; matching key and age 4 &lt; 5</w:t>
+            </w:r>
+          </w:p>
+        </w:tc>
+      </w:tr>
+      <w:tr>
+        <w:tc>
+          <w:tcPr>
+            <w:tcW w:type="dxa" w:w="3408"/>
+          </w:tcPr>
+          <w:p>
+            <w:r>
+              <w:t>Same query, student c1/p1 allowed</w:t>
+            </w:r>
+          </w:p>
+        </w:tc>
+        <w:tc>
+          <w:tcPr>
+            <w:tcW w:type="dxa" w:w="3408"/>
+          </w:tcPr>
+          <w:p>
+            <w:r>
+              <w:t>4</w:t>
+            </w:r>
+          </w:p>
+        </w:tc>
+        <w:tc>
+          <w:tcPr>
+            <w:tcW w:type="dxa" w:w="3408"/>
+          </w:tcPr>
+          <w:p>
+            <w:r>
+              <w:t>Miss; teacher entry has a different role key</w:t>
+            </w:r>
+          </w:p>
+        </w:tc>
+      </w:tr>
+      <w:tr>
+        <w:tc>
+          <w:tcPr>
+            <w:tcW w:type="dxa" w:w="3408"/>
+          </w:tcPr>
+          <w:p>
+            <w:r>
+              <w:t>Teacher c1/p1 permission revoked</w:t>
+            </w:r>
+          </w:p>
+        </w:tc>
+        <w:tc>
+          <w:tcPr>
+            <w:tcW w:type="dxa" w:w="3408"/>
+          </w:tcPr>
+          <w:p>
+            <w:r>
+              <w:t>4</w:t>
+            </w:r>
+          </w:p>
+        </w:tc>
+        <w:tc>
+          <w:tcPr>
+            <w:tcW w:type="dxa" w:w="3408"/>
+          </w:tcPr>
+          <w:p>
+            <w:r>
+              <w:t>Denied before cached content is returned</w:t>
+            </w:r>
+          </w:p>
+        </w:tc>
+      </w:tr>
+      <w:tr>
+        <w:tc>
+          <w:tcPr>
+            <w:tcW w:type="dxa" w:w="3408"/>
+          </w:tcPr>
+          <w:p>
+            <w:r>
+              <w:t>Teacher c1/p1 allowed</w:t>
+            </w:r>
+          </w:p>
+        </w:tc>
+        <w:tc>
+          <w:tcPr>
+            <w:tcW w:type="dxa" w:w="3408"/>
+          </w:tcPr>
+          <w:p>
+            <w:r>
+              <w:t>5</w:t>
+            </w:r>
+          </w:p>
+        </w:tc>
+        <w:tc>
+          <w:tcPr>
+            <w:tcW w:type="dxa" w:w="3408"/>
+          </w:tcPr>
+          <w:p>
+            <w:r>
+              <w:t>Expired miss; age equals TTL</w:t>
+            </w:r>
+          </w:p>
+        </w:tc>
+      </w:tr>
+      <w:tr>
+        <w:tc>
+          <w:tcPr>
+            <w:tcW w:type="dxa" w:w="3408"/>
+          </w:tcPr>
+          <w:p>
+            <w:r>
+              <w:t>Teacher c2/p1 allowed</w:t>
+            </w:r>
+          </w:p>
+        </w:tc>
+        <w:tc>
+          <w:tcPr>
+            <w:tcW w:type="dxa" w:w="3408"/>
+          </w:tcPr>
+          <w:p>
+            <w:r>
+              <w:t>1</w:t>
+            </w:r>
+          </w:p>
+        </w:tc>
+        <w:tc>
+          <w:tcPr>
+            <w:tcW w:type="dxa" w:w="3408"/>
+          </w:tcPr>
+          <w:p>
+            <w:r>
+              <w:t>Miss; corpus version changed despite young age</w:t>
+            </w:r>
+          </w:p>
+        </w:tc>
+      </w:tr>
+      <w:tr>
+        <w:tc>
+          <w:tcPr>
+            <w:tcW w:type="dxa" w:w="3408"/>
+          </w:tcPr>
+          <w:p>
+            <w:r>
+              <w:t>Teacher c1/p2 allowed</w:t>
+            </w:r>
+          </w:p>
+        </w:tc>
+        <w:tc>
+          <w:tcPr>
+            <w:tcW w:type="dxa" w:w="3408"/>
+          </w:tcPr>
+          <w:p>
+            <w:r>
+              <w:t>1</w:t>
+            </w:r>
+          </w:p>
+        </w:tc>
+        <w:tc>
+          <w:tcPr>
+            <w:tcW w:type="dxa" w:w="3408"/>
+          </w:tcPr>
+          <w:p>
+            <w:r>
+              <w:t>Miss; procedure version changed despite young age</w:t>
+            </w:r>
+          </w:p>
+        </w:tc>
+      </w:tr>
+    </w:tbl>
+    <w:p>
+      <w:pPr>
+        <w:spacing w:line="336" w:lineRule="auto" w:after="180"/>
+      </w:pPr>
+      <w:r>
+        <w:rPr>
+          <w:b w:val="0"/>
+        </w:rPr>
+        <w:t>Check permission before serving any value. In the main TTL 5 fixture, age 4 teacher c1/p1 hits, student c1/p1 misses, revoked permission denies, age 5 expires, and corpus/procedure changes miss at age 1. The separate picture holds role/procedure fixed: current version 5 must not reuse version 4’s 09:00; lookup version 5’s 09:30 and cache it under its own key.</w:t>
+      </w:r>
+    </w:p>
+    <w:p>
+      <w:pPr>
+        <w:spacing w:line="336" w:lineRule="auto" w:after="180"/>
+      </w:pPr>
+      <w:r>
+        <w:rPr>
+          <w:b w:val="0"/>
+        </w:rPr>
+        <w:t>A later hit still needs current permission and age below TTL. The code uses trusted fixtures, not authentication. Same-role users may require further user/tenant/object scope in real systems. Silent unversioned edits remain undetected, and unserved entries are not automatically deleted. Reserve the selected TTL 10 version-change reasoning; the old compact helper already demonstrates equality expiry.</w:t>
+      </w:r>
+    </w:p>
+    <w:p>
+      <w:pPr>
         <w:pStyle w:val="Heading3"/>
       </w:pPr>
       <w:r>
-        <w:t>Explain Caching and stale information · 2</w:t>
+        <w:t>Caching and stale information — evidence trace</w:t>
+      </w:r>
+    </w:p>
+    <w:tbl>
+      <w:tblPr>
+        <w:tblStyle w:val="LightShading-Accent1"/>
+        <w:tblW w:type="auto" w:w="0"/>
+        <w:tblLook w:firstColumn="1" w:firstRow="1" w:lastColumn="0" w:lastRow="0" w:noHBand="0" w:noVBand="1" w:val="04A0"/>
+      </w:tblPr>
+      <w:tblGrid>
+        <w:gridCol w:w="3408"/>
+        <w:gridCol w:w="3408"/>
+        <w:gridCol w:w="3408"/>
+      </w:tblGrid>
+      <w:tr>
+        <w:trPr>
+          <w:tblHeader/>
+        </w:trPr>
+        <w:tc>
+          <w:tcPr>
+            <w:tcW w:type="dxa" w:w="3408"/>
+          </w:tcPr>
+          <w:p>
+            <w:r>
+              <w:t>Input and scope</w:t>
+            </w:r>
+          </w:p>
+        </w:tc>
+        <w:tc>
+          <w:tcPr>
+            <w:tcW w:type="dxa" w:w="3408"/>
+          </w:tcPr>
+          <w:p>
+            <w:r>
+              <w:t>Check or calculation</w:t>
+            </w:r>
+          </w:p>
+        </w:tc>
+        <w:tc>
+          <w:tcPr>
+            <w:tcW w:type="dxa" w:w="3408"/>
+          </w:tcPr>
+          <w:p>
+            <w:r>
+              <w:t>Conclusion and limit</w:t>
+            </w:r>
+          </w:p>
+        </w:tc>
+      </w:tr>
+      <w:tr>
+        <w:tc>
+          <w:tcPr>
+            <w:tcW w:type="dxa" w:w="3408"/>
+          </w:tcPr>
+          <w:p>
+            <w:r>
+              <w:t>Teacher response is cached by query only and returned to a student.</w:t>
+            </w:r>
+          </w:p>
+        </w:tc>
+        <w:tc>
+          <w:tcPr>
+            <w:tcW w:type="dxa" w:w="3408"/>
+          </w:tcPr>
+          <w:p>
+            <w:r>
+              <w:t>Cache key includes query, role, corpus version and procedure version. Entry valid only while age&lt;TTL. At exact TTL it expires. Teacher and student results never share a role-agnostic key.</w:t>
+            </w:r>
+          </w:p>
+        </w:tc>
+        <w:tc>
+          <w:tcPr>
+            <w:tcW w:type="dxa" w:w="3408"/>
+          </w:tcPr>
+          <w:p>
+            <w:r>
+              <w:t>Role omission creates an access leak. Include role and enforce current permission before returning any cached content.</w:t>
+            </w:r>
+          </w:p>
+        </w:tc>
+      </w:tr>
+    </w:tbl>
+    <w:p>
+      <w:r>
+        <w:t>The figure connects this chapter's worked input, declared procedure and result. Read the complete worked reasoning for qualifiers and intermediate steps; the abbreviated labels do not replace that reasoning.</w:t>
+      </w:r>
+    </w:p>
+    <w:p>
+      <w:pPr>
+        <w:spacing w:line="336" w:lineRule="auto" w:after="180"/>
+      </w:pPr>
+      <w:r>
+        <w:rPr>
+          <w:b w:val="0"/>
+        </w:rPr>
+        <w:t>Guided: Role omission creates an access leak. Include role and enforce current permission before returning any cached content.</w:t>
+      </w:r>
+    </w:p>
+    <w:p>
+      <w:pPr>
+        <w:spacing w:line="336" w:lineRule="auto" w:after="180"/>
+      </w:pPr>
+      <w:r>
+        <w:rPr>
+          <w:b w:val="0"/>
+        </w:rPr>
+        <w:t xml:space="preserve">Qualification: A cached result retains the limitations of its original </w:t>
+      </w:r>
+      <w:r>
+        <w:rPr>
+          <w:b/>
+        </w:rPr>
+        <w:t>evidence</w:t>
+      </w:r>
+      <w:r>
+        <w:rPr>
+          <w:b w:val="0"/>
+        </w:rPr>
+        <w:t xml:space="preserve"> and can become stale independently of TTL.</w:t>
+      </w:r>
+    </w:p>
+    <w:p>
+      <w:pPr>
+        <w:spacing w:line="336" w:lineRule="auto" w:after="180"/>
+      </w:pPr>
+      <w:r>
+        <w:rPr>
+          <w:b w:val="0"/>
+        </w:rPr>
+        <w:t xml:space="preserve">Exit: accept a concrete variation with its predicted outcome and a stated condition that would challenge the </w:t>
+      </w:r>
+      <w:r>
+        <w:rPr>
+          <w:b/>
+        </w:rPr>
+        <w:t>mechanism</w:t>
+      </w:r>
+      <w:r>
+        <w:rPr>
+          <w:b w:val="0"/>
+        </w:rPr>
+        <w:t xml:space="preserve">; reject a claim resting on unmeasured </w:t>
+      </w:r>
+      <w:r>
+        <w:rPr>
+          <w:b/>
+        </w:rPr>
+        <w:t>evidence</w:t>
+      </w:r>
+      <w:r>
+        <w:rPr>
+          <w:b w:val="0"/>
+        </w:rPr>
+        <w:t>.</w:t>
+      </w:r>
+    </w:p>
+    <w:p>
+      <w:pPr>
+        <w:spacing w:line="336" w:lineRule="auto" w:after="180"/>
+      </w:pPr>
+      <w:r>
+        <w:rPr>
+          <w:b w:val="0"/>
+        </w:rPr>
+        <w:t>Teacher response is cached by query only and returned to a student.</w:t>
+      </w:r>
+    </w:p>
+    <w:p>
+      <w:pPr>
+        <w:spacing w:line="336" w:lineRule="auto" w:after="180"/>
+      </w:pPr>
+      <w:r>
+        <w:rPr>
+          <w:b w:val="0"/>
+        </w:rPr>
+        <w:t>Role omission creates an access leak. Include role and enforce current permission before returning any cached content.</w:t>
+      </w:r>
+    </w:p>
+    <w:p>
+      <w:pPr>
+        <w:spacing w:line="336" w:lineRule="auto" w:after="180"/>
+      </w:pPr>
+      <w:r>
+        <w:rPr>
+          <w:b w:val="0"/>
+        </w:rPr>
+        <w:t xml:space="preserve">Compare the intermediate </w:t>
+      </w:r>
+      <w:r>
+        <w:rPr>
+          <w:b/>
+        </w:rPr>
+        <w:t>evidence</w:t>
+      </w:r>
+      <w:r>
+        <w:rPr>
+          <w:b w:val="0"/>
+        </w:rPr>
+        <w:t xml:space="preserve"> with the final statement. Explain why each number or decision follows from the stated </w:t>
+      </w:r>
+      <w:r>
+        <w:rPr>
+          <w:b/>
+        </w:rPr>
+        <w:t>input</w:t>
+      </w:r>
+      <w:r>
+        <w:rPr>
+          <w:b w:val="0"/>
+        </w:rPr>
+        <w:t>s.</w:t>
+      </w:r>
+    </w:p>
+    <w:p>
+      <w:pPr>
+        <w:spacing w:line="336" w:lineRule="auto" w:after="180"/>
+      </w:pPr>
+      <w:r>
+        <w:rPr>
+          <w:b w:val="0"/>
+        </w:rPr>
+        <w:t xml:space="preserve">The conclusion belongs to this scenario and procedure; changing the </w:t>
+      </w:r>
+      <w:r>
+        <w:rPr>
+          <w:b/>
+        </w:rPr>
+        <w:t>input</w:t>
+      </w:r>
+      <w:r>
+        <w:rPr>
+          <w:b w:val="0"/>
+        </w:rPr>
+        <w:t>s, evaluation population or authority can change what it establishes. Retain the raw record so a later revision can be compared honestly.</w:t>
+      </w:r>
+    </w:p>
+    <w:p>
+      <w:pPr>
+        <w:pStyle w:val="Heading2"/>
+      </w:pPr>
+      <w:r>
+        <w:t>Boundary and publication probes</w:t>
+      </w:r>
+    </w:p>
+    <w:tbl>
+      <w:tblPr>
+        <w:tblStyle w:val="LightShading-Accent1"/>
+        <w:tblW w:type="auto" w:w="0"/>
+        <w:tblLook w:firstColumn="1" w:firstRow="1" w:lastColumn="0" w:lastRow="0" w:noHBand="0" w:noVBand="1" w:val="04A0"/>
+      </w:tblPr>
+      <w:tblGrid>
+        <w:gridCol w:w="5112"/>
+        <w:gridCol w:w="5112"/>
+      </w:tblGrid>
+      <w:tr>
+        <w:trPr>
+          <w:tblHeader/>
+        </w:trPr>
+        <w:tc>
+          <w:tcPr>
+            <w:tcW w:type="dxa" w:w="5112"/>
+          </w:tcPr>
+          <w:p>
+            <w:r>
+              <w:t>Probe</w:t>
+            </w:r>
+          </w:p>
+        </w:tc>
+        <w:tc>
+          <w:tcPr>
+            <w:tcW w:type="dxa" w:w="5112"/>
+          </w:tcPr>
+          <w:p>
+            <w:r>
+              <w:t>Expected interpretation</w:t>
+            </w:r>
+          </w:p>
+        </w:tc>
+      </w:tr>
+      <w:tr>
+        <w:tc>
+          <w:tcPr>
+            <w:tcW w:type="dxa" w:w="5112"/>
+          </w:tcPr>
+          <w:p>
+            <w:r>
+              <w:t>Age just below TTL with matching context and permission</w:t>
+            </w:r>
+          </w:p>
+        </w:tc>
+        <w:tc>
+          <w:tcPr>
+            <w:tcW w:type="dxa" w:w="5112"/>
+          </w:tcPr>
+          <w:p>
+            <w:r>
+              <w:t>May serve the saved authorized value; no new truth guarantee</w:t>
+            </w:r>
+          </w:p>
+        </w:tc>
+      </w:tr>
+      <w:tr>
+        <w:tc>
+          <w:tcPr>
+            <w:tcW w:type="dxa" w:w="5112"/>
+          </w:tcPr>
+          <w:p>
+            <w:r>
+              <w:t>Age exactly TTL or above</w:t>
+            </w:r>
+          </w:p>
+        </w:tc>
+        <w:tc>
+          <w:tcPr>
+            <w:tcW w:type="dxa" w:w="5112"/>
+          </w:tcPr>
+          <w:p>
+            <w:r>
+              <w:t>Miss; expired</w:t>
+            </w:r>
+          </w:p>
+        </w:tc>
+      </w:tr>
+      <w:tr>
+        <w:tc>
+          <w:tcPr>
+            <w:tcW w:type="dxa" w:w="5112"/>
+          </w:tcPr>
+          <w:p>
+            <w:r>
+              <w:t>Negative age</w:t>
+            </w:r>
+          </w:p>
+        </w:tc>
+        <w:tc>
+          <w:tcPr>
+            <w:tcW w:type="dxa" w:w="5112"/>
+          </w:tcPr>
+          <w:p>
+            <w:r>
+              <w:t>Miss; inconsistent supplied timestamps</w:t>
+            </w:r>
+          </w:p>
+        </w:tc>
+      </w:tr>
+      <w:tr>
+        <w:tc>
+          <w:tcPr>
+            <w:tcW w:type="dxa" w:w="5112"/>
+          </w:tcPr>
+          <w:p>
+            <w:r>
+              <w:t>NaN time or nonpositive TTL</w:t>
+            </w:r>
+          </w:p>
+        </w:tc>
+        <w:tc>
+          <w:tcPr>
+            <w:tcW w:type="dxa" w:w="5112"/>
+          </w:tcPr>
+          <w:p>
+            <w:r>
+              <w:t>Reject invalid fixture</w:t>
+            </w:r>
+          </w:p>
+        </w:tc>
+      </w:tr>
+      <w:tr>
+        <w:tc>
+          <w:tcPr>
+            <w:tcW w:type="dxa" w:w="5112"/>
+          </w:tcPr>
+          <w:p>
+            <w:r>
+              <w:t>Permission changes after saving</w:t>
+            </w:r>
+          </w:p>
+        </w:tc>
+        <w:tc>
+          <w:tcPr>
+            <w:tcW w:type="dxa" w:w="5112"/>
+          </w:tcPr>
+          <w:p>
+            <w:r>
+              <w:t>Denied even while entry is fresh</w:t>
+            </w:r>
+          </w:p>
+        </w:tc>
+      </w:tr>
+      <w:tr>
+        <w:tc>
+          <w:tcPr>
+            <w:tcW w:type="dxa" w:w="5112"/>
+          </w:tcPr>
+          <w:p>
+            <w:r>
+              <w:t>Role changes but query stays the same</w:t>
+            </w:r>
+          </w:p>
+        </w:tc>
+        <w:tc>
+          <w:tcPr>
+            <w:tcW w:type="dxa" w:w="5112"/>
+          </w:tcPr>
+          <w:p>
+            <w:r>
+              <w:t>Different key; never reuse the teacher-only value for a student</w:t>
+            </w:r>
+          </w:p>
+        </w:tc>
+      </w:tr>
+      <w:tr>
+        <w:tc>
+          <w:tcPr>
+            <w:tcW w:type="dxa" w:w="5112"/>
+          </w:tcPr>
+          <w:p>
+            <w:r>
+              <w:t>Corpus or procedure version changes</w:t>
+            </w:r>
+          </w:p>
+        </w:tc>
+        <w:tc>
+          <w:tcPr>
+            <w:tcW w:type="dxa" w:w="5112"/>
+          </w:tcPr>
+          <w:p>
+            <w:r>
+              <w:t>Different key; young old-version entry cannot satisfy it</w:t>
+            </w:r>
+          </w:p>
+        </w:tc>
+      </w:tr>
+      <w:tr>
+        <w:tc>
+          <w:tcPr>
+            <w:tcW w:type="dxa" w:w="5112"/>
+          </w:tcPr>
+          <w:p>
+            <w:r>
+              <w:t>Source changes without changing version</w:t>
+            </w:r>
+          </w:p>
+        </w:tc>
+        <w:tc>
+          <w:tcPr>
+            <w:tcW w:type="dxa" w:w="5112"/>
+          </w:tcPr>
+          <w:p>
+            <w:r>
+              <w:t>May go undetected; publication process must maintain versions</w:t>
+            </w:r>
+          </w:p>
+        </w:tc>
+      </w:tr>
+      <w:tr>
+        <w:tc>
+          <w:tcPr>
+            <w:tcW w:type="dxa" w:w="5112"/>
+          </w:tcPr>
+          <w:p>
+            <w:r>
+              <w:t>Expired entry still exists in dictionary</w:t>
+            </w:r>
+          </w:p>
+        </w:tc>
+        <w:tc>
+          <w:tcPr>
+            <w:tcW w:type="dxa" w:w="5112"/>
+          </w:tcPr>
+          <w:p>
+            <w:r>
+              <w:t>Not served, but not deleted; retention is a separate policy</w:t>
+            </w:r>
+          </w:p>
+        </w:tc>
+      </w:tr>
+    </w:tbl>
+    <w:p>
+      <w:pPr>
+        <w:pStyle w:val="Heading2"/>
+      </w:pPr>
+      <w:r>
+        <w:t>Separate opening-time case and fixed-context qualification</w:t>
+      </w:r>
+    </w:p>
+    <w:p>
+      <w:pPr>
+        <w:spacing w:line="336" w:lineRule="auto" w:after="180"/>
+      </w:pPr>
+      <w:r>
+        <w:rPr>
+          <w:b w:val="0"/>
+        </w:rPr>
+        <w:t>Cache by source version. A service has an opening-time answer cached from version 4, but version 5 is now approved.</w:t>
+      </w:r>
+    </w:p>
+    <w:p>
+      <w:pPr>
+        <w:spacing w:line="336" w:lineRule="auto" w:after="180"/>
+      </w:pPr>
+      <w:r>
+        <w:rPr>
+          <w:b w:val="0"/>
+        </w:rPr>
+        <w:t xml:space="preserve">Version 4 says 09:00; version 5 says 09:30. </w:t>
+      </w:r>
+      <w:r>
+        <w:rPr>
+          <w:b/>
+        </w:rPr>
+        <w:t>Cache key</w:t>
+      </w:r>
+      <w:r>
+        <w:rPr>
+          <w:b w:val="0"/>
+        </w:rPr>
+        <w:t xml:space="preserve"> contains room and source version.</w:t>
+      </w:r>
+    </w:p>
+    <w:p>
+      <w:pPr>
+        <w:spacing w:line="336" w:lineRule="auto" w:after="180"/>
+      </w:pPr>
+      <w:r>
+        <w:rPr>
+          <w:b w:val="0"/>
+        </w:rPr>
+        <w:t>The picture simplifies the key to room and source version while holding the trusted role and procedure fixed. Approved version 5 says 09:30; the saved version 4 entry says 09:00. The first version 5 request must miss that old key even if the entry is young. Its authorized local fixture lookup supplies 09:30 and saves a separate version 5 entry.</w:t>
+      </w:r>
+    </w:p>
+    <w:p>
+      <w:pPr>
+        <w:spacing w:line="336" w:lineRule="auto" w:after="180"/>
+      </w:pPr>
+      <w:r>
+        <w:rPr>
+          <w:b w:val="0"/>
+        </w:rPr>
+        <w:t>A later request may hit that entry only while permission still applies and its age remains below TTL. Reliable publication must change the version when evidence changes; a silent edit under the same version is invisible to these key and age checks.</w:t>
+      </w:r>
+    </w:p>
+    <w:p>
+      <w:pPr>
+        <w:pStyle w:val="Heading2"/>
+      </w:pPr>
+      <w:r>
+        <w:t>Picture trace and later-hit conditions</w:t>
+      </w:r>
+    </w:p>
+    <w:p>
+      <w:r>
+        <w:drawing>
+          <wp:inline xmlns:a="http://schemas.openxmlformats.org/drawingml/2006/main" xmlns:pic="http://schemas.openxmlformats.org/drawingml/2006/picture">
+            <wp:extent cx="5486400" cy="3182112"/>
+            <wp:docPr id="1" name="Picture 1" descr="Read authority: The current approved source version is 5. → Inspect cached key: The 09:00 entry belongs to version 4. → Fetch current evidence: Retrieve and cache version 5’s 09:30 under its own key."/>
+            <wp:cNvGraphicFramePr>
+              <a:graphicFrameLocks noChangeAspect="1"/>
+            </wp:cNvGraphicFramePr>
+            <a:graphic>
+              <a:graphicData uri="http://schemas.openxmlformats.org/drawingml/2006/picture">
+                <pic:pic>
+                  <pic:nvPicPr>
+                    <pic:cNvPr id="0" name="academy-story-ai-6-21-02.png"/>
+                    <pic:cNvPicPr/>
+                  </pic:nvPicPr>
+                  <pic:blipFill>
+                    <a:blip r:embed="rId9"/>
+                    <a:stretch>
+                      <a:fillRect/>
+                    </a:stretch>
+                  </pic:blipFill>
+                  <pic:spPr>
+                    <a:xfrm>
+                      <a:off x="0" y="0"/>
+                      <a:ext cx="5486400" cy="3182112"/>
+                    </a:xfrm>
+                    <a:prstGeom prst="rect"/>
+                  </pic:spPr>
+                </pic:pic>
+              </a:graphicData>
+            </a:graphic>
+          </wp:inline>
+        </w:drawing>
+      </w:r>
+    </w:p>
+    <w:p>
+      <w:pPr>
+        <w:pStyle w:val="Heading3"/>
+      </w:pPr>
+      <w:r>
+        <w:t>Read the picture one step at a time</w:t>
+      </w:r>
+    </w:p>
+    <w:tbl>
+      <w:tblPr>
+        <w:tblStyle w:val="LightShading-Accent1"/>
+        <w:tblW w:type="auto" w:w="0"/>
+        <w:tblLook w:firstColumn="1" w:firstRow="1" w:lastColumn="0" w:lastRow="0" w:noHBand="0" w:noVBand="1" w:val="04A0"/>
+      </w:tblPr>
+      <w:tblGrid>
+        <w:gridCol w:w="5112"/>
+        <w:gridCol w:w="5112"/>
+      </w:tblGrid>
+      <w:tr>
+        <w:trPr>
+          <w:tblHeader/>
+        </w:trPr>
+        <w:tc>
+          <w:tcPr>
+            <w:tcW w:type="dxa" w:w="5112"/>
+          </w:tcPr>
+          <w:p>
+            <w:r>
+              <w:t>Step</w:t>
+            </w:r>
+          </w:p>
+        </w:tc>
+        <w:tc>
+          <w:tcPr>
+            <w:tcW w:type="dxa" w:w="5112"/>
+          </w:tcPr>
+          <w:p>
+            <w:r>
+              <w:t>What happens and why</w:t>
+            </w:r>
+          </w:p>
+        </w:tc>
+      </w:tr>
+      <w:tr>
+        <w:tc>
+          <w:tcPr>
+            <w:tcW w:type="dxa" w:w="5112"/>
+          </w:tcPr>
+          <w:p>
+            <w:r>
+              <w:t>1. Read authority</w:t>
+            </w:r>
+          </w:p>
+        </w:tc>
+        <w:tc>
+          <w:tcPr>
+            <w:tcW w:type="dxa" w:w="5112"/>
+          </w:tcPr>
+          <w:p>
+            <w:r>
+              <w:t>The current approved source version is 5.</w:t>
+            </w:r>
+          </w:p>
+        </w:tc>
+      </w:tr>
+      <w:tr>
+        <w:tc>
+          <w:tcPr>
+            <w:tcW w:type="dxa" w:w="5112"/>
+          </w:tcPr>
+          <w:p>
+            <w:r>
+              <w:t>2. Inspect cached key</w:t>
+            </w:r>
+          </w:p>
+        </w:tc>
+        <w:tc>
+          <w:tcPr>
+            <w:tcW w:type="dxa" w:w="5112"/>
+          </w:tcPr>
+          <w:p>
+            <w:r>
+              <w:t>The 09:00 entry belongs to version 4.</w:t>
+            </w:r>
+          </w:p>
+        </w:tc>
+      </w:tr>
+      <w:tr>
+        <w:tc>
+          <w:tcPr>
+            <w:tcW w:type="dxa" w:w="5112"/>
+          </w:tcPr>
+          <w:p>
+            <w:r>
+              <w:t>3. Fetch current evidence</w:t>
+            </w:r>
+          </w:p>
+        </w:tc>
+        <w:tc>
+          <w:tcPr>
+            <w:tcW w:type="dxa" w:w="5112"/>
+          </w:tcPr>
+          <w:p>
+            <w:r>
+              <w:t>Retrieve and cache version 5’s 09:30 under its own key.</w:t>
+            </w:r>
+          </w:p>
+        </w:tc>
+      </w:tr>
+    </w:tbl>
+    <w:p>
+      <w:r>
+        <w:t>Match each pictured step to the supplied facts. This is a worked teaching case, not an independent assessment.</w:t>
+      </w:r>
+    </w:p>
+    <w:p>
+      <w:pPr>
+        <w:spacing w:line="336" w:lineRule="auto" w:after="180"/>
+      </w:pPr>
+      <w:r>
+        <w:rPr>
+          <w:b w:val="0"/>
+        </w:rPr>
+        <w:t>A cache saves repeated work but can retain obsolete facts. Version-aware keys distinguish answers grounded in different records.</w:t>
+      </w:r>
+    </w:p>
+    <w:p>
+      <w:pPr>
+        <w:spacing w:line="336" w:lineRule="auto" w:after="180"/>
+      </w:pPr>
+      <w:r>
+        <w:rPr>
+          <w:b w:val="0"/>
+        </w:rPr>
+        <w:t xml:space="preserve">Version keys cannot detect silent unversioned edits; the source publication </w:t>
+      </w:r>
+      <w:r>
+        <w:rPr>
+          <w:b/>
+        </w:rPr>
+        <w:t>process</w:t>
+      </w:r>
+      <w:r>
+        <w:rPr>
+          <w:b w:val="0"/>
+        </w:rPr>
+        <w:t xml:space="preserve"> must update versions reliably.</w:t>
+      </w:r>
+    </w:p>
+    <w:p>
+      <w:pPr>
+        <w:spacing w:line="336" w:lineRule="auto" w:after="180"/>
+      </w:pPr>
+      <w:r>
+        <w:rPr>
+          <w:b w:val="0"/>
+        </w:rPr>
+        <w:t>Change: The next request still uses approved version 5.</w:t>
+      </w:r>
+    </w:p>
+    <w:p>
+      <w:pPr>
+        <w:spacing w:line="336" w:lineRule="auto" w:after="180"/>
+      </w:pPr>
+      <w:r>
+        <w:rPr>
+          <w:b/>
+        </w:rPr>
+        <w:t>Prediction</w:t>
+      </w:r>
+      <w:r>
+        <w:rPr>
+          <w:b w:val="0"/>
+        </w:rPr>
+        <w:t>: The matching version 5 entry can supply 09:30 under the freshness policy.</w:t>
+      </w:r>
+    </w:p>
+    <w:p>
+      <w:pPr>
+        <w:spacing w:line="336" w:lineRule="auto" w:after="180"/>
+      </w:pPr>
+      <w:r>
+        <w:rPr>
+          <w:b w:val="0"/>
+        </w:rPr>
+        <w:t>Reason: Request and cached source version now agree.</w:t>
+      </w:r>
+    </w:p>
+    <w:p>
+      <w:pPr>
+        <w:pStyle w:val="Heading2"/>
+      </w:pPr>
+      <w:r>
+        <w:t>Earlier wording, alternatives and picture transcripts · reference / check after trying</w:t>
+      </w:r>
+    </w:p>
+    <w:p>
+      <w:pPr>
+        <w:spacing w:line="336" w:lineRule="auto" w:after="180"/>
+      </w:pPr>
+      <w:r>
+        <w:rPr>
+          <w:b w:val="0"/>
+        </w:rPr>
+        <w:t>Begin by writing the question the procedure is intended to answer. Identify the information already supplied, the information it will produce and the information still missing.</w:t>
+      </w:r>
+    </w:p>
+    <w:p>
+      <w:pPr>
+        <w:spacing w:line="336" w:lineRule="auto" w:after="180"/>
+      </w:pPr>
+      <w:r>
+        <w:rPr>
+          <w:b w:val="0"/>
+        </w:rPr>
+        <w:t>These are constructed classroom examples; they do not require live accounts, private records or an external service. Do not treat a plausible explanation as a measured outcome.</w:t>
       </w:r>
     </w:p>
     <w:p>
@@ -966,99 +2284,30 @@
         <w:pStyle w:val="Heading3"/>
       </w:pPr>
       <w:r>
-        <w:t>Caching and stale information — evidence trace</w:t>
-      </w:r>
-    </w:p>
-    <w:tbl>
-      <w:tblPr>
-        <w:tblStyle w:val="LightShading-Accent1"/>
-        <w:tblW w:type="auto" w:w="0"/>
-        <w:tblLook w:firstColumn="1" w:firstRow="1" w:lastColumn="0" w:lastRow="0" w:noHBand="0" w:noVBand="1" w:val="04A0"/>
-      </w:tblPr>
-      <w:tblGrid>
-        <w:gridCol w:w="3408"/>
-        <w:gridCol w:w="3408"/>
-        <w:gridCol w:w="3408"/>
-      </w:tblGrid>
-      <w:tr>
-        <w:trPr>
-          <w:tblHeader/>
-        </w:trPr>
-        <w:tc>
-          <w:tcPr>
-            <w:tcW w:type="dxa" w:w="3408"/>
-          </w:tcPr>
-          <w:p>
-            <w:r>
-              <w:t>Input and scope</w:t>
-            </w:r>
-          </w:p>
-        </w:tc>
-        <w:tc>
-          <w:tcPr>
-            <w:tcW w:type="dxa" w:w="3408"/>
-          </w:tcPr>
-          <w:p>
-            <w:r>
-              <w:t>Check or calculation</w:t>
-            </w:r>
-          </w:p>
-        </w:tc>
-        <w:tc>
-          <w:tcPr>
-            <w:tcW w:type="dxa" w:w="3408"/>
-          </w:tcPr>
-          <w:p>
-            <w:r>
-              <w:t>Conclusion and limit</w:t>
-            </w:r>
-          </w:p>
-        </w:tc>
-      </w:tr>
-      <w:tr>
-        <w:tc>
-          <w:tcPr>
-            <w:tcW w:type="dxa" w:w="3408"/>
-          </w:tcPr>
-          <w:p>
-            <w:r>
-              <w:t>Teacher response is cached by query only and returned to a student.</w:t>
-            </w:r>
-          </w:p>
-        </w:tc>
-        <w:tc>
-          <w:tcPr>
-            <w:tcW w:type="dxa" w:w="3408"/>
-          </w:tcPr>
-          <w:p>
-            <w:r>
-              <w:t>Cache key includes query, role, corpus version and procedure version. Entry valid only while age&lt;TTL. At exact TTL it expires. Teacher and student results never share a role-agnostic key.</w:t>
-            </w:r>
-          </w:p>
-        </w:tc>
-        <w:tc>
-          <w:tcPr>
-            <w:tcW w:type="dxa" w:w="3408"/>
-          </w:tcPr>
-          <w:p>
-            <w:r>
-              <w:t>Role omission creates an access leak. Include role and enforce current permission before returning any cached content.</w:t>
-            </w:r>
-          </w:p>
-        </w:tc>
-      </w:tr>
-    </w:tbl>
-    <w:p>
-      <w:r>
-        <w:t>The figure connects this chapter's worked input, declared procedure and result. Read the complete worked reasoning for qualifiers and intermediate steps; the abbreviated labels do not replace that reasoning.</w:t>
+        <w:t>Model the reasoning aloud</w:t>
       </w:r>
     </w:p>
     <w:p>
       <w:pPr>
-        <w:pStyle w:val="Heading3"/>
-      </w:pPr>
-      <w:r>
-        <w:t>Explain Caching and stale information · 3</w:t>
+        <w:spacing w:line="336" w:lineRule="auto" w:after="180"/>
+      </w:pPr>
+      <w:r>
+        <w:rPr>
+          <w:b w:val="0"/>
+        </w:rPr>
+        <w:t xml:space="preserve">Use the complete worked example below before asking learners to complete W2. Reveal a small part, invite a </w:t>
+      </w:r>
+      <w:r>
+        <w:rPr>
+          <w:b/>
+        </w:rPr>
+        <w:t>prediction</w:t>
+      </w:r>
+      <w:r>
+        <w:rPr>
+          <w:b w:val="0"/>
+        </w:rPr>
+        <w:t>, then explain the deciding step.</w:t>
       </w:r>
     </w:p>
     <w:p>
@@ -1069,203 +2318,7 @@
         <w:rPr>
           <w:b w:val="0"/>
         </w:rPr>
-        <w:t>Guided: Role omission creates an access leak. Include role and enforce current permission before returning any cached content.</w:t>
-      </w:r>
-    </w:p>
-    <w:p>
-      <w:pPr>
-        <w:spacing w:line="336" w:lineRule="auto" w:after="180"/>
-      </w:pPr>
-      <w:r>
-        <w:rPr>
-          <w:b w:val="0"/>
-        </w:rPr>
-        <w:t xml:space="preserve">Qualification: A cached result retains the limitations of its original </w:t>
-      </w:r>
-      <w:r>
-        <w:rPr>
-          <w:b/>
-        </w:rPr>
-        <w:t>evidence</w:t>
-      </w:r>
-      <w:r>
-        <w:rPr>
-          <w:b w:val="0"/>
-        </w:rPr>
-        <w:t xml:space="preserve"> and can become stale independently of TTL.</w:t>
-      </w:r>
-    </w:p>
-    <w:p>
-      <w:pPr>
-        <w:spacing w:line="336" w:lineRule="auto" w:after="180"/>
-      </w:pPr>
-      <w:r>
-        <w:rPr>
-          <w:b w:val="0"/>
-        </w:rPr>
-        <w:t xml:space="preserve">Exit: accept a concrete variation with its predicted outcome and a stated condition that would challenge the </w:t>
-      </w:r>
-      <w:r>
-        <w:rPr>
-          <w:b/>
-        </w:rPr>
-        <w:t>mechanism</w:t>
-      </w:r>
-      <w:r>
-        <w:rPr>
-          <w:b w:val="0"/>
-        </w:rPr>
-        <w:t xml:space="preserve">; reject a claim resting on unmeasured </w:t>
-      </w:r>
-      <w:r>
-        <w:rPr>
-          <w:b/>
-        </w:rPr>
-        <w:t>evidence</w:t>
-      </w:r>
-      <w:r>
-        <w:rPr>
-          <w:b w:val="0"/>
-        </w:rPr>
-        <w:t>.</w:t>
-      </w:r>
-    </w:p>
-    <w:p>
-      <w:pPr>
-        <w:pStyle w:val="Heading3"/>
-      </w:pPr>
-      <w:r>
-        <w:t>Model the reasoning aloud</w:t>
-      </w:r>
-    </w:p>
-    <w:p>
-      <w:pPr>
-        <w:spacing w:line="336" w:lineRule="auto" w:after="180"/>
-      </w:pPr>
-      <w:r>
-        <w:rPr>
-          <w:b w:val="0"/>
-        </w:rPr>
-        <w:t xml:space="preserve">Use the complete worked example below before asking learners to complete W2. Reveal a small part, invite a </w:t>
-      </w:r>
-      <w:r>
-        <w:rPr>
-          <w:b/>
-        </w:rPr>
-        <w:t>prediction</w:t>
-      </w:r>
-      <w:r>
-        <w:rPr>
-          <w:b w:val="0"/>
-        </w:rPr>
-        <w:t>, then explain the deciding step.</w:t>
-      </w:r>
-    </w:p>
-    <w:p>
-      <w:pPr>
-        <w:spacing w:line="336" w:lineRule="auto" w:after="180"/>
-      </w:pPr>
-      <w:r>
-        <w:rPr>
-          <w:b w:val="0"/>
-        </w:rPr>
         <w:t>These teacher notes contain solutions; do not reveal the independent case answer during modelling.</w:t>
-      </w:r>
-    </w:p>
-    <w:p>
-      <w:pPr>
-        <w:spacing w:line="336" w:lineRule="auto" w:after="180"/>
-      </w:pPr>
-      <w:r>
-        <w:rPr>
-          <w:b w:val="0"/>
-        </w:rPr>
-        <w:t>Teacher response is cached by query only and returned to a student.</w:t>
-      </w:r>
-    </w:p>
-    <w:p>
-      <w:pPr>
-        <w:spacing w:line="336" w:lineRule="auto" w:after="180"/>
-      </w:pPr>
-      <w:r>
-        <w:rPr>
-          <w:b w:val="0"/>
-        </w:rPr>
-        <w:t>Role omission creates an access leak. Include role and enforce current permission before returning any cached content.</w:t>
-      </w:r>
-    </w:p>
-    <w:p>
-      <w:pPr>
-        <w:pStyle w:val="Heading3"/>
-      </w:pPr>
-      <w:r>
-        <w:t>Model the reasoning aloud · 4</w:t>
-      </w:r>
-    </w:p>
-    <w:p>
-      <w:pPr>
-        <w:spacing w:line="336" w:lineRule="auto" w:after="180"/>
-      </w:pPr>
-      <w:r>
-        <w:rPr>
-          <w:b w:val="0"/>
-        </w:rPr>
-        <w:t xml:space="preserve">Compare the intermediate </w:t>
-      </w:r>
-      <w:r>
-        <w:rPr>
-          <w:b/>
-        </w:rPr>
-        <w:t>evidence</w:t>
-      </w:r>
-      <w:r>
-        <w:rPr>
-          <w:b w:val="0"/>
-        </w:rPr>
-        <w:t xml:space="preserve"> with the final statement. Explain why each number or decision follows from the stated </w:t>
-      </w:r>
-      <w:r>
-        <w:rPr>
-          <w:b/>
-        </w:rPr>
-        <w:t>input</w:t>
-      </w:r>
-      <w:r>
-        <w:rPr>
-          <w:b w:val="0"/>
-        </w:rPr>
-        <w:t>s.</w:t>
-      </w:r>
-    </w:p>
-    <w:p>
-      <w:pPr>
-        <w:spacing w:line="336" w:lineRule="auto" w:after="180"/>
-      </w:pPr>
-      <w:r>
-        <w:rPr>
-          <w:b w:val="0"/>
-        </w:rPr>
-        <w:t xml:space="preserve">The conclusion belongs to this scenario and procedure; changing the </w:t>
-      </w:r>
-      <w:r>
-        <w:rPr>
-          <w:b/>
-        </w:rPr>
-        <w:t>input</w:t>
-      </w:r>
-      <w:r>
-        <w:rPr>
-          <w:b w:val="0"/>
-        </w:rPr>
-        <w:t>s, evaluation population or authority can change what it establishes. Retain the raw record so a later revision can be compared honestly.</w:t>
-      </w:r>
-    </w:p>
-    <w:p>
-      <w:pPr>
-        <w:pStyle w:val="Heading3"/>
-      </w:pPr>
-      <w:r>
-        <w:t>Model the reasoning aloud · 5</w:t>
       </w:r>
     </w:p>
     <w:p>
@@ -1444,53 +2497,10 @@
     </w:p>
     <w:p>
       <w:pPr>
-        <w:spacing w:line="336" w:lineRule="auto" w:after="180"/>
-      </w:pPr>
-      <w:r>
-        <w:rPr>
-          <w:b w:val="0"/>
-        </w:rPr>
-        <w:t>Cache by source version. A service has an opening-time answer cached from version 4, but version 5 is now approved.</w:t>
-      </w:r>
-    </w:p>
-    <w:p>
-      <w:pPr>
         <w:pStyle w:val="Heading3"/>
       </w:pPr>
       <w:r>
         <w:t>The facts we will use</w:t>
-      </w:r>
-    </w:p>
-    <w:p>
-      <w:pPr>
-        <w:pStyle w:val="Heading3"/>
-      </w:pPr>
-      <w:r>
-        <w:t>Supplied facts</w:t>
-      </w:r>
-    </w:p>
-    <w:p>
-      <w:pPr>
-        <w:spacing w:line="336" w:lineRule="auto" w:after="180"/>
-        <w:shd w:fill="F1F6FC"/>
-      </w:pPr>
-      <w:r>
-        <w:rPr>
-          <w:b w:val="0"/>
-        </w:rPr>
-        <w:t xml:space="preserve">Version 4 says 09:00; version 5 says 09:30. </w:t>
-      </w:r>
-      <w:r>
-        <w:rPr>
-          <w:b/>
-        </w:rPr>
-        <w:t>Cache key</w:t>
-      </w:r>
-      <w:r>
-        <w:rPr>
-          <w:b w:val="0"/>
-        </w:rPr>
-        <w:t xml:space="preserve"> contains room and source version.</w:t>
       </w:r>
     </w:p>
     <w:p>
@@ -1498,7 +2508,7 @@
         <w:drawing>
           <wp:inline xmlns:a="http://schemas.openxmlformats.org/drawingml/2006/main" xmlns:pic="http://schemas.openxmlformats.org/drawingml/2006/picture">
             <wp:extent cx="5486400" cy="5145314"/>
-            <wp:docPr id="1" name="Picture 1" descr="Caching and stale information. Read authority: The current approved source version is 5.. Inspect cached key: The 09:00 entry belongs to version 4.. Fetch current evidence: Retrieve and cache version 5’s 09:30 under its own key."/>
+            <wp:docPr id="2" name="Picture 2" descr="Caching and stale information. Read authority: The current approved source version is 5.. Inspect cached key: The 09:00 entry belongs to version 4.. Fetch current evidence: Retrieve and cache version 5’s 09:30 under its own key."/>
             <wp:cNvGraphicFramePr>
               <a:graphicFrameLocks noChangeAspect="1"/>
             </wp:cNvGraphicFramePr>
@@ -1510,7 +2520,7 @@
                     <pic:cNvPicPr/>
                   </pic:nvPicPr>
                   <pic:blipFill>
-                    <a:blip r:embed="rId9"/>
+                    <a:blip r:embed="rId10"/>
                     <a:stretch>
                       <a:fillRect/>
                     </a:stretch>
@@ -1534,114 +2544,7 @@
         <w:pStyle w:val="Heading3"/>
       </w:pPr>
       <w:r>
-        <w:t>Read the picture one step at a time</w:t>
-      </w:r>
-    </w:p>
-    <w:tbl>
-      <w:tblPr>
-        <w:tblStyle w:val="LightShading-Accent1"/>
-        <w:tblW w:type="auto" w:w="0"/>
-        <w:tblLook w:firstColumn="1" w:firstRow="1" w:lastColumn="0" w:lastRow="0" w:noHBand="0" w:noVBand="1" w:val="04A0"/>
-      </w:tblPr>
-      <w:tblGrid>
-        <w:gridCol w:w="5112"/>
-        <w:gridCol w:w="5112"/>
-      </w:tblGrid>
-      <w:tr>
-        <w:trPr>
-          <w:tblHeader/>
-        </w:trPr>
-        <w:tc>
-          <w:tcPr>
-            <w:tcW w:type="dxa" w:w="5112"/>
-          </w:tcPr>
-          <w:p>
-            <w:r>
-              <w:t>Step</w:t>
-            </w:r>
-          </w:p>
-        </w:tc>
-        <w:tc>
-          <w:tcPr>
-            <w:tcW w:type="dxa" w:w="5112"/>
-          </w:tcPr>
-          <w:p>
-            <w:r>
-              <w:t>What happens and why</w:t>
-            </w:r>
-          </w:p>
-        </w:tc>
-      </w:tr>
-      <w:tr>
-        <w:tc>
-          <w:tcPr>
-            <w:tcW w:type="dxa" w:w="5112"/>
-          </w:tcPr>
-          <w:p>
-            <w:r>
-              <w:t>1. Read authority</w:t>
-            </w:r>
-          </w:p>
-        </w:tc>
-        <w:tc>
-          <w:tcPr>
-            <w:tcW w:type="dxa" w:w="5112"/>
-          </w:tcPr>
-          <w:p>
-            <w:r>
-              <w:t>The current approved source version is 5.</w:t>
-            </w:r>
-          </w:p>
-        </w:tc>
-      </w:tr>
-      <w:tr>
-        <w:tc>
-          <w:tcPr>
-            <w:tcW w:type="dxa" w:w="5112"/>
-          </w:tcPr>
-          <w:p>
-            <w:r>
-              <w:t>2. Inspect cached key</w:t>
-            </w:r>
-          </w:p>
-        </w:tc>
-        <w:tc>
-          <w:tcPr>
-            <w:tcW w:type="dxa" w:w="5112"/>
-          </w:tcPr>
-          <w:p>
-            <w:r>
-              <w:t>The 09:00 entry belongs to version 4.</w:t>
-            </w:r>
-          </w:p>
-        </w:tc>
-      </w:tr>
-      <w:tr>
-        <w:tc>
-          <w:tcPr>
-            <w:tcW w:type="dxa" w:w="5112"/>
-          </w:tcPr>
-          <w:p>
-            <w:r>
-              <w:t>3. Fetch current evidence</w:t>
-            </w:r>
-          </w:p>
-        </w:tc>
-        <w:tc>
-          <w:tcPr>
-            <w:tcW w:type="dxa" w:w="5112"/>
-          </w:tcPr>
-          <w:p>
-            <w:r>
-              <w:t>Retrieve and cache version 5’s 09:30 under its own key.</w:t>
-            </w:r>
-          </w:p>
-        </w:tc>
-      </w:tr>
-    </w:tbl>
-    <w:p>
-      <w:r>
-        <w:t>Match each pictured step to the supplied facts. This is a worked teaching case, not an independent assessment.</w:t>
+        <w:t>Why this result follows</w:t>
       </w:r>
     </w:p>
     <w:p>
@@ -1649,7 +2552,7 @@
         <w:pStyle w:val="Heading3"/>
       </w:pPr>
       <w:r>
-        <w:t>Why this result follows</w:t>
+        <w:t>What this example does not establish</w:t>
       </w:r>
     </w:p>
     <w:p>
@@ -1657,149 +2560,168 @@
         <w:pStyle w:val="Heading3"/>
       </w:pPr>
       <w:r>
-        <w:t>Why the result follows</w:t>
+        <w:t>Change one thing in the pictured case</w:t>
       </w:r>
     </w:p>
     <w:p>
       <w:pPr>
-        <w:spacing w:line="336" w:lineRule="auto" w:after="180"/>
-        <w:shd w:fill="F1F6FC"/>
-      </w:pPr>
-      <w:r>
-        <w:rPr>
-          <w:b w:val="0"/>
-        </w:rPr>
-        <w:t>A cache saves repeated work but can retain obsolete facts. Version-aware keys distinguish answers grounded in different records.</w:t>
+        <w:pStyle w:val="Heading3"/>
+      </w:pPr>
+      <w:r>
+        <w:t>Ask while showing the picture</w:t>
       </w:r>
     </w:p>
     <w:p>
       <w:pPr>
-        <w:pStyle w:val="Heading3"/>
-      </w:pPr>
-      <w:r>
-        <w:t>What this example does not establish</w:t>
+        <w:spacing w:line="336" w:lineRule="auto" w:after="180"/>
+      </w:pPr>
+      <w:r>
+        <w:rPr>
+          <w:b w:val="0"/>
+        </w:rPr>
+        <w:t xml:space="preserve">Cover the result. Ask learners to name the </w:t>
+      </w:r>
+      <w:r>
+        <w:rPr>
+          <w:b/>
+        </w:rPr>
+        <w:t>input</w:t>
+      </w:r>
+      <w:r>
+        <w:rPr>
+          <w:b w:val="0"/>
+        </w:rPr>
+        <w:t xml:space="preserve">s and predict the next step. Uncover one step, connect the icon to the actual procedure, and explain its </w:t>
+      </w:r>
+      <w:r>
+        <w:rPr>
+          <w:b/>
+        </w:rPr>
+        <w:t>evidence</w:t>
+      </w:r>
+      <w:r>
+        <w:rPr>
+          <w:b w:val="0"/>
+        </w:rPr>
+        <w:t>. Then change the supplied condition and compare.</w:t>
       </w:r>
     </w:p>
     <w:p>
       <w:pPr>
-        <w:pStyle w:val="Heading3"/>
-      </w:pPr>
-      <w:r>
-        <w:t>Keep the stated limit</w:t>
+        <w:spacing w:line="336" w:lineRule="auto" w:after="180"/>
+      </w:pPr>
+      <w:r>
+        <w:rPr>
+          <w:b w:val="0"/>
+        </w:rPr>
+        <w:t>The picture is a representation; it does not document execution of a real AI model.</w:t>
       </w:r>
     </w:p>
     <w:p>
       <w:pPr>
-        <w:spacing w:line="336" w:lineRule="auto" w:after="180"/>
-        <w:shd w:fill="FFF5E6"/>
-      </w:pPr>
-      <w:r>
-        <w:rPr>
-          <w:b w:val="0"/>
-        </w:rPr>
-        <w:t xml:space="preserve">Version keys cannot detect silent unversioned edits; the source publication </w:t>
-      </w:r>
-      <w:r>
-        <w:rPr>
-          <w:b/>
-        </w:rPr>
-        <w:t>process</w:t>
-      </w:r>
-      <w:r>
-        <w:rPr>
-          <w:b w:val="0"/>
-        </w:rPr>
-        <w:t xml:space="preserve"> must update versions reliably.</w:t>
+        <w:pStyle w:val="Heading1"/>
+      </w:pPr>
+      <w:r>
+        <w:t>03. Model a step,then remove help</w:t>
       </w:r>
     </w:p>
     <w:p>
-      <w:pPr>
-        <w:pStyle w:val="Heading3"/>
-      </w:pPr>
-      <w:r>
-        <w:t>Change one thing in the pictured case</w:t>
+      <w:r>
+        <w:t>Collect each learner’s reasoning before showing a key.</w:t>
       </w:r>
     </w:p>
     <w:p>
       <w:pPr>
-        <w:pStyle w:val="Heading3"/>
-      </w:pPr>
-      <w:r>
-        <w:t>Change one thing</w:t>
+        <w:pStyle w:val="Heading2"/>
+      </w:pPr>
+      <w:r>
+        <w:t>Current completion task and checked reasoning</w:t>
       </w:r>
     </w:p>
     <w:p>
       <w:pPr>
         <w:spacing w:line="336" w:lineRule="auto" w:after="180"/>
-        <w:shd w:fill="F5F1FB"/>
       </w:pPr>
       <w:r>
         <w:rPr>
           <w:b w:val="0"/>
         </w:rPr>
-        <w:t>Change: The next request still uses approved version 5.</w:t>
+        <w:t>Completion task: Teacher response is cached by query only and returned to a student. Show the intermediate steps and give the conclusion with its scope.</w:t>
       </w:r>
     </w:p>
     <w:p>
       <w:pPr>
-        <w:pStyle w:val="Heading3"/>
-      </w:pPr>
-      <w:r>
-        <w:t>Predicted result</w:t>
+        <w:spacing w:line="336" w:lineRule="auto" w:after="180"/>
+      </w:pPr>
+      <w:r>
+        <w:rPr>
+          <w:b w:val="0"/>
+        </w:rPr>
+        <w:t>Teacher check: Teacher explanation: Role omission creates an access leak. Include role and enforce current permission before returning any cached content.</w:t>
       </w:r>
     </w:p>
     <w:p>
       <w:pPr>
         <w:spacing w:line="336" w:lineRule="auto" w:after="180"/>
-        <w:shd w:fill="F1F6FC"/>
-      </w:pPr>
+      </w:pPr>
+      <w:r>
+        <w:rPr>
+          <w:b w:val="0"/>
+        </w:rPr>
+        <w:t xml:space="preserve">Start by identifying the given </w:t>
+      </w:r>
       <w:r>
         <w:rPr>
           <w:b/>
         </w:rPr>
-        <w:t>Prediction</w:t>
+        <w:t>input</w:t>
       </w:r>
       <w:r>
         <w:rPr>
           <w:b w:val="0"/>
         </w:rPr>
-        <w:t>: The matching version -5 entry can supply 09:30 under the freshness policy.</w:t>
+        <w:t>s together. Leave the intermediate steps blank. If needed, model one step, then withdraw that help on the next step. Move to a full trace only when the partial trace is understood.</w:t>
       </w:r>
     </w:p>
     <w:p>
       <w:pPr>
-        <w:pStyle w:val="Heading3"/>
-      </w:pPr>
-      <w:r>
-        <w:t>Why the result follows</w:t>
+        <w:spacing w:line="336" w:lineRule="auto" w:after="180"/>
+      </w:pPr>
+      <w:r>
+        <w:rPr>
+          <w:b w:val="0"/>
+        </w:rPr>
+        <w:t>For partners, alternate explainer and checker; collect a response from every learner before discussion.</w:t>
       </w:r>
     </w:p>
     <w:p>
       <w:pPr>
-        <w:spacing w:line="336" w:lineRule="auto" w:after="180"/>
-        <w:shd w:fill="F1F6FC"/>
-      </w:pPr>
-      <w:r>
-        <w:rPr>
-          <w:b w:val="0"/>
-        </w:rPr>
-        <w:t>Reason: Request and cached source version now agree.</w:t>
+        <w:pStyle w:val="Heading2"/>
+      </w:pPr>
+      <w:r>
+        <w:t>Individual misconception check</w:t>
       </w:r>
     </w:p>
     <w:p>
       <w:pPr>
-        <w:pStyle w:val="Heading3"/>
-      </w:pPr>
-      <w:r>
-        <w:t>Ask while showing the picture</w:t>
+        <w:spacing w:line="336" w:lineRule="auto" w:after="180"/>
+      </w:pPr>
+      <w:r>
+        <w:rPr>
+          <w:b w:val="0"/>
+        </w:rPr>
+        <w:t>Use the worked case for Caching and stale information. Proposed explanation: “The worked result establishes every future case”. Decide whether this explanation is supported.</w:t>
       </w:r>
     </w:p>
     <w:p>
       <w:pPr>
-        <w:pStyle w:val="Heading3"/>
-      </w:pPr>
-      <w:r>
-        <w:t>Ask while showing the picture · 6</w:t>
+        <w:spacing w:line="336" w:lineRule="auto" w:after="180"/>
+      </w:pPr>
+      <w:r>
+        <w:rPr>
+          <w:b w:val="0"/>
+        </w:rPr>
+        <w:t>Point to the step or supplied fact that decides; explain your repair if needed.</w:t>
       </w:r>
     </w:p>
     <w:p>
@@ -1810,31 +2732,19 @@
         <w:rPr>
           <w:b w:val="0"/>
         </w:rPr>
-        <w:t xml:space="preserve">Cover the result. Ask learners to name the </w:t>
+        <w:t xml:space="preserve">Expected correction: A cached result retains the limitations of its original </w:t>
       </w:r>
       <w:r>
         <w:rPr>
           <w:b/>
         </w:rPr>
-        <w:t>input</w:t>
+        <w:t>evidence</w:t>
       </w:r>
       <w:r>
         <w:rPr>
           <w:b w:val="0"/>
         </w:rPr>
-        <w:t xml:space="preserve">s and predict the next step. Uncover one step, connect the icon to the actual procedure, and explain its </w:t>
-      </w:r>
-      <w:r>
-        <w:rPr>
-          <w:b/>
-        </w:rPr>
-        <w:t>evidence</w:t>
-      </w:r>
-      <w:r>
-        <w:rPr>
-          <w:b w:val="0"/>
-        </w:rPr>
-        <w:t>. Then change the supplied condition and compare.</w:t>
+        <w:t xml:space="preserve"> and can become stale independently of TTL.</w:t>
       </w:r>
     </w:p>
     <w:p>
@@ -1845,20 +2755,179 @@
         <w:rPr>
           <w:b w:val="0"/>
         </w:rPr>
-        <w:t>The picture is a representation; it does not document execution of a real AI model.</w:t>
+        <w:t>Collect explanations, not only yes/no votes. If a misunderstanding is common, re-model the relevant step for the class.</w:t>
       </w:r>
     </w:p>
     <w:p>
       <w:pPr>
-        <w:pStyle w:val="Heading1"/>
-      </w:pPr>
-      <w:r>
-        <w:t>03. Demonstrate and guide practice</w:t>
+        <w:spacing w:line="336" w:lineRule="auto" w:after="180"/>
+      </w:pPr>
+      <w:r>
+        <w:rPr>
+          <w:b w:val="0"/>
+        </w:rPr>
+        <w:t>If it affects a few learners, give a short targeted group explanation while others solve a more demanding variation.</w:t>
       </w:r>
     </w:p>
     <w:p>
-      <w:r>
-        <w:t>Demonstrate Caching and stale information, reduce support deliberately and check individual reasoning before discussing answers.</w:t>
+      <w:pPr>
+        <w:pStyle w:val="Heading2"/>
+      </w:pPr>
+      <w:r>
+        <w:t>Pictured reasoning and changed case</w:t>
+      </w:r>
+    </w:p>
+    <w:p>
+      <w:pPr>
+        <w:spacing w:line="336" w:lineRule="auto" w:after="180"/>
+      </w:pPr>
+      <w:r>
+        <w:rPr>
+          <w:b w:val="0"/>
+        </w:rPr>
+        <w:t>Identify the version mismatch in the cached 09:00 answer. What should the first version 5 request return, and what permits a later version 5 cache hit?</w:t>
+      </w:r>
+    </w:p>
+    <w:p>
+      <w:pPr>
+        <w:spacing w:line="336" w:lineRule="auto" w:after="180"/>
+      </w:pPr>
+      <w:r>
+        <w:rPr>
+          <w:b w:val="0"/>
+        </w:rPr>
+        <w:t>The current approved source version is 5. The 09:00 entry belongs to version 4. Retrieve and cache version 5’s 09:30 under its own key. Changed case: The matching version 5 entry can supply 09:30 under the freshness policy. Request and cached source version now agree.</w:t>
+      </w:r>
+    </w:p>
+    <w:p>
+      <w:pPr>
+        <w:spacing w:line="336" w:lineRule="auto" w:after="180"/>
+      </w:pPr>
+      <w:r>
+        <w:rPr>
+          <w:b w:val="0"/>
+        </w:rPr>
+        <w:t>Changed-case reasoning: The matching version 5 entry can supply 09:30 under the freshness policy. Request and cached source version now agree.</w:t>
+      </w:r>
+    </w:p>
+    <w:p>
+      <w:pPr>
+        <w:spacing w:line="336" w:lineRule="auto" w:after="180"/>
+      </w:pPr>
+      <w:r>
+        <w:rPr>
+          <w:b w:val="0"/>
+        </w:rPr>
+        <w:t xml:space="preserve">Collect each learner’s explanation before discussion. Use the first missing connection between </w:t>
+      </w:r>
+      <w:r>
+        <w:rPr>
+          <w:b/>
+        </w:rPr>
+        <w:t>input</w:t>
+      </w:r>
+      <w:r>
+        <w:rPr>
+          <w:b w:val="0"/>
+        </w:rPr>
+        <w:t xml:space="preserve">, deciding step and result to choose support. This question is worked-case practice, not fresh mastery </w:t>
+      </w:r>
+      <w:r>
+        <w:rPr>
+          <w:b/>
+        </w:rPr>
+        <w:t>evidence</w:t>
+      </w:r>
+      <w:r>
+        <w:rPr>
+          <w:b w:val="0"/>
+        </w:rPr>
+        <w:t>.</w:t>
+      </w:r>
+    </w:p>
+    <w:p>
+      <w:pPr>
+        <w:pStyle w:val="Heading2"/>
+      </w:pPr>
+      <w:r>
+        <w:t>Accessible support and extension</w:t>
+      </w:r>
+    </w:p>
+    <w:p>
+      <w:pPr>
+        <w:spacing w:line="336" w:lineRule="auto" w:after="180"/>
+      </w:pPr>
+      <w:r>
+        <w:rPr>
+          <w:b w:val="0"/>
+        </w:rPr>
+        <w:t xml:space="preserve">Use See how it works and Follow a worked example. Collect a </w:t>
+      </w:r>
+      <w:r>
+        <w:rPr>
+          <w:b/>
+        </w:rPr>
+        <w:t>prediction</w:t>
+      </w:r>
+      <w:r>
+        <w:rPr>
+          <w:b w:val="0"/>
+        </w:rPr>
+        <w:t xml:space="preserve"> before revealing its result; ask the learner to point to each intermediate fact.</w:t>
+      </w:r>
+    </w:p>
+    <w:p>
+      <w:pPr>
+        <w:spacing w:line="336" w:lineRule="auto" w:after="180"/>
+      </w:pPr>
+      <w:r>
+        <w:rPr>
+          <w:b w:val="0"/>
+        </w:rPr>
+        <w:t xml:space="preserve">Provide an </w:t>
+      </w:r>
+      <w:r>
+        <w:rPr>
+          <w:b/>
+        </w:rPr>
+        <w:t>input</w:t>
+      </w:r>
+      <w:r>
+        <w:rPr>
+          <w:b w:val="0"/>
+        </w:rPr>
+        <w:t>/procedure/result/limit frame and a calculator when needed. Ask students to identify the first step before completing the whole trace.</w:t>
+      </w:r>
+    </w:p>
+    <w:p>
+      <w:pPr>
+        <w:spacing w:line="336" w:lineRule="auto" w:after="180"/>
+      </w:pPr>
+      <w:r>
+        <w:rPr>
+          <w:b w:val="0"/>
+        </w:rPr>
+        <w:t xml:space="preserve">Extension: compare two concrete variants of this </w:t>
+      </w:r>
+      <w:r>
+        <w:rPr>
+          <w:b/>
+        </w:rPr>
+        <w:t>mechanism</w:t>
+      </w:r>
+      <w:r>
+        <w:rPr>
+          <w:b w:val="0"/>
+        </w:rPr>
+        <w:t xml:space="preserve"> while holding unrelated conditions fixed; report both successful and unsuccessful outcomes.</w:t>
+      </w:r>
+    </w:p>
+    <w:p>
+      <w:pPr>
+        <w:pStyle w:val="Heading2"/>
+      </w:pPr>
+      <w:r>
+        <w:t>Earlier wording, alternatives and picture transcripts · reference / check after trying</w:t>
       </w:r>
     </w:p>
     <w:tbl>
@@ -2075,71 +3144,26 @@
     </w:tbl>
     <w:p>
       <w:pPr>
-        <w:spacing w:line="336" w:lineRule="auto" w:after="180"/>
-      </w:pPr>
-      <w:r>
-        <w:rPr>
-          <w:b w:val="0"/>
-        </w:rPr>
-        <w:t xml:space="preserve">Use See how it works and Follow a worked example. Collect a </w:t>
-      </w:r>
-      <w:r>
-        <w:rPr>
-          <w:b/>
-        </w:rPr>
-        <w:t>prediction</w:t>
-      </w:r>
-      <w:r>
-        <w:rPr>
-          <w:b w:val="0"/>
-        </w:rPr>
-        <w:t xml:space="preserve"> before revealing its result; ask the learner to point to each intermediate fact.</w:t>
+        <w:pStyle w:val="Heading3"/>
+      </w:pPr>
+      <w:r>
+        <w:t>Reduce help deliberately</w:t>
       </w:r>
     </w:p>
     <w:p>
       <w:pPr>
-        <w:spacing w:line="336" w:lineRule="auto" w:after="180"/>
-      </w:pPr>
-      <w:r>
-        <w:rPr>
-          <w:b w:val="0"/>
-        </w:rPr>
-        <w:t xml:space="preserve">Provide an </w:t>
-      </w:r>
-      <w:r>
-        <w:rPr>
-          <w:b/>
-        </w:rPr>
-        <w:t>input</w:t>
-      </w:r>
-      <w:r>
-        <w:rPr>
-          <w:b w:val="0"/>
-        </w:rPr>
-        <w:t>/procedure/result/limit frame and a calculator when needed. Ask students to identify the first step before completing the whole trace.</w:t>
+        <w:pStyle w:val="Heading3"/>
+      </w:pPr>
+      <w:r>
+        <w:t>Individual reasoning check</w:t>
       </w:r>
     </w:p>
     <w:p>
       <w:pPr>
-        <w:spacing w:line="336" w:lineRule="auto" w:after="180"/>
-      </w:pPr>
-      <w:r>
-        <w:rPr>
-          <w:b w:val="0"/>
-        </w:rPr>
-        <w:t xml:space="preserve">Extension: compare two concrete variants of this </w:t>
-      </w:r>
-      <w:r>
-        <w:rPr>
-          <w:b/>
-        </w:rPr>
-        <w:t>mechanism</w:t>
-      </w:r>
-      <w:r>
-        <w:rPr>
-          <w:b w:val="0"/>
-        </w:rPr>
-        <w:t xml:space="preserve"> while holding unrelated conditions fixed; report both successful and unsuccessful outcomes.</w:t>
+        <w:pStyle w:val="Heading3"/>
+      </w:pPr>
+      <w:r>
+        <w:t>Pictorial practice question</w:t>
       </w:r>
     </w:p>
     <w:p>
@@ -2147,47 +3171,39 @@
         <w:pStyle w:val="Heading3"/>
       </w:pPr>
       <w:r>
-        <w:t>Reduce help deliberately</w:t>
+        <w:t>Reasoned teacher answer</w:t>
       </w:r>
     </w:p>
     <w:p>
       <w:pPr>
-        <w:pStyle w:val="Heading3"/>
-      </w:pPr>
-      <w:r>
-        <w:t>Completion practice</w:t>
+        <w:pStyle w:val="Heading1"/>
+      </w:pPr>
+      <w:r>
+        <w:t>04. Run the complete supplied investigation</w:t>
       </w:r>
     </w:p>
     <w:p>
-      <w:pPr>
-        <w:spacing w:line="336" w:lineRule="auto" w:after="180"/>
-        <w:shd w:fill="F5F1FB"/>
-      </w:pPr>
-      <w:r>
-        <w:rPr>
-          <w:b w:val="0"/>
-        </w:rPr>
-        <w:t>Completion task: Teacher response is cached by query only and returned to a student. Show the intermediate steps and give the conclusion with its scope.</w:t>
+      <w:r>
+        <w:t>Separate predictions,actual runs and paper traces.</w:t>
       </w:r>
     </w:p>
     <w:p>
       <w:pPr>
-        <w:pStyle w:val="Heading3"/>
-      </w:pPr>
-      <w:r>
-        <w:t>Reasoning to listen for</w:t>
+        <w:pStyle w:val="Heading2"/>
+      </w:pPr>
+      <w:r>
+        <w:t>Complete inputs,expected results and limits</w:t>
       </w:r>
     </w:p>
     <w:p>
       <w:pPr>
         <w:spacing w:line="336" w:lineRule="auto" w:after="180"/>
-        <w:shd w:fill="F1F6FC"/>
       </w:pPr>
       <w:r>
         <w:rPr>
           <w:b w:val="0"/>
         </w:rPr>
-        <w:t>Teacher check: Teacher explanation: Role omission creates an access leak. Include role and enforce current permission before returning any cached content.</w:t>
+        <w:t>Main teacher age 4 hits only with matching context/current permission; student role misses, revoked permission denies, exact age 5 expires and changed corpus/procedure misses. Picture first version 5 request misses the version 4 key and looks up 09:30; later version 5 can hit while fresh and authorized. Selected independent TTL 10: age 9 is within time but old corpus version is invalid; ages 10 and 11 expire as well.</w:t>
       </w:r>
     </w:p>
     <w:p>
@@ -2198,38 +3214,38 @@
         <w:rPr>
           <w:b w:val="0"/>
         </w:rPr>
-        <w:t xml:space="preserve">Start by identifying the given </w:t>
-      </w:r>
-      <w:r>
-        <w:rPr>
-          <w:b/>
-        </w:rPr>
-        <w:t>input</w:t>
-      </w:r>
-      <w:r>
-        <w:rPr>
-          <w:b w:val="0"/>
-        </w:rPr>
-        <w:t>s together. Leave the intermediate steps blank. If needed, model one step, then withdraw that help on the next step. Move to a full trace only when the partial trace is understood.</w:t>
+        <w:t>State both version and time conditions. The compact prior helper demonstrates equality expiry, so do not count that familiar boundary alone as unseen transfer.</w:t>
       </w:r>
     </w:p>
     <w:p>
       <w:pPr>
-        <w:spacing w:line="336" w:lineRule="auto" w:after="180"/>
-      </w:pPr>
-      <w:r>
-        <w:rPr>
-          <w:b w:val="0"/>
-        </w:rPr>
-        <w:t>For partners, alternate explainer and checker; collect a response from every learner before discussion.</w:t>
+        <w:pStyle w:val="Heading2"/>
+      </w:pPr>
+      <w:r>
+        <w:t>Diagnose the current misconceptions</w:t>
       </w:r>
     </w:p>
     <w:p>
       <w:pPr>
-        <w:pStyle w:val="Heading3"/>
-      </w:pPr>
-      <w:r>
-        <w:t>Individual reasoning check</w:t>
+        <w:spacing w:line="336" w:lineRule="auto" w:after="180"/>
+      </w:pPr>
+      <w:r>
+        <w:rPr>
+          <w:b w:val="0"/>
+        </w:rPr>
+        <w:t xml:space="preserve">The worked result establishes every future case: A cached result retains the limitations of its original </w:t>
+      </w:r>
+      <w:r>
+        <w:rPr>
+          <w:b/>
+        </w:rPr>
+        <w:t>evidence</w:t>
+      </w:r>
+      <w:r>
+        <w:rPr>
+          <w:b w:val="0"/>
+        </w:rPr>
+        <w:t xml:space="preserve"> and can become stale independently of TTL.</w:t>
       </w:r>
     </w:p>
     <w:p>
@@ -2240,7 +3256,31 @@
         <w:rPr>
           <w:b w:val="0"/>
         </w:rPr>
-        <w:t>Use the worked case for Caching and stale information. Proposed explanation: “The worked result establishes every future case”. Decide whether this explanation is supported.</w:t>
+        <w:t xml:space="preserve">A missing </w:t>
+      </w:r>
+      <w:r>
+        <w:rPr>
+          <w:b/>
+        </w:rPr>
+        <w:t>input</w:t>
+      </w:r>
+      <w:r>
+        <w:rPr>
+          <w:b w:val="0"/>
+        </w:rPr>
+        <w:t xml:space="preserve"> may be replaced without recording the change: A replacement changes the </w:t>
+      </w:r>
+      <w:r>
+        <w:rPr>
+          <w:b/>
+        </w:rPr>
+        <w:t>evidence</w:t>
+      </w:r>
+      <w:r>
+        <w:rPr>
+          <w:b w:val="0"/>
+        </w:rPr>
+        <w:t xml:space="preserve"> or contract. Record the change and its justification; do not silently turn unknown into a measured value.</w:t>
       </w:r>
     </w:p>
     <w:p>
@@ -2251,294 +3291,62 @@
         <w:rPr>
           <w:b w:val="0"/>
         </w:rPr>
-        <w:t>Point to the step or supplied fact that decides; explain your repair if needed.</w:t>
+        <w:t xml:space="preserve">Repeating an assessed case is new independent </w:t>
+      </w:r>
+      <w:r>
+        <w:rPr>
+          <w:b/>
+        </w:rPr>
+        <w:t>evidence</w:t>
+      </w:r>
+      <w:r>
+        <w:rPr>
+          <w:b w:val="0"/>
+        </w:rPr>
+        <w:t>: A replay checks consistency. An example used for feedback or revision cannot later be described as untouched final evaluation.</w:t>
       </w:r>
     </w:p>
     <w:p>
       <w:pPr>
-        <w:pStyle w:val="Heading3"/>
-      </w:pPr>
-      <w:r>
-        <w:t>Expected repair</w:t>
+        <w:spacing w:line="336" w:lineRule="auto" w:after="180"/>
+      </w:pPr>
+      <w:r>
+        <w:rPr>
+          <w:b w:val="0"/>
+        </w:rPr>
+        <w:t xml:space="preserve">Use Run the investigation for the </w:t>
+      </w:r>
+      <w:r>
+        <w:rPr>
+          <w:b/>
+        </w:rPr>
+        <w:t>evidence</w:t>
+      </w:r>
+      <w:r>
+        <w:rPr>
+          <w:b w:val="0"/>
+        </w:rPr>
+        <w:t xml:space="preserve"> ledger. Add a boundary or missing-</w:t>
+      </w:r>
+      <w:r>
+        <w:rPr>
+          <w:b/>
+        </w:rPr>
+        <w:t>input</w:t>
+      </w:r>
+      <w:r>
+        <w:rPr>
+          <w:b w:val="0"/>
+        </w:rPr>
+        <w:t xml:space="preserve"> case and record the expected response before checking. More successful repeats of one case do not establish wider coverage.</w:t>
       </w:r>
     </w:p>
     <w:p>
       <w:pPr>
-        <w:spacing w:line="336" w:lineRule="auto" w:after="180"/>
-        <w:shd w:fill="F1F6FC"/>
-      </w:pPr>
-      <w:r>
-        <w:rPr>
-          <w:b w:val="0"/>
-        </w:rPr>
-        <w:t xml:space="preserve">Expected correction: A cached result retains the limitations of its original </w:t>
-      </w:r>
-      <w:r>
-        <w:rPr>
-          <w:b/>
-        </w:rPr>
-        <w:t>evidence</w:t>
-      </w:r>
-      <w:r>
-        <w:rPr>
-          <w:b w:val="0"/>
-        </w:rPr>
-        <w:t xml:space="preserve"> and can become stale independently of TTL.</w:t>
-      </w:r>
-    </w:p>
-    <w:p>
-      <w:pPr>
-        <w:spacing w:line="336" w:lineRule="auto" w:after="180"/>
-      </w:pPr>
-      <w:r>
-        <w:rPr>
-          <w:b w:val="0"/>
-        </w:rPr>
-        <w:t>Collect explanations, not only yes/no votes. If a misunderstanding is common, re-model the relevant step for the class.</w:t>
-      </w:r>
-    </w:p>
-    <w:p>
-      <w:pPr>
-        <w:spacing w:line="336" w:lineRule="auto" w:after="180"/>
-      </w:pPr>
-      <w:r>
-        <w:rPr>
-          <w:b w:val="0"/>
-        </w:rPr>
-        <w:t>If it affects a few learners, give a short targeted group explanation while others solve a more demanding variation.</w:t>
-      </w:r>
-    </w:p>
-    <w:p>
-      <w:pPr>
-        <w:pStyle w:val="Heading3"/>
-      </w:pPr>
-      <w:r>
-        <w:t>Pictorial practice question</w:t>
-      </w:r>
-    </w:p>
-    <w:p>
-      <w:pPr>
-        <w:spacing w:line="336" w:lineRule="auto" w:after="180"/>
-        <w:shd w:fill="F5F1FB"/>
-      </w:pPr>
-      <w:r>
-        <w:rPr>
-          <w:b w:val="0"/>
-        </w:rPr>
-        <w:t>Identify the version mismatch in the cached 09:00 answer. What should the first version -5 request return, and what permits a later version -5 cache hit?</w:t>
-      </w:r>
-    </w:p>
-    <w:p>
-      <w:pPr>
-        <w:pStyle w:val="Heading3"/>
-      </w:pPr>
-      <w:r>
-        <w:t>Reasoned teacher answer</w:t>
-      </w:r>
-    </w:p>
-    <w:p>
-      <w:pPr>
-        <w:spacing w:line="336" w:lineRule="auto" w:after="180"/>
-      </w:pPr>
-      <w:r>
-        <w:rPr>
-          <w:b w:val="0"/>
-        </w:rPr>
-        <w:t>The current approved source version is 5. The 09:00 entry belongs to version 4. Retrieve and cache version 5’s 09:30 under its own key. Changed case: The matching version -5 entry can supply 09:30 under the freshness policy.</w:t>
-      </w:r>
-    </w:p>
-    <w:p>
-      <w:pPr>
-        <w:spacing w:line="336" w:lineRule="auto" w:after="180"/>
-      </w:pPr>
-      <w:r>
-        <w:rPr>
-          <w:b w:val="0"/>
-        </w:rPr>
-        <w:t>Request and cached source version now agree.</w:t>
-      </w:r>
-    </w:p>
-    <w:p>
-      <w:pPr>
-        <w:spacing w:line="336" w:lineRule="auto" w:after="180"/>
-      </w:pPr>
-      <w:r>
-        <w:rPr>
-          <w:b w:val="0"/>
-        </w:rPr>
-        <w:t>Changed-case reasoning: The matching version -5 entry can supply 09:30 under the freshness policy. Request and cached source version now agree.</w:t>
-      </w:r>
-    </w:p>
-    <w:p>
-      <w:pPr>
-        <w:spacing w:line="336" w:lineRule="auto" w:after="180"/>
-      </w:pPr>
-      <w:r>
-        <w:rPr>
-          <w:b w:val="0"/>
-        </w:rPr>
-        <w:t xml:space="preserve">Collect each learner’s explanation before discussion. Use the first missing connection between </w:t>
-      </w:r>
-      <w:r>
-        <w:rPr>
-          <w:b/>
-        </w:rPr>
-        <w:t>input</w:t>
-      </w:r>
-      <w:r>
-        <w:rPr>
-          <w:b w:val="0"/>
-        </w:rPr>
-        <w:t xml:space="preserve">, deciding step and result to choose support. This question is worked-case practice, not fresh mastery </w:t>
-      </w:r>
-      <w:r>
-        <w:rPr>
-          <w:b/>
-        </w:rPr>
-        <w:t>evidence</w:t>
-      </w:r>
-      <w:r>
-        <w:rPr>
-          <w:b w:val="0"/>
-        </w:rPr>
-        <w:t>.</w:t>
-      </w:r>
-    </w:p>
-    <w:p>
-      <w:pPr>
-        <w:pStyle w:val="Heading1"/>
-      </w:pPr>
-      <w:r>
-        <w:t>04. Run the investigation and diagnose misconceptions</w:t>
-      </w:r>
-    </w:p>
-    <w:p>
-      <w:r>
-        <w:t>Run the Caching and stale information investigation and use the first unsupported step to choose a teaching response.</w:t>
-      </w:r>
-    </w:p>
-    <w:p>
-      <w:pPr>
-        <w:spacing w:line="336" w:lineRule="auto" w:after="180"/>
-      </w:pPr>
-      <w:r>
-        <w:rPr>
-          <w:b w:val="0"/>
-        </w:rPr>
-        <w:t xml:space="preserve">The worked result establishes every future case: A cached result retains the limitations of its original </w:t>
-      </w:r>
-      <w:r>
-        <w:rPr>
-          <w:b/>
-        </w:rPr>
-        <w:t>evidence</w:t>
-      </w:r>
-      <w:r>
-        <w:rPr>
-          <w:b w:val="0"/>
-        </w:rPr>
-        <w:t xml:space="preserve"> and can become stale independently of TTL.</w:t>
-      </w:r>
-    </w:p>
-    <w:p>
-      <w:pPr>
-        <w:spacing w:line="336" w:lineRule="auto" w:after="180"/>
-      </w:pPr>
-      <w:r>
-        <w:rPr>
-          <w:b w:val="0"/>
-        </w:rPr>
-        <w:t xml:space="preserve">A missing </w:t>
-      </w:r>
-      <w:r>
-        <w:rPr>
-          <w:b/>
-        </w:rPr>
-        <w:t>input</w:t>
-      </w:r>
-      <w:r>
-        <w:rPr>
-          <w:b w:val="0"/>
-        </w:rPr>
-        <w:t xml:space="preserve"> may be replaced without recording the change: A replacement changes the </w:t>
-      </w:r>
-      <w:r>
-        <w:rPr>
-          <w:b/>
-        </w:rPr>
-        <w:t>evidence</w:t>
-      </w:r>
-      <w:r>
-        <w:rPr>
-          <w:b w:val="0"/>
-        </w:rPr>
-        <w:t xml:space="preserve"> or contract. Record the change and its justification; do not silently turn unknown into a measured value.</w:t>
-      </w:r>
-    </w:p>
-    <w:p>
-      <w:pPr>
-        <w:spacing w:line="336" w:lineRule="auto" w:after="180"/>
-      </w:pPr>
-      <w:r>
-        <w:rPr>
-          <w:b w:val="0"/>
-        </w:rPr>
-        <w:t xml:space="preserve">Repeating an assessed case is new independent </w:t>
-      </w:r>
-      <w:r>
-        <w:rPr>
-          <w:b/>
-        </w:rPr>
-        <w:t>evidence</w:t>
-      </w:r>
-      <w:r>
-        <w:rPr>
-          <w:b w:val="0"/>
-        </w:rPr>
-        <w:t>: A replay checks consistency. An example used for feedback or revision cannot later be described as untouched final evaluation.</w:t>
-      </w:r>
-    </w:p>
-    <w:p>
-      <w:pPr>
-        <w:spacing w:line="336" w:lineRule="auto" w:after="180"/>
-      </w:pPr>
-      <w:r>
-        <w:rPr>
-          <w:b w:val="0"/>
-        </w:rPr>
-        <w:t xml:space="preserve">Use Run the investigation for the </w:t>
-      </w:r>
-      <w:r>
-        <w:rPr>
-          <w:b/>
-        </w:rPr>
-        <w:t>evidence</w:t>
-      </w:r>
-      <w:r>
-        <w:rPr>
-          <w:b w:val="0"/>
-        </w:rPr>
-        <w:t xml:space="preserve"> ledger. Add a boundary or missing-</w:t>
-      </w:r>
-      <w:r>
-        <w:rPr>
-          <w:b/>
-        </w:rPr>
-        <w:t>input</w:t>
-      </w:r>
-      <w:r>
-        <w:rPr>
-          <w:b w:val="0"/>
-        </w:rPr>
-        <w:t xml:space="preserve"> case and record the expected response before checking. More successful repeats of one case do not establish wider coverage.</w:t>
-      </w:r>
-    </w:p>
-    <w:p>
-      <w:pPr>
-        <w:pStyle w:val="Heading3"/>
-      </w:pPr>
-      <w:r>
-        <w:t>Match the support to the first error</w:t>
+        <w:pStyle w:val="Heading2"/>
+      </w:pPr>
+      <w:r>
+        <w:t>Choose accessible support</w:t>
       </w:r>
     </w:p>
     <w:tbl>
@@ -2711,57 +3519,39 @@
     </w:p>
     <w:p>
       <w:pPr>
-        <w:pStyle w:val="Heading1"/>
-      </w:pPr>
-      <w:r>
-        <w:t>05. Assess and explain the answers</w:t>
+        <w:pStyle w:val="Heading2"/>
+      </w:pPr>
+      <w:r>
+        <w:t>Earlier wording, alternatives and picture transcripts · reference / check after trying</w:t>
       </w:r>
     </w:p>
     <w:p>
-      <w:r>
-        <w:t>Use the Caching and stale information questions, teacher keys and criteria after the relevant attempts. Previously discussed cases are practice; protect the separately selected independent task.</w:t>
+      <w:pPr>
+        <w:pStyle w:val="Heading3"/>
+      </w:pPr>
+      <w:r>
+        <w:t>Match the support to the first error</w:t>
       </w:r>
     </w:p>
     <w:p>
       <w:pPr>
-        <w:pStyle w:val="Heading3"/>
-      </w:pPr>
-      <w:r>
-        <w:t>Guided and exit questions</w:t>
+        <w:pStyle w:val="Heading1"/>
+      </w:pPr>
+      <w:r>
+        <w:t>05. Assess the new service scenario</w:t>
       </w:r>
     </w:p>
     <w:p>
-      <w:pPr>
-        <w:spacing w:line="336" w:lineRule="auto" w:after="180"/>
-      </w:pPr>
-      <w:r>
-        <w:rPr>
-          <w:b w:val="0"/>
-        </w:rPr>
-        <w:t>Guided: Role omission creates an access leak. Include role and enforce current permission before returning any cached content.</w:t>
+      <w:r>
+        <w:t>Keep the selected answer private until after a first attempt.</w:t>
       </w:r>
     </w:p>
     <w:p>
       <w:pPr>
-        <w:spacing w:line="336" w:lineRule="auto" w:after="180"/>
-      </w:pPr>
-      <w:r>
-        <w:rPr>
-          <w:b w:val="0"/>
-        </w:rPr>
-        <w:t xml:space="preserve">Qualification: A cached result retains the limitations of its original </w:t>
-      </w:r>
-      <w:r>
-        <w:rPr>
-          <w:b/>
-        </w:rPr>
-        <w:t>evidence</w:t>
-      </w:r>
-      <w:r>
-        <w:rPr>
-          <w:b w:val="0"/>
-        </w:rPr>
-        <w:t xml:space="preserve"> and can become stale independently of TTL.</w:t>
+        <w:pStyle w:val="Heading2"/>
+      </w:pPr>
+      <w:r>
+        <w:t>Selected independent task and checked answer</w:t>
       </w:r>
     </w:p>
     <w:p>
@@ -2772,583 +3562,26 @@
         <w:rPr>
           <w:b w:val="0"/>
         </w:rPr>
-        <w:t xml:space="preserve">Exit: accept a concrete variation with its predicted outcome and a stated condition that would challenge the </w:t>
-      </w:r>
-      <w:r>
-        <w:rPr>
-          <w:b/>
-        </w:rPr>
-        <w:t>mechanism</w:t>
-      </w:r>
-      <w:r>
-        <w:rPr>
-          <w:b w:val="0"/>
-        </w:rPr>
-        <w:t xml:space="preserve">; reject a claim resting on unmeasured </w:t>
-      </w:r>
-      <w:r>
-        <w:rPr>
-          <w:b/>
-        </w:rPr>
-        <w:t>evidence</w:t>
-      </w:r>
-      <w:r>
-        <w:rPr>
-          <w:b w:val="0"/>
-        </w:rPr>
-        <w:t>.</w:t>
+        <w:t>Selected case: TTL 10 minutes; ages 9, 10, 11. Corpus version changes at age 9. Decide validity.</w:t>
       </w:r>
     </w:p>
     <w:p>
       <w:pPr>
-        <w:pStyle w:val="Heading3"/>
-      </w:pPr>
-      <w:r>
-        <w:t>W1 Explain the mechanism</w:t>
+        <w:spacing w:line="336" w:lineRule="auto" w:after="180"/>
+      </w:pPr>
+      <w:r>
+        <w:rPr>
+          <w:b w:val="0"/>
+        </w:rPr>
+        <w:t>Teacher explanation: Age 9 would fit time but version change invalidates it. Ages 10 and 11 expire. Both freshness and version conditions must hold.</w:t>
       </w:r>
     </w:p>
     <w:p>
       <w:pPr>
-        <w:pStyle w:val="Heading3"/>
-      </w:pPr>
-      <w:r>
-        <w:t>Workbook question · W1</w:t>
-      </w:r>
-    </w:p>
-    <w:p>
-      <w:pPr>
-        <w:spacing w:line="336" w:lineRule="auto" w:after="180"/>
-        <w:shd w:fill="F5F1FB"/>
-      </w:pPr>
-      <w:r>
-        <w:rPr>
-          <w:b w:val="0"/>
-        </w:rPr>
-        <w:t xml:space="preserve">Explain the weekly </w:t>
-      </w:r>
-      <w:r>
-        <w:rPr>
-          <w:b/>
-        </w:rPr>
-        <w:t>mechanism</w:t>
-      </w:r>
-      <w:r>
-        <w:rPr>
-          <w:b w:val="0"/>
-        </w:rPr>
-        <w:t xml:space="preserve"> in your own words. Use the worked scenario to name its </w:t>
-      </w:r>
-      <w:r>
-        <w:rPr>
-          <w:b/>
-        </w:rPr>
-        <w:t>input</w:t>
-      </w:r>
-      <w:r>
-        <w:rPr>
-          <w:b w:val="0"/>
-        </w:rPr>
-        <w:t xml:space="preserve">, decision rule and </w:t>
-      </w:r>
-      <w:r>
-        <w:rPr>
-          <w:b/>
-        </w:rPr>
-        <w:t>output</w:t>
-      </w:r>
-      <w:r>
-        <w:rPr>
-          <w:b w:val="0"/>
-        </w:rPr>
-        <w:t>.</w:t>
-      </w:r>
-    </w:p>
-    <w:p>
-      <w:pPr>
-        <w:pStyle w:val="Heading3"/>
-      </w:pPr>
-      <w:r>
-        <w:t>Teacher reasoning · W1</w:t>
-      </w:r>
-    </w:p>
-    <w:p>
-      <w:pPr>
-        <w:spacing w:line="336" w:lineRule="auto" w:after="180"/>
-        <w:shd w:fill="F1F6FC"/>
-      </w:pPr>
-      <w:r>
-        <w:rPr>
-          <w:b w:val="0"/>
-        </w:rPr>
-        <w:t xml:space="preserve">Teacher explanation: Caching reuses results but needs freshness and access-aware keys. A cached answer must not cross role or corpus-version boundaries. </w:t>
-      </w:r>
-      <w:r>
-        <w:rPr>
-          <w:b/>
-        </w:rPr>
-        <w:t>Cache key</w:t>
-      </w:r>
-      <w:r>
-        <w:rPr>
-          <w:b w:val="0"/>
-        </w:rPr>
-        <w:t xml:space="preserve"> includes query, role, corpus version and procedure version.</w:t>
-      </w:r>
-    </w:p>
-    <w:p>
-      <w:pPr>
-        <w:spacing w:line="336" w:lineRule="auto" w:after="180"/>
-        <w:shd w:fill="F1F6FC"/>
-      </w:pPr>
-      <w:r>
-        <w:rPr>
-          <w:b w:val="0"/>
-        </w:rPr>
-        <w:t>Entry valid only while age&lt;TTL. At exact TTL it expires. Teacher and student results never share a role-agnostic key.</w:t>
-      </w:r>
-    </w:p>
-    <w:p>
-      <w:pPr>
-        <w:pStyle w:val="Heading3"/>
-      </w:pPr>
-      <w:r>
-        <w:t>W2 Trace the worked case</w:t>
-      </w:r>
-    </w:p>
-    <w:p>
-      <w:pPr>
-        <w:pStyle w:val="Heading3"/>
-      </w:pPr>
-      <w:r>
-        <w:t>Workbook question · W2</w:t>
-      </w:r>
-    </w:p>
-    <w:p>
-      <w:pPr>
-        <w:spacing w:line="336" w:lineRule="auto" w:after="180"/>
-        <w:shd w:fill="F5F1FB"/>
-      </w:pPr>
-      <w:r>
-        <w:rPr>
-          <w:b w:val="0"/>
-        </w:rPr>
-        <w:t>Teacher response is cached by query only and returned to a student. Show the intermediate steps and give the conclusion with its scope.</w:t>
-      </w:r>
-    </w:p>
-    <w:p>
-      <w:pPr>
-        <w:pStyle w:val="Heading3"/>
-      </w:pPr>
-      <w:r>
-        <w:t>Teacher reasoning · W2</w:t>
-      </w:r>
-    </w:p>
-    <w:p>
-      <w:pPr>
-        <w:spacing w:line="336" w:lineRule="auto" w:after="180"/>
-        <w:shd w:fill="F1F6FC"/>
-      </w:pPr>
-      <w:r>
-        <w:rPr>
-          <w:b w:val="0"/>
-        </w:rPr>
-        <w:t>Teacher explanation: Role omission creates an access leak. Include role and enforce current permission before returning any cached content.</w:t>
-      </w:r>
-    </w:p>
-    <w:p>
-      <w:pPr>
-        <w:pStyle w:val="Heading3"/>
-      </w:pPr>
-      <w:r>
-        <w:t>W3 Audit the limit</w:t>
-      </w:r>
-    </w:p>
-    <w:p>
-      <w:pPr>
-        <w:pStyle w:val="Heading3"/>
-      </w:pPr>
-      <w:r>
-        <w:t>Workbook question · W3</w:t>
-      </w:r>
-    </w:p>
-    <w:p>
-      <w:pPr>
-        <w:spacing w:line="336" w:lineRule="auto" w:after="180"/>
-        <w:shd w:fill="F5F1FB"/>
-      </w:pPr>
-      <w:r>
-        <w:rPr>
-          <w:b w:val="0"/>
-        </w:rPr>
-        <w:t xml:space="preserve">A report omits this qualification: A cached result retains the limitations of its original </w:t>
-      </w:r>
-      <w:r>
-        <w:rPr>
-          <w:b/>
-        </w:rPr>
-        <w:t>evidence</w:t>
-      </w:r>
-      <w:r>
-        <w:rPr>
-          <w:b w:val="0"/>
-        </w:rPr>
-        <w:t xml:space="preserve"> and can become stale independently of TTL.</w:t>
-      </w:r>
-    </w:p>
-    <w:p>
-      <w:pPr>
-        <w:spacing w:line="336" w:lineRule="auto" w:after="180"/>
-        <w:shd w:fill="F5F1FB"/>
-      </w:pPr>
-      <w:r>
-        <w:rPr>
-          <w:b w:val="0"/>
-        </w:rPr>
-        <w:t>Explain how omitting it could change a reader's interpretation, and write an accurate replacement.</w:t>
-      </w:r>
-    </w:p>
-    <w:p>
-      <w:pPr>
-        <w:pStyle w:val="Heading3"/>
-      </w:pPr>
-      <w:r>
-        <w:t>Teacher reasoning · W3</w:t>
-      </w:r>
-    </w:p>
-    <w:p>
-      <w:pPr>
-        <w:spacing w:line="336" w:lineRule="auto" w:after="180"/>
-        <w:shd w:fill="F1F6FC"/>
-      </w:pPr>
-      <w:r>
-        <w:rPr>
-          <w:b w:val="0"/>
-        </w:rPr>
-        <w:t xml:space="preserve">Teacher explanation: A cached result retains the limitations of its original </w:t>
-      </w:r>
-      <w:r>
-        <w:rPr>
-          <w:b/>
-        </w:rPr>
-        <w:t>evidence</w:t>
-      </w:r>
-      <w:r>
-        <w:rPr>
-          <w:b w:val="0"/>
-        </w:rPr>
-        <w:t xml:space="preserve"> and can become stale independently of TTL.</w:t>
-      </w:r>
-    </w:p>
-    <w:p>
-      <w:pPr>
-        <w:spacing w:line="336" w:lineRule="auto" w:after="180"/>
-        <w:shd w:fill="F1F6FC"/>
-      </w:pPr>
-      <w:r>
-        <w:rPr>
-          <w:b w:val="0"/>
-        </w:rPr>
-        <w:t xml:space="preserve">State the observed result separately from the unverified or out-of-scope claim; preserve the original </w:t>
-      </w:r>
-      <w:r>
-        <w:rPr>
-          <w:b/>
-        </w:rPr>
-        <w:t>evidence</w:t>
-      </w:r>
-      <w:r>
-        <w:rPr>
-          <w:b w:val="0"/>
-        </w:rPr>
-        <w:t xml:space="preserve"> rather than inventing a missing fact.</w:t>
-      </w:r>
-    </w:p>
-    <w:p>
-      <w:pPr>
-        <w:pStyle w:val="Heading3"/>
-      </w:pPr>
-      <w:r>
-        <w:t>W4 Apply a new case independently</w:t>
-      </w:r>
-    </w:p>
-    <w:p>
-      <w:pPr>
-        <w:pStyle w:val="Heading3"/>
-      </w:pPr>
-      <w:r>
-        <w:t>Workbook question · W4</w:t>
-      </w:r>
-    </w:p>
-    <w:p>
-      <w:pPr>
-        <w:spacing w:line="336" w:lineRule="auto" w:after="180"/>
-        <w:shd w:fill="F5F1FB"/>
-      </w:pPr>
-      <w:r>
-        <w:rPr>
-          <w:b w:val="0"/>
-        </w:rPr>
-        <w:t>TTL 10 minutes; ages 9, 10, 11. Corpus version changes at age 9. Decide validity.</w:t>
-      </w:r>
-    </w:p>
-    <w:p>
-      <w:pPr>
-        <w:pStyle w:val="Heading3"/>
-      </w:pPr>
-      <w:r>
-        <w:t>Teacher reasoning · W4</w:t>
-      </w:r>
-    </w:p>
-    <w:p>
-      <w:pPr>
-        <w:spacing w:line="336" w:lineRule="auto" w:after="180"/>
-        <w:shd w:fill="F1F6FC"/>
-      </w:pPr>
-      <w:r>
-        <w:rPr>
-          <w:b w:val="0"/>
-        </w:rPr>
-        <w:t>Teacher explanation: Age 9 would fit time but version change invalidates it. Ages 10 and 11 expire. Both freshness and version conditions must hold.</w:t>
-      </w:r>
-    </w:p>
-    <w:p>
-      <w:pPr>
-        <w:pStyle w:val="Heading3"/>
-      </w:pPr>
-      <w:r>
-        <w:t>W5 Design a revealing follow-up</w:t>
-      </w:r>
-    </w:p>
-    <w:p>
-      <w:pPr>
-        <w:pStyle w:val="Heading3"/>
-      </w:pPr>
-      <w:r>
-        <w:t>Workbook question · W5</w:t>
-      </w:r>
-    </w:p>
-    <w:p>
-      <w:pPr>
-        <w:spacing w:line="336" w:lineRule="auto" w:after="180"/>
-        <w:shd w:fill="F5F1FB"/>
-      </w:pPr>
-      <w:r>
-        <w:rPr>
-          <w:b w:val="0"/>
-        </w:rPr>
-        <w:t>For the worked scenario, propose one additional case that could reveal a failure, describe its expected outcome before running it, and explain what would need to remain fixed for a fair comparison.</w:t>
-      </w:r>
-    </w:p>
-    <w:p>
-      <w:pPr>
-        <w:spacing w:line="336" w:lineRule="auto" w:after="180"/>
-        <w:shd w:fill="F5F1FB"/>
-      </w:pPr>
-      <w:r>
-        <w:rPr>
-          <w:b w:val="0"/>
-        </w:rPr>
-        <w:t>Do not reuse W4 as a new final test after receiving feedback.</w:t>
-      </w:r>
-    </w:p>
-    <w:p>
-      <w:pPr>
-        <w:pStyle w:val="Heading3"/>
-      </w:pPr>
-      <w:r>
-        <w:t>Teacher reasoning · W5</w:t>
-      </w:r>
-    </w:p>
-    <w:p>
-      <w:pPr>
-        <w:spacing w:line="336" w:lineRule="auto" w:after="180"/>
-        <w:shd w:fill="F1F6FC"/>
-      </w:pPr>
-      <w:r>
-        <w:rPr>
-          <w:b w:val="0"/>
-        </w:rPr>
-        <w:t xml:space="preserve">Teacher explanation: Accept a concrete variant of the worked </w:t>
-      </w:r>
-      <w:r>
-        <w:rPr>
-          <w:b/>
-        </w:rPr>
-        <w:t>input</w:t>
-      </w:r>
-      <w:r>
-        <w:rPr>
-          <w:b w:val="0"/>
-        </w:rPr>
-        <w:t xml:space="preserve"> or a missing/conflicting/boundary condition, with an expectation derived from the declared procedure.</w:t>
-      </w:r>
-    </w:p>
-    <w:p>
-      <w:pPr>
-        <w:spacing w:line="336" w:lineRule="auto" w:after="180"/>
-        <w:shd w:fill="F1F6FC"/>
-      </w:pPr>
-      <w:r>
-        <w:rPr>
-          <w:b w:val="0"/>
-        </w:rPr>
-        <w:t xml:space="preserve">Require preserved settings, original </w:t>
-      </w:r>
-      <w:r>
-        <w:rPr>
-          <w:b/>
-        </w:rPr>
-        <w:t>output</w:t>
-      </w:r>
-      <w:r>
-        <w:rPr>
-          <w:b w:val="0"/>
-        </w:rPr>
-        <w:t xml:space="preserve">s and data roles. A cached result retains the limitations of its original </w:t>
-      </w:r>
-      <w:r>
-        <w:rPr>
-          <w:b/>
-        </w:rPr>
-        <w:t>evidence</w:t>
-      </w:r>
-      <w:r>
-        <w:rPr>
-          <w:b w:val="0"/>
-        </w:rPr>
-        <w:t xml:space="preserve"> and can become stale independently of TTL.</w:t>
-      </w:r>
-    </w:p>
-    <w:p>
-      <w:pPr>
-        <w:spacing w:line="336" w:lineRule="auto" w:after="180"/>
-        <w:shd w:fill="F1F6FC"/>
-      </w:pPr>
-      <w:r>
-        <w:rPr>
-          <w:b w:val="0"/>
-        </w:rPr>
-        <w:t xml:space="preserve">The new case should test this particular </w:t>
-      </w:r>
-      <w:r>
-        <w:rPr>
-          <w:b/>
-        </w:rPr>
-        <w:t>mechanism</w:t>
-      </w:r>
-      <w:r>
-        <w:rPr>
-          <w:b w:val="0"/>
-        </w:rPr>
-        <w:t xml:space="preserve"> rather than merely restate the original result.</w:t>
-      </w:r>
-    </w:p>
-    <w:p>
-      <w:pPr>
-        <w:pStyle w:val="Heading3"/>
-      </w:pPr>
-      <w:r>
-        <w:t>Independent assessment and fresh retry</w:t>
-      </w:r>
-    </w:p>
-    <w:p>
-      <w:pPr>
-        <w:pStyle w:val="Heading3"/>
-      </w:pPr>
-      <w:r>
-        <w:t>Teacher key · Independent assessment and fresh retry</w:t>
-      </w:r>
-    </w:p>
-    <w:p>
-      <w:pPr>
-        <w:spacing w:line="336" w:lineRule="auto" w:after="180"/>
-        <w:shd w:fill="F1F6FC"/>
-      </w:pPr>
-      <w:r>
-        <w:rPr>
-          <w:b w:val="0"/>
-        </w:rPr>
-        <w:t>W4: Age 9 would fit time but version change invalidates it. Ages 10 and 11 expire. Both freshness and version conditions must hold. Require intermediate reasoning and the stated scope.</w:t>
-      </w:r>
-    </w:p>
-    <w:p>
-      <w:pPr>
-        <w:spacing w:line="336" w:lineRule="auto" w:after="180"/>
-        <w:shd w:fill="F1F6FC"/>
-      </w:pPr>
-      <w:r>
-        <w:rPr>
-          <w:b w:val="0"/>
-        </w:rPr>
-        <w:t>Fresh retry: TTL 5; age 4 with same role/version and age 5. Expected reasoning: Age 4 valid if permissions still apply; age 5 expired under strict age&lt;TTL.</w:t>
-      </w:r>
-    </w:p>
-    <w:p>
-      <w:pPr>
-        <w:spacing w:line="336" w:lineRule="auto" w:after="180"/>
-        <w:shd w:fill="F1F6FC"/>
-      </w:pPr>
-      <w:r>
-        <w:rPr>
-          <w:b w:val="0"/>
-        </w:rPr>
-        <w:t>If students need support, record it and reassess with another new case rather than awarding independence to a copied answer.</w:t>
-      </w:r>
-    </w:p>
-    <w:p>
-      <w:pPr>
-        <w:pStyle w:val="Heading3"/>
-      </w:pPr>
-      <w:r>
-        <w:t>Assess independent transfer</w:t>
-      </w:r>
-    </w:p>
-    <w:p>
-      <w:pPr>
-        <w:pStyle w:val="Heading3"/>
-      </w:pPr>
-      <w:r>
-        <w:t>Independent question · withhold the key</w:t>
-      </w:r>
-    </w:p>
-    <w:p>
-      <w:pPr>
-        <w:spacing w:line="336" w:lineRule="auto" w:after="180"/>
-        <w:shd w:fill="F5F1FB"/>
-      </w:pPr>
-      <w:r>
-        <w:rPr>
-          <w:b w:val="0"/>
-        </w:rPr>
-        <w:t>Selected case: TTL 10 minutes; ages 9, 10, 11. Corpus version changes at age 9. Decide validity.</w:t>
-      </w:r>
-    </w:p>
-    <w:p>
-      <w:pPr>
-        <w:pStyle w:val="Heading3"/>
-      </w:pPr>
-      <w:r>
-        <w:t>Selected case answer</w:t>
-      </w:r>
-    </w:p>
-    <w:p>
-      <w:pPr>
-        <w:pStyle w:val="Heading3"/>
-      </w:pPr>
-      <w:r>
-        <w:t>Teacher key · Selected case answer</w:t>
-      </w:r>
-    </w:p>
-    <w:p>
-      <w:pPr>
-        <w:spacing w:line="336" w:lineRule="auto" w:after="180"/>
-        <w:shd w:fill="F1F6FC"/>
-      </w:pPr>
-      <w:r>
-        <w:rPr>
-          <w:b w:val="0"/>
-        </w:rPr>
-        <w:t>Teacher explanation: Age 9 would fit time but version change invalidates it. Ages 10 and 11 expire. Both freshness and version conditions must hold.</w:t>
+        <w:pStyle w:val="Heading2"/>
+      </w:pPr>
+      <w:r>
+        <w:t>Judge explanation,trace and limits</w:t>
       </w:r>
     </w:p>
     <w:tbl>
@@ -3455,54 +3688,55 @@
     </w:tbl>
     <w:p>
       <w:pPr>
-        <w:pStyle w:val="Heading3"/>
-      </w:pPr>
-      <w:r>
-        <w:t>Teacher key · Selected case answer</w:t>
+        <w:spacing w:line="336" w:lineRule="auto" w:after="180"/>
+      </w:pPr>
+      <w:r>
+        <w:rPr>
+          <w:b w:val="0"/>
+        </w:rPr>
+        <w:t>Record each dimension as not yet, with support, or independent. Accept a valid alternative procedure with a defensible trace.</w:t>
       </w:r>
     </w:p>
     <w:p>
       <w:pPr>
         <w:spacing w:line="336" w:lineRule="auto" w:after="180"/>
-        <w:shd w:fill="F1F6FC"/>
       </w:pPr>
       <w:r>
         <w:rPr>
           <w:b w:val="0"/>
         </w:rPr>
-        <w:t>Record each dimension as not yet, with support, or independent. Accept a valid alternative procedure with a defensible trace.</w:t>
+        <w:t xml:space="preserve">Do not penalise an honestly recorded model failure if the learner correctly explains its </w:t>
+      </w:r>
+      <w:r>
+        <w:rPr>
+          <w:b/>
+        </w:rPr>
+        <w:t>evidence</w:t>
+      </w:r>
+      <w:r>
+        <w:rPr>
+          <w:b w:val="0"/>
+        </w:rPr>
+        <w:t xml:space="preserve"> and limits.</w:t>
       </w:r>
     </w:p>
     <w:p>
       <w:pPr>
-        <w:spacing w:line="336" w:lineRule="auto" w:after="180"/>
-        <w:shd w:fill="F1F6FC"/>
-      </w:pPr>
-      <w:r>
-        <w:rPr>
-          <w:b w:val="0"/>
-        </w:rPr>
-        <w:t xml:space="preserve">Do not penalise an honestly recorded model failure if the learner correctly explains its </w:t>
-      </w:r>
-      <w:r>
-        <w:rPr>
-          <w:b/>
-        </w:rPr>
-        <w:t>evidence</w:t>
-      </w:r>
-      <w:r>
-        <w:rPr>
-          <w:b w:val="0"/>
-        </w:rPr>
-        <w:t xml:space="preserve"> and limits.</w:t>
+        <w:pStyle w:val="Heading2"/>
+      </w:pPr>
+      <w:r>
+        <w:t>Give one usable repair</w:t>
       </w:r>
     </w:p>
     <w:p>
       <w:pPr>
-        <w:pStyle w:val="Heading3"/>
-      </w:pPr>
-      <w:r>
-        <w:t>Feedback that the learner uses</w:t>
+        <w:spacing w:line="336" w:lineRule="auto" w:after="180"/>
+      </w:pPr>
+      <w:r>
+        <w:rPr>
+          <w:b w:val="0"/>
+        </w:rPr>
+        <w:t>Name the earliest unsupported step and give one action to repair it. Have the learner make that repair now and explain why. Then assess the relevant skill on a fresh, fully specified case.</w:t>
       </w:r>
     </w:p>
     <w:p>
@@ -3513,31 +3747,85 @@
         <w:rPr>
           <w:b w:val="0"/>
         </w:rPr>
-        <w:t>Name the earliest unsupported step and give one action to repair it. Have the learner make that repair now and explain why. Then assess the relevant skill on a fresh, fully specified case.</w:t>
+        <w:t>Confirm it was not previously practised with feedback; solve and check the new case before assigning it. A follow-up design prompt is a starting brief, not automatically an equivalent test.</w:t>
       </w:r>
     </w:p>
     <w:p>
       <w:pPr>
-        <w:spacing w:line="336" w:lineRule="auto" w:after="180"/>
-      </w:pPr>
-      <w:r>
-        <w:rPr>
-          <w:b w:val="0"/>
-        </w:rPr>
-        <w:t>Confirm it was not previously practised with feedback; solve and check the new case before assigning it. A follow-up design prompt is a starting brief, not automatically an equivalent test.</w:t>
+        <w:pStyle w:val="Heading2"/>
+      </w:pPr>
+      <w:r>
+        <w:t>W1 Explain the mechanism</w:t>
       </w:r>
     </w:p>
     <w:p>
       <w:pPr>
-        <w:pStyle w:val="Heading1"/>
-      </w:pPr>
-      <w:r>
-        <w:t>06. Connect the project, support and next lesson</w:t>
+        <w:spacing w:line="336" w:lineRule="auto" w:after="180"/>
+      </w:pPr>
+      <w:r>
+        <w:rPr>
+          <w:b w:val="0"/>
+        </w:rPr>
+        <w:t xml:space="preserve">Explain the weekly </w:t>
+      </w:r>
+      <w:r>
+        <w:rPr>
+          <w:b/>
+        </w:rPr>
+        <w:t>mechanism</w:t>
+      </w:r>
+      <w:r>
+        <w:rPr>
+          <w:b w:val="0"/>
+        </w:rPr>
+        <w:t xml:space="preserve"> in your own words. Use the worked scenario to name its </w:t>
+      </w:r>
+      <w:r>
+        <w:rPr>
+          <w:b/>
+        </w:rPr>
+        <w:t>input</w:t>
+      </w:r>
+      <w:r>
+        <w:rPr>
+          <w:b w:val="0"/>
+        </w:rPr>
+        <w:t xml:space="preserve">, decision rule and </w:t>
+      </w:r>
+      <w:r>
+        <w:rPr>
+          <w:b/>
+        </w:rPr>
+        <w:t>output</w:t>
+      </w:r>
+      <w:r>
+        <w:rPr>
+          <w:b w:val="0"/>
+        </w:rPr>
+        <w:t>.</w:t>
       </w:r>
     </w:p>
     <w:p>
-      <w:r>
-        <w:t>Connect Caching and stale information to Grounded Learning Service, adapt support and plan a later changed-case check.</w:t>
+      <w:pPr>
+        <w:spacing w:line="336" w:lineRule="auto" w:after="180"/>
+      </w:pPr>
+      <w:r>
+        <w:rPr>
+          <w:b w:val="0"/>
+        </w:rPr>
+        <w:t xml:space="preserve">Teacher explanation: Caching reuses results but needs freshness and access-aware keys. A cached answer must not cross role or corpus-version boundaries. </w:t>
+      </w:r>
+      <w:r>
+        <w:rPr>
+          <w:b/>
+        </w:rPr>
+        <w:t>Cache key</w:t>
+      </w:r>
+      <w:r>
+        <w:rPr>
+          <w:b w:val="0"/>
+        </w:rPr>
+        <w:t xml:space="preserve"> includes query, role, corpus version and procedure version.</w:t>
       </w:r>
     </w:p>
     <w:p>
@@ -3548,66 +3836,15 @@
         <w:rPr>
           <w:b w:val="0"/>
         </w:rPr>
-        <w:t xml:space="preserve">Add a labelled caching and stale information </w:t>
-      </w:r>
-      <w:r>
-        <w:rPr>
-          <w:b/>
-        </w:rPr>
-        <w:t>evidence</w:t>
-      </w:r>
-      <w:r>
-        <w:rPr>
-          <w:b w:val="0"/>
-        </w:rPr>
-        <w:t xml:space="preserve"> sheet to Grounded Learning Service. Show how you can explain the </w:t>
-      </w:r>
-      <w:r>
-        <w:rPr>
-          <w:b/>
-        </w:rPr>
-        <w:t>mechanism</w:t>
-      </w:r>
-      <w:r>
-        <w:rPr>
-          <w:b w:val="0"/>
-        </w:rPr>
-        <w:t xml:space="preserve"> and terminology of caching and stale information.</w:t>
+        <w:t>Entry valid only while age&lt;TTL. At exact TTL it expires. Teacher and student results never share a role-agnostic key.</w:t>
       </w:r>
     </w:p>
     <w:p>
       <w:pPr>
-        <w:spacing w:line="336" w:lineRule="auto" w:after="180"/>
-      </w:pPr>
-      <w:r>
-        <w:rPr>
-          <w:b w:val="0"/>
-        </w:rPr>
-        <w:t xml:space="preserve">Use the supplied fictional case and keep its </w:t>
-      </w:r>
-      <w:r>
-        <w:rPr>
-          <w:b/>
-        </w:rPr>
-        <w:t>input</w:t>
-      </w:r>
-      <w:r>
-        <w:rPr>
-          <w:b w:val="0"/>
-        </w:rPr>
-        <w:t xml:space="preserve">s, intermediate steps, calculation or </w:t>
-      </w:r>
-      <w:r>
-        <w:rPr>
-          <w:b/>
-        </w:rPr>
-        <w:t>prediction</w:t>
-      </w:r>
-      <w:r>
-        <w:rPr>
-          <w:b w:val="0"/>
-        </w:rPr>
-        <w:t>, and limitation. Connect this record to last week’s record; a matching answer without a trace is insufficient.</w:t>
+        <w:pStyle w:val="Heading2"/>
+      </w:pPr>
+      <w:r>
+        <w:t>W2 Trace the worked case</w:t>
       </w:r>
     </w:p>
     <w:p>
@@ -3618,19 +3855,7 @@
         <w:rPr>
           <w:b w:val="0"/>
         </w:rPr>
-        <w:t xml:space="preserve">Provide an </w:t>
-      </w:r>
-      <w:r>
-        <w:rPr>
-          <w:b/>
-        </w:rPr>
-        <w:t>input</w:t>
-      </w:r>
-      <w:r>
-        <w:rPr>
-          <w:b w:val="0"/>
-        </w:rPr>
-        <w:t>/procedure/result/limit frame and a calculator when needed. Ask students to identify the first step before completing the whole trace.</w:t>
+        <w:t>Teacher response is cached by query only and returned to a student. Show the intermediate steps and give the conclusion with its scope.</w:t>
       </w:r>
     </w:p>
     <w:p>
@@ -3641,42 +3866,15 @@
         <w:rPr>
           <w:b w:val="0"/>
         </w:rPr>
-        <w:t xml:space="preserve">Extension: compare two concrete variants of this </w:t>
-      </w:r>
-      <w:r>
-        <w:rPr>
-          <w:b/>
-        </w:rPr>
-        <w:t>mechanism</w:t>
-      </w:r>
-      <w:r>
-        <w:rPr>
-          <w:b w:val="0"/>
-        </w:rPr>
-        <w:t xml:space="preserve"> while holding unrelated conditions fixed; report both successful and unsuccessful outcomes.</w:t>
+        <w:t>Teacher explanation: Role omission creates an access leak. Include role and enforce current permission before returning any cached content.</w:t>
       </w:r>
     </w:p>
     <w:p>
       <w:pPr>
-        <w:spacing w:line="336" w:lineRule="auto" w:after="180"/>
-      </w:pPr>
-      <w:r>
-        <w:rPr>
-          <w:b w:val="0"/>
-        </w:rPr>
-        <w:t xml:space="preserve">Next connection: Queues and asynchronous work. Preserve the current case record and retrieve its </w:t>
-      </w:r>
-      <w:r>
-        <w:rPr>
-          <w:b/>
-        </w:rPr>
-        <w:t>evidence</w:t>
-      </w:r>
-      <w:r>
-        <w:rPr>
-          <w:b w:val="0"/>
-        </w:rPr>
-        <w:t xml:space="preserve"> boundary before moving on.</w:t>
+        <w:pStyle w:val="Heading2"/>
+      </w:pPr>
+      <w:r>
+        <w:t>W3 Audit the limit</w:t>
       </w:r>
     </w:p>
     <w:p>
@@ -3687,15 +3885,601 @@
         <w:rPr>
           <w:b w:val="0"/>
         </w:rPr>
-        <w:t>Retain the project ledger and assess a changed case after support. Check the relevant prerequisite before carrying this component forward.</w:t>
+        <w:t xml:space="preserve">A report omits this qualification: A cached result retains the limitations of its original </w:t>
+      </w:r>
+      <w:r>
+        <w:rPr>
+          <w:b/>
+        </w:rPr>
+        <w:t>evidence</w:t>
+      </w:r>
+      <w:r>
+        <w:rPr>
+          <w:b w:val="0"/>
+        </w:rPr>
+        <w:t xml:space="preserve"> and can become stale independently of TTL.</w:t>
       </w:r>
     </w:p>
     <w:p>
       <w:pPr>
+        <w:spacing w:line="336" w:lineRule="auto" w:after="180"/>
+      </w:pPr>
+      <w:r>
+        <w:rPr>
+          <w:b w:val="0"/>
+        </w:rPr>
+        <w:t>Explain how omitting it could change a reader's interpretation, and write an accurate replacement.</w:t>
+      </w:r>
+    </w:p>
+    <w:p>
+      <w:pPr>
+        <w:spacing w:line="336" w:lineRule="auto" w:after="180"/>
+      </w:pPr>
+      <w:r>
+        <w:rPr>
+          <w:b w:val="0"/>
+        </w:rPr>
+        <w:t xml:space="preserve">Teacher explanation: A cached result retains the limitations of its original </w:t>
+      </w:r>
+      <w:r>
+        <w:rPr>
+          <w:b/>
+        </w:rPr>
+        <w:t>evidence</w:t>
+      </w:r>
+      <w:r>
+        <w:rPr>
+          <w:b w:val="0"/>
+        </w:rPr>
+        <w:t xml:space="preserve"> and can become stale independently of TTL.</w:t>
+      </w:r>
+    </w:p>
+    <w:p>
+      <w:pPr>
+        <w:spacing w:line="336" w:lineRule="auto" w:after="180"/>
+      </w:pPr>
+      <w:r>
+        <w:rPr>
+          <w:b w:val="0"/>
+        </w:rPr>
+        <w:t xml:space="preserve">State the observed result separately from the unverified or out-of-scope claim; preserve the original </w:t>
+      </w:r>
+      <w:r>
+        <w:rPr>
+          <w:b/>
+        </w:rPr>
+        <w:t>evidence</w:t>
+      </w:r>
+      <w:r>
+        <w:rPr>
+          <w:b w:val="0"/>
+        </w:rPr>
+        <w:t xml:space="preserve"> rather than inventing a missing fact.</w:t>
+      </w:r>
+    </w:p>
+    <w:p>
+      <w:pPr>
+        <w:pStyle w:val="Heading2"/>
+      </w:pPr>
+      <w:r>
+        <w:t>W5 Design a revealing follow-up</w:t>
+      </w:r>
+    </w:p>
+    <w:p>
+      <w:pPr>
+        <w:spacing w:line="336" w:lineRule="auto" w:after="180"/>
+      </w:pPr>
+      <w:r>
+        <w:rPr>
+          <w:b w:val="0"/>
+        </w:rPr>
+        <w:t>For the worked scenario, propose one additional case that could reveal a failure, describe its expected outcome before running it, and explain what would need to remain fixed for a fair comparison.</w:t>
+      </w:r>
+    </w:p>
+    <w:p>
+      <w:pPr>
+        <w:spacing w:line="336" w:lineRule="auto" w:after="180"/>
+      </w:pPr>
+      <w:r>
+        <w:rPr>
+          <w:b w:val="0"/>
+        </w:rPr>
+        <w:t>Do not reuse W4 as a new final test after receiving feedback.</w:t>
+      </w:r>
+    </w:p>
+    <w:p>
+      <w:pPr>
+        <w:spacing w:line="336" w:lineRule="auto" w:after="180"/>
+      </w:pPr>
+      <w:r>
+        <w:rPr>
+          <w:b w:val="0"/>
+        </w:rPr>
+        <w:t xml:space="preserve">Teacher explanation: Accept a concrete variant of the worked </w:t>
+      </w:r>
+      <w:r>
+        <w:rPr>
+          <w:b/>
+        </w:rPr>
+        <w:t>input</w:t>
+      </w:r>
+      <w:r>
+        <w:rPr>
+          <w:b w:val="0"/>
+        </w:rPr>
+        <w:t xml:space="preserve"> or a missing/conflicting/boundary condition, with an expectation derived from the declared procedure.</w:t>
+      </w:r>
+    </w:p>
+    <w:p>
+      <w:pPr>
+        <w:spacing w:line="336" w:lineRule="auto" w:after="180"/>
+      </w:pPr>
+      <w:r>
+        <w:rPr>
+          <w:b w:val="0"/>
+        </w:rPr>
+        <w:t xml:space="preserve">Require preserved settings, original </w:t>
+      </w:r>
+      <w:r>
+        <w:rPr>
+          <w:b/>
+        </w:rPr>
+        <w:t>output</w:t>
+      </w:r>
+      <w:r>
+        <w:rPr>
+          <w:b w:val="0"/>
+        </w:rPr>
+        <w:t xml:space="preserve">s and data roles. A cached result retains the limitations of its original </w:t>
+      </w:r>
+      <w:r>
+        <w:rPr>
+          <w:b/>
+        </w:rPr>
+        <w:t>evidence</w:t>
+      </w:r>
+      <w:r>
+        <w:rPr>
+          <w:b w:val="0"/>
+        </w:rPr>
+        <w:t xml:space="preserve"> and can become stale independently of TTL.</w:t>
+      </w:r>
+    </w:p>
+    <w:p>
+      <w:pPr>
+        <w:spacing w:line="336" w:lineRule="auto" w:after="180"/>
+      </w:pPr>
+      <w:r>
+        <w:rPr>
+          <w:b w:val="0"/>
+        </w:rPr>
+        <w:t xml:space="preserve">The new case should test this particular </w:t>
+      </w:r>
+      <w:r>
+        <w:rPr>
+          <w:b/>
+        </w:rPr>
+        <w:t>mechanism</w:t>
+      </w:r>
+      <w:r>
+        <w:rPr>
+          <w:b w:val="0"/>
+        </w:rPr>
+        <w:t xml:space="preserve"> rather than merely restate the original result.</w:t>
+      </w:r>
+    </w:p>
+    <w:p>
+      <w:pPr>
+        <w:pStyle w:val="Heading2"/>
+      </w:pPr>
+      <w:r>
+        <w:t>Earlier wording, alternatives and picture transcripts · reference / check after trying</w:t>
+      </w:r>
+    </w:p>
+    <w:p>
+      <w:pPr>
         <w:pStyle w:val="Heading3"/>
       </w:pPr>
       <w:r>
-        <w:t>Plan the delayed return</w:t>
+        <w:t>Guided and exit questions</w:t>
+      </w:r>
+    </w:p>
+    <w:p>
+      <w:pPr>
+        <w:spacing w:line="336" w:lineRule="auto" w:after="180"/>
+      </w:pPr>
+      <w:r>
+        <w:rPr>
+          <w:b w:val="0"/>
+        </w:rPr>
+        <w:t>Guided: Role omission creates an access leak. Include role and enforce current permission before returning any cached content.</w:t>
+      </w:r>
+    </w:p>
+    <w:p>
+      <w:pPr>
+        <w:spacing w:line="336" w:lineRule="auto" w:after="180"/>
+      </w:pPr>
+      <w:r>
+        <w:rPr>
+          <w:b w:val="0"/>
+        </w:rPr>
+        <w:t xml:space="preserve">Qualification: A cached result retains the limitations of its original </w:t>
+      </w:r>
+      <w:r>
+        <w:rPr>
+          <w:b/>
+        </w:rPr>
+        <w:t>evidence</w:t>
+      </w:r>
+      <w:r>
+        <w:rPr>
+          <w:b w:val="0"/>
+        </w:rPr>
+        <w:t xml:space="preserve"> and can become stale independently of TTL.</w:t>
+      </w:r>
+    </w:p>
+    <w:p>
+      <w:pPr>
+        <w:spacing w:line="336" w:lineRule="auto" w:after="180"/>
+      </w:pPr>
+      <w:r>
+        <w:rPr>
+          <w:b w:val="0"/>
+        </w:rPr>
+        <w:t xml:space="preserve">Exit: accept a concrete variation with its predicted outcome and a stated condition that would challenge the </w:t>
+      </w:r>
+      <w:r>
+        <w:rPr>
+          <w:b/>
+        </w:rPr>
+        <w:t>mechanism</w:t>
+      </w:r>
+      <w:r>
+        <w:rPr>
+          <w:b w:val="0"/>
+        </w:rPr>
+        <w:t xml:space="preserve">; reject a claim resting on unmeasured </w:t>
+      </w:r>
+      <w:r>
+        <w:rPr>
+          <w:b/>
+        </w:rPr>
+        <w:t>evidence</w:t>
+      </w:r>
+      <w:r>
+        <w:rPr>
+          <w:b w:val="0"/>
+        </w:rPr>
+        <w:t>.</w:t>
+      </w:r>
+    </w:p>
+    <w:p>
+      <w:pPr>
+        <w:pStyle w:val="Heading3"/>
+      </w:pPr>
+      <w:r>
+        <w:t>W1 Explain the mechanism</w:t>
+      </w:r>
+    </w:p>
+    <w:p>
+      <w:pPr>
+        <w:pStyle w:val="Heading3"/>
+      </w:pPr>
+      <w:r>
+        <w:t>W2 Trace the worked case</w:t>
+      </w:r>
+    </w:p>
+    <w:p>
+      <w:pPr>
+        <w:pStyle w:val="Heading3"/>
+      </w:pPr>
+      <w:r>
+        <w:t>W3 Audit the limit</w:t>
+      </w:r>
+    </w:p>
+    <w:p>
+      <w:pPr>
+        <w:pStyle w:val="Heading3"/>
+      </w:pPr>
+      <w:r>
+        <w:t>W4 Apply a new case independently</w:t>
+      </w:r>
+    </w:p>
+    <w:p>
+      <w:pPr>
+        <w:spacing w:line="336" w:lineRule="auto" w:after="180"/>
+      </w:pPr>
+      <w:r>
+        <w:rPr>
+          <w:b w:val="0"/>
+        </w:rPr>
+        <w:t>TTL 10 minutes; ages 9, 10, 11. Corpus version changes at age 9. Decide validity.</w:t>
+      </w:r>
+    </w:p>
+    <w:p>
+      <w:pPr>
+        <w:spacing w:line="336" w:lineRule="auto" w:after="180"/>
+      </w:pPr>
+      <w:r>
+        <w:rPr>
+          <w:b w:val="0"/>
+        </w:rPr>
+        <w:t>Teacher explanation: Age 9 would fit time but version change invalidates it. Ages 10 and 11 expire. Both freshness and version conditions must hold.</w:t>
+      </w:r>
+    </w:p>
+    <w:p>
+      <w:pPr>
+        <w:pStyle w:val="Heading3"/>
+      </w:pPr>
+      <w:r>
+        <w:t>W5 Design a revealing follow-up</w:t>
+      </w:r>
+    </w:p>
+    <w:p>
+      <w:pPr>
+        <w:pStyle w:val="Heading3"/>
+      </w:pPr>
+      <w:r>
+        <w:t>Independent assessment and fresh retry</w:t>
+      </w:r>
+    </w:p>
+    <w:p>
+      <w:pPr>
+        <w:spacing w:line="336" w:lineRule="auto" w:after="180"/>
+      </w:pPr>
+      <w:r>
+        <w:rPr>
+          <w:b w:val="0"/>
+        </w:rPr>
+        <w:t>W4: Age 9 would fit time but version change invalidates it. Ages 10 and 11 expire. Both freshness and version conditions must hold. Require intermediate reasoning and the stated scope.</w:t>
+      </w:r>
+    </w:p>
+    <w:p>
+      <w:pPr>
+        <w:spacing w:line="336" w:lineRule="auto" w:after="180"/>
+      </w:pPr>
+      <w:r>
+        <w:rPr>
+          <w:b w:val="0"/>
+        </w:rPr>
+        <w:t>Fresh retry: TTL 5; age 4 with same role/version and age 5. Expected reasoning: Age 4 valid if permissions still apply; age 5 expired under strict age&lt;TTL.</w:t>
+      </w:r>
+    </w:p>
+    <w:p>
+      <w:pPr>
+        <w:spacing w:line="336" w:lineRule="auto" w:after="180"/>
+      </w:pPr>
+      <w:r>
+        <w:rPr>
+          <w:b w:val="0"/>
+        </w:rPr>
+        <w:t>If students need support, record it and reassess with another new case rather than awarding independence to a copied answer.</w:t>
+      </w:r>
+    </w:p>
+    <w:p>
+      <w:pPr>
+        <w:pStyle w:val="Heading3"/>
+      </w:pPr>
+      <w:r>
+        <w:t>Assess independent transfer</w:t>
+      </w:r>
+    </w:p>
+    <w:p>
+      <w:pPr>
+        <w:pStyle w:val="Heading3"/>
+      </w:pPr>
+      <w:r>
+        <w:t>Selected case answer</w:t>
+      </w:r>
+    </w:p>
+    <w:p>
+      <w:pPr>
+        <w:pStyle w:val="Heading3"/>
+      </w:pPr>
+      <w:r>
+        <w:t>Feedback that the learner uses</w:t>
+      </w:r>
+    </w:p>
+    <w:p>
+      <w:pPr>
+        <w:pStyle w:val="Heading1"/>
+      </w:pPr>
+      <w:r>
+        <w:t>06. Connect, support and revisit service design</w:t>
+      </w:r>
+    </w:p>
+    <w:p>
+      <w:r>
+        <w:t>Use saved evidence and boundary decisions to choose the next step.</w:t>
+      </w:r>
+    </w:p>
+    <w:p>
+      <w:pPr>
+        <w:pStyle w:val="Heading2"/>
+      </w:pPr>
+      <w:r>
+        <w:t>Project and next-week bridge</w:t>
+      </w:r>
+    </w:p>
+    <w:p>
+      <w:pPr>
+        <w:spacing w:line="336" w:lineRule="auto" w:after="180"/>
+      </w:pPr>
+      <w:r>
+        <w:rPr>
+          <w:b w:val="0"/>
+        </w:rPr>
+        <w:t xml:space="preserve">Add a labelled caching and stale information </w:t>
+      </w:r>
+      <w:r>
+        <w:rPr>
+          <w:b/>
+        </w:rPr>
+        <w:t>evidence</w:t>
+      </w:r>
+      <w:r>
+        <w:rPr>
+          <w:b w:val="0"/>
+        </w:rPr>
+        <w:t xml:space="preserve"> sheet to Grounded Learning Service. Show how you can explain the </w:t>
+      </w:r>
+      <w:r>
+        <w:rPr>
+          <w:b/>
+        </w:rPr>
+        <w:t>mechanism</w:t>
+      </w:r>
+      <w:r>
+        <w:rPr>
+          <w:b w:val="0"/>
+        </w:rPr>
+        <w:t xml:space="preserve"> and terminology of caching and stale information.</w:t>
+      </w:r>
+    </w:p>
+    <w:p>
+      <w:pPr>
+        <w:spacing w:line="336" w:lineRule="auto" w:after="180"/>
+      </w:pPr>
+      <w:r>
+        <w:rPr>
+          <w:b w:val="0"/>
+        </w:rPr>
+        <w:t xml:space="preserve">Use the supplied fictional case and keep its </w:t>
+      </w:r>
+      <w:r>
+        <w:rPr>
+          <w:b/>
+        </w:rPr>
+        <w:t>input</w:t>
+      </w:r>
+      <w:r>
+        <w:rPr>
+          <w:b w:val="0"/>
+        </w:rPr>
+        <w:t xml:space="preserve">s, intermediate steps, calculation or </w:t>
+      </w:r>
+      <w:r>
+        <w:rPr>
+          <w:b/>
+        </w:rPr>
+        <w:t>prediction</w:t>
+      </w:r>
+      <w:r>
+        <w:rPr>
+          <w:b w:val="0"/>
+        </w:rPr>
+        <w:t>, and limitation. Connect this record to last week’s record; a matching answer without a trace is insufficient.</w:t>
+      </w:r>
+    </w:p>
+    <w:p>
+      <w:pPr>
+        <w:spacing w:line="336" w:lineRule="auto" w:after="180"/>
+      </w:pPr>
+      <w:r>
+        <w:rPr>
+          <w:b w:val="0"/>
+        </w:rPr>
+        <w:t xml:space="preserve">Provide an </w:t>
+      </w:r>
+      <w:r>
+        <w:rPr>
+          <w:b/>
+        </w:rPr>
+        <w:t>input</w:t>
+      </w:r>
+      <w:r>
+        <w:rPr>
+          <w:b w:val="0"/>
+        </w:rPr>
+        <w:t>/procedure/result/limit frame and a calculator when needed. Ask students to identify the first step before completing the whole trace.</w:t>
+      </w:r>
+    </w:p>
+    <w:p>
+      <w:pPr>
+        <w:spacing w:line="336" w:lineRule="auto" w:after="180"/>
+      </w:pPr>
+      <w:r>
+        <w:rPr>
+          <w:b w:val="0"/>
+        </w:rPr>
+        <w:t xml:space="preserve">Extension: compare two concrete variants of this </w:t>
+      </w:r>
+      <w:r>
+        <w:rPr>
+          <w:b/>
+        </w:rPr>
+        <w:t>mechanism</w:t>
+      </w:r>
+      <w:r>
+        <w:rPr>
+          <w:b w:val="0"/>
+        </w:rPr>
+        <w:t xml:space="preserve"> while holding unrelated conditions fixed; report both successful and unsuccessful outcomes.</w:t>
+      </w:r>
+    </w:p>
+    <w:p>
+      <w:pPr>
+        <w:spacing w:line="336" w:lineRule="auto" w:after="180"/>
+      </w:pPr>
+      <w:r>
+        <w:rPr>
+          <w:b w:val="0"/>
+        </w:rPr>
+        <w:t xml:space="preserve">Next connection: Queues and asynchronous work. Preserve the current case record and retrieve its </w:t>
+      </w:r>
+      <w:r>
+        <w:rPr>
+          <w:b/>
+        </w:rPr>
+        <w:t>evidence</w:t>
+      </w:r>
+      <w:r>
+        <w:rPr>
+          <w:b w:val="0"/>
+        </w:rPr>
+        <w:t xml:space="preserve"> boundary before moving on.</w:t>
+      </w:r>
+    </w:p>
+    <w:p>
+      <w:pPr>
+        <w:spacing w:line="336" w:lineRule="auto" w:after="180"/>
+      </w:pPr>
+      <w:r>
+        <w:rPr>
+          <w:b w:val="0"/>
+        </w:rPr>
+        <w:t>Retain the project ledger and assess a changed case after support. Check the relevant prerequisite before carrying this component forward.</w:t>
+      </w:r>
+    </w:p>
+    <w:p>
+      <w:pPr>
+        <w:spacing w:line="336" w:lineRule="auto" w:after="180"/>
+      </w:pPr>
+      <w:r>
+        <w:rPr>
+          <w:b w:val="0"/>
+        </w:rPr>
+        <w:t xml:space="preserve">For the Grounded Learning Service, retain an annotated trace and the changed-case result. Name the contract or </w:t>
+      </w:r>
+      <w:r>
+        <w:rPr>
+          <w:b/>
+        </w:rPr>
+        <w:t>evidence</w:t>
+      </w:r>
+      <w:r>
+        <w:rPr>
+          <w:b w:val="0"/>
+        </w:rPr>
+        <w:t xml:space="preserve"> that makes the deciding step valid, so another team can review it.</w:t>
+      </w:r>
+    </w:p>
+    <w:p>
+      <w:pPr>
+        <w:pStyle w:val="Heading2"/>
+      </w:pPr>
+      <w:r>
+        <w:t>Delayed return and support record</w:t>
       </w:r>
     </w:p>
     <w:p>
@@ -3912,60 +4696,60 @@
     </w:p>
     <w:p>
       <w:pPr>
-        <w:pStyle w:val="Heading3"/>
-      </w:pPr>
-      <w:r>
-        <w:t>Project evidence from this case</w:t>
+        <w:pStyle w:val="Heading2"/>
+      </w:pPr>
+      <w:r>
+        <w:t>Earlier wording, alternatives and picture transcripts · reference / check after trying</w:t>
       </w:r>
     </w:p>
     <w:p>
       <w:pPr>
-        <w:spacing w:line="336" w:lineRule="auto" w:after="180"/>
-      </w:pPr>
-      <w:r>
-        <w:rPr>
-          <w:b w:val="0"/>
-        </w:rPr>
-        <w:t xml:space="preserve">For the Grounded Learning Service, retain an annotated trace and the changed-case result. Name the contract or </w:t>
-      </w:r>
-      <w:r>
-        <w:rPr>
-          <w:b/>
-        </w:rPr>
-        <w:t>evidence</w:t>
-      </w:r>
-      <w:r>
-        <w:rPr>
-          <w:b w:val="0"/>
-        </w:rPr>
-        <w:t xml:space="preserve"> that makes the deciding step valid, so another team can review it.</w:t>
+        <w:pStyle w:val="Heading3"/>
+      </w:pPr>
+      <w:r>
+        <w:t>Plan the delayed return</w:t>
       </w:r>
     </w:p>
     <w:p>
       <w:pPr>
-        <w:pStyle w:val="Heading1"/>
-      </w:pPr>
-      <w:r>
-        <w:t>07. Prepare, teach and assess</w:t>
+        <w:pStyle w:val="Heading3"/>
+      </w:pPr>
+      <w:r>
+        <w:t>Project evidence from this case</w:t>
       </w:r>
     </w:p>
     <w:p>
-      <w:r>
-        <w:t>Use this preparation summary alongside the detailed Caching and stale information lesson; it is a checklist rather than a replacement for the full sequence.</w:t>
+      <w:pPr>
+        <w:pStyle w:val="Heading1"/>
+      </w:pPr>
+      <w:r>
+        <w:t>Reference bank and extra practice</w:t>
       </w:r>
     </w:p>
     <w:p>
       <w:pPr>
-        <w:pStyle w:val="Heading3"/>
-      </w:pPr>
-      <w:r>
-        <w:t>Teaching target</w:t>
+        <w:pStyle w:val="Heading1"/>
+      </w:pPr>
+      <w:r>
+        <w:t>07. Reference · Alternative planning checklist</w:t>
       </w:r>
     </w:p>
     <w:p>
+      <w:r>
+        <w:t>Use alongside the main route when helpful.</w:t>
+      </w:r>
+    </w:p>
+    <w:p>
+      <w:pPr>
+        <w:pStyle w:val="Heading2"/>
+      </w:pPr>
+      <w:r>
+        <w:t>Planning,assessment and project reminders</w:t>
+      </w:r>
+    </w:p>
+    <w:p>
       <w:pPr>
         <w:spacing w:line="336" w:lineRule="auto" w:after="180"/>
-        <w:shd w:fill="EDF7F3"/>
       </w:pPr>
       <w:r>
         <w:rPr>
@@ -4165,22 +4949,24 @@
     </w:p>
     <w:p>
       <w:pPr>
-        <w:pStyle w:val="Heading3"/>
-      </w:pPr>
-      <w:r>
-        <w:t>Supported practice answer</w:t>
+        <w:spacing w:line="336" w:lineRule="auto" w:after="180"/>
+      </w:pPr>
+      <w:r>
+        <w:rPr>
+          <w:b w:val="0"/>
+        </w:rPr>
+        <w:t>Reasoned practice answer: Teacher explanation: Role omission creates an access leak. Include role and enforce current permission before returning any cached content.</w:t>
       </w:r>
     </w:p>
     <w:p>
       <w:pPr>
         <w:spacing w:line="336" w:lineRule="auto" w:after="180"/>
-        <w:shd w:fill="F1F6FC"/>
       </w:pPr>
       <w:r>
         <w:rPr>
           <w:b w:val="0"/>
         </w:rPr>
-        <w:t>Reasoned practice answer: Teacher explanation: Role omission creates an access leak. Include role and enforce current permission before returning any cached content.</w:t>
+        <w:t>Check every learner before discussion: Use the worked case for Caching and stale information. Proposed explanation: “The worked result establishes every future case”. Decide whether this explanation is supported.</w:t>
       </w:r>
     </w:p>
     <w:p>
@@ -4191,7 +4977,7 @@
         <w:rPr>
           <w:b w:val="0"/>
         </w:rPr>
-        <w:t>Check every learner before discussion: Use the worked case for Caching and stale information. Proposed explanation: “The worked result establishes every future case”. Decide whether this explanation is supported.</w:t>
+        <w:t>Point to the step or supplied fact that decides; explain your repair if needed.</w:t>
       </w:r>
     </w:p>
     <w:p>
@@ -4202,129 +4988,70 @@
         <w:rPr>
           <w:b w:val="0"/>
         </w:rPr>
-        <w:t>Point to the step or supplied fact that decides; explain your repair if needed.</w:t>
+        <w:t xml:space="preserve">Misconception repair: A cached result retains the limitations of its original </w:t>
+      </w:r>
+      <w:r>
+        <w:rPr>
+          <w:b/>
+        </w:rPr>
+        <w:t>evidence</w:t>
+      </w:r>
+      <w:r>
+        <w:rPr>
+          <w:b w:val="0"/>
+        </w:rPr>
+        <w:t xml:space="preserve"> and can become stale independently of TTL.</w:t>
       </w:r>
     </w:p>
     <w:p>
       <w:pPr>
-        <w:pStyle w:val="Heading3"/>
-      </w:pPr>
-      <w:r>
-        <w:t>Repair the misconception</w:t>
+        <w:spacing w:line="336" w:lineRule="auto" w:after="180"/>
+      </w:pPr>
+      <w:r>
+        <w:rPr>
+          <w:b w:val="0"/>
+        </w:rPr>
+        <w:t xml:space="preserve">Support: read the exact case aloud, enlarge the labelled picture, supply </w:t>
+      </w:r>
+      <w:r>
+        <w:rPr>
+          <w:b/>
+        </w:rPr>
+        <w:t>input</w:t>
+      </w:r>
+      <w:r>
+        <w:rPr>
+          <w:b w:val="0"/>
+        </w:rPr>
+        <w:t xml:space="preserve"> cards and model only the first deciding step. Accept a spoken explanation or drawing; retain the reasoning goal.</w:t>
       </w:r>
     </w:p>
     <w:p>
       <w:pPr>
         <w:spacing w:line="336" w:lineRule="auto" w:after="180"/>
-        <w:shd w:fill="FFF5E6"/>
       </w:pPr>
       <w:r>
         <w:rPr>
           <w:b w:val="0"/>
         </w:rPr>
-        <w:t xml:space="preserve">Misconception repair: A cached result retains the limitations of its original </w:t>
+        <w:t xml:space="preserve">Extension: The next request still uses approved version 5. Require a </w:t>
       </w:r>
       <w:r>
         <w:rPr>
           <w:b/>
         </w:rPr>
-        <w:t>evidence</w:t>
+        <w:t>prediction</w:t>
       </w:r>
       <w:r>
         <w:rPr>
           <w:b w:val="0"/>
         </w:rPr>
-        <w:t xml:space="preserve"> and can become stale independently of TTL.</w:t>
+        <w:t xml:space="preserve"> and a reason before comparing. Expected result: The matching version 5 entry can supply 09:30 under the freshness policy. Reason: Request and cached source version now agree.</w:t>
       </w:r>
     </w:p>
     <w:p>
       <w:pPr>
-        <w:pStyle w:val="Heading3"/>
-      </w:pPr>
-      <w:r>
-        <w:t>Support without giving away the answer</w:t>
-      </w:r>
-    </w:p>
-    <w:p>
-      <w:pPr>
         <w:spacing w:line="336" w:lineRule="auto" w:after="180"/>
-        <w:shd w:fill="F1F6F8"/>
-      </w:pPr>
-      <w:r>
-        <w:rPr>
-          <w:b w:val="0"/>
-        </w:rPr>
-        <w:t xml:space="preserve">Support: read the exact case aloud, enlarge the labelled picture, supply </w:t>
-      </w:r>
-      <w:r>
-        <w:rPr>
-          <w:b/>
-        </w:rPr>
-        <w:t>input</w:t>
-      </w:r>
-      <w:r>
-        <w:rPr>
-          <w:b w:val="0"/>
-        </w:rPr>
-        <w:t xml:space="preserve"> cards and model only the first deciding step. Accept a spoken explanation or drawing; retain the reasoning goal.</w:t>
-      </w:r>
-    </w:p>
-    <w:p>
-      <w:pPr>
-        <w:pStyle w:val="Heading3"/>
-      </w:pPr>
-      <w:r>
-        <w:t>Extend the reasoning</w:t>
-      </w:r>
-    </w:p>
-    <w:p>
-      <w:pPr>
-        <w:spacing w:line="336" w:lineRule="auto" w:after="180"/>
-        <w:shd w:fill="F5F1FB"/>
-      </w:pPr>
-      <w:r>
-        <w:rPr>
-          <w:b w:val="0"/>
-        </w:rPr>
-        <w:t xml:space="preserve">Extension: The next request still uses approved version 5. Require a </w:t>
-      </w:r>
-      <w:r>
-        <w:rPr>
-          <w:b/>
-        </w:rPr>
-        <w:t>prediction</w:t>
-      </w:r>
-      <w:r>
-        <w:rPr>
-          <w:b w:val="0"/>
-        </w:rPr>
-        <w:t xml:space="preserve"> and a reason before comparing. Expected result: The matching version -5 entry can supply 09:30 under the freshness policy.</w:t>
-      </w:r>
-    </w:p>
-    <w:p>
-      <w:pPr>
-        <w:spacing w:line="336" w:lineRule="auto" w:after="180"/>
-        <w:shd w:fill="F5F1FB"/>
-      </w:pPr>
-      <w:r>
-        <w:rPr>
-          <w:b w:val="0"/>
-        </w:rPr>
-        <w:t>Reason: Request and cached source version now agree.</w:t>
-      </w:r>
-    </w:p>
-    <w:p>
-      <w:pPr>
-        <w:pStyle w:val="Heading3"/>
-      </w:pPr>
-      <w:r>
-        <w:t>Protect the independent attempt</w:t>
-      </w:r>
-    </w:p>
-    <w:p>
-      <w:pPr>
-        <w:spacing w:line="336" w:lineRule="auto" w:after="180"/>
-        <w:shd w:fill="FFF5E6"/>
       </w:pPr>
       <w:r>
         <w:rPr>
@@ -4519,58 +5246,57 @@
     </w:tbl>
     <w:p>
       <w:pPr>
-        <w:pStyle w:val="Heading3"/>
-      </w:pPr>
-      <w:r>
-        <w:t>Project checkpoint</w:t>
+        <w:spacing w:line="336" w:lineRule="auto" w:after="180"/>
+      </w:pPr>
+      <w:r>
+        <w:rPr>
+          <w:b w:val="0"/>
+        </w:rPr>
+        <w:t>Project checkpoint: Evaluate and revise. Compare with your starting method, explain errors and record a justified revision.</w:t>
       </w:r>
     </w:p>
     <w:p>
       <w:pPr>
         <w:spacing w:line="336" w:lineRule="auto" w:after="180"/>
-        <w:shd w:fill="EDF7F3"/>
       </w:pPr>
       <w:r>
         <w:rPr>
           <w:b w:val="0"/>
         </w:rPr>
-        <w:t>Project checkpoint: Evaluate and revise. Compare with your starting method, explain errors and record a justified revision.</w:t>
+        <w:t xml:space="preserve">Use the weekly teacher answer for topic-specific reasoning. A saved progress tick is an activity record; judge mastery from the learner’s explanation and </w:t>
+      </w:r>
+      <w:r>
+        <w:rPr>
+          <w:b/>
+        </w:rPr>
+        <w:t>evidence</w:t>
+      </w:r>
+      <w:r>
+        <w:rPr>
+          <w:b w:val="0"/>
+        </w:rPr>
+        <w:t>.</w:t>
       </w:r>
     </w:p>
     <w:p>
       <w:pPr>
-        <w:spacing w:line="336" w:lineRule="auto" w:after="180"/>
-      </w:pPr>
-      <w:r>
-        <w:rPr>
-          <w:b w:val="0"/>
-        </w:rPr>
-        <w:t xml:space="preserve">Use the weekly teacher answer for topic-specific reasoning. A saved progress tick is an activity record; judge mastery from the learner’s explanation and </w:t>
-      </w:r>
-      <w:r>
-        <w:rPr>
-          <w:b/>
-        </w:rPr>
-        <w:t>evidence</w:t>
-      </w:r>
-      <w:r>
-        <w:rPr>
-          <w:b w:val="0"/>
-        </w:rPr>
-        <w:t>.</w:t>
+        <w:pStyle w:val="Heading1"/>
+      </w:pPr>
+      <w:r>
+        <w:t>08. Reference · Feedback,labs and repair paths</w:t>
       </w:r>
     </w:p>
     <w:p>
-      <w:pPr>
-        <w:pStyle w:val="Heading1"/>
-      </w:pPr>
-      <w:r>
-        <w:t>08. Use feedback, labs and repair paths</w:t>
+      <w:r>
+        <w:t>Retain the first attempt and the evidence used for a repair.</w:t>
       </w:r>
     </w:p>
     <w:p>
-      <w:r>
-        <w:t>Use feedback, earlier review and portfolios purposefully. Apply the coding routine only when this lesson has an executable lab.</w:t>
+      <w:pPr>
+        <w:pStyle w:val="Heading2"/>
+      </w:pPr>
+      <w:r>
+        <w:t>Feedback and record guidance</w:t>
       </w:r>
     </w:p>
     <w:p>
@@ -4669,40 +5395,17 @@
         <w:pStyle w:val="Heading1"/>
       </w:pPr>
       <w:r>
-        <w:t>09. Visual concept journey</w:t>
+        <w:t>09. Reference · Teach with the six pictures</w:t>
       </w:r>
     </w:p>
     <w:p>
       <w:r>
-        <w:t>Show one Caching and stale information graphic at a time, request a prediction and discuss its trace before the independent assessment.</w:t>
+        <w:t>Choose one picture for a particular reasoning move.</w:t>
       </w:r>
     </w:p>
     <w:p>
       <w:pPr>
-        <w:spacing w:line="336" w:lineRule="auto" w:after="180"/>
-      </w:pPr>
-      <w:r>
-        <w:rPr>
-          <w:b w:val="0"/>
-        </w:rPr>
-        <w:t xml:space="preserve">Use one picture at a time. Hide a worked result before asking for a </w:t>
-      </w:r>
-      <w:r>
-        <w:rPr>
-          <w:b/>
-        </w:rPr>
-        <w:t>prediction</w:t>
-      </w:r>
-      <w:r>
-        <w:rPr>
-          <w:b w:val="0"/>
-        </w:rPr>
-        <w:t>, then reveal it for feedback. These are supported teaching cases; retain the separate independent assessment for a fresh first attempt.</w:t>
-      </w:r>
-    </w:p>
-    <w:p>
-      <w:pPr>
-        <w:pStyle w:val="Heading3"/>
+        <w:pStyle w:val="Heading2"/>
       </w:pPr>
       <w:r>
         <w:t>01. Caching and stale information: the case</w:t>
@@ -4713,7 +5416,7 @@
         <w:drawing>
           <wp:inline xmlns:a="http://schemas.openxmlformats.org/drawingml/2006/main" xmlns:pic="http://schemas.openxmlformats.org/drawingml/2006/picture">
             <wp:extent cx="5486400" cy="2834640"/>
-            <wp:docPr id="2" name="Picture 2" descr="Cache by source version. A service has an opening-time answer cached from version 4, but version 5 is now approved. Supplied facts: Version 4 says 09:00; version 5 says 09:30. Cache key contains room and source version."/>
+            <wp:docPr id="3" name="Picture 3" descr="Cache by source version. A service has an opening-time answer cached from version 4, but version 5 is now approved. Supplied facts: Version 4 says 09:00; version 5 says 09:30. Cache key contains room and source version."/>
             <wp:cNvGraphicFramePr>
               <a:graphicFrameLocks noChangeAspect="1"/>
             </wp:cNvGraphicFramePr>
@@ -4725,7 +5428,7 @@
                     <pic:cNvPicPr/>
                   </pic:nvPicPr>
                   <pic:blipFill>
-                    <a:blip r:embed="rId10"/>
+                    <a:blip r:embed="rId11"/>
                     <a:stretch>
                       <a:fillRect/>
                     </a:stretch>
@@ -4770,7 +5473,6 @@
     <w:p>
       <w:pPr>
         <w:spacing w:line="336" w:lineRule="auto" w:after="180"/>
-        <w:shd w:fill="F5F1FB"/>
       </w:pPr>
       <w:r>
         <w:rPr>
@@ -4781,27 +5483,18 @@
     </w:p>
     <w:p>
       <w:pPr>
-        <w:pStyle w:val="Heading3"/>
-      </w:pPr>
-      <w:r>
-        <w:t>Discuss while showing the picture</w:t>
+        <w:spacing w:line="336" w:lineRule="auto" w:after="180"/>
+      </w:pPr>
+      <w:r>
+        <w:rPr>
+          <w:b w:val="0"/>
+        </w:rPr>
+        <w:t>Teacher prompt: Point to the given fact that matters most. Explain why it matters. Ask learners to describe one label or arrow in ordinary words. Use the adjacent transcript if the image is difficult to see.</w:t>
       </w:r>
     </w:p>
     <w:p>
       <w:pPr>
-        <w:spacing w:line="336" w:lineRule="auto" w:after="180"/>
-        <w:shd w:fill="F1F6F8"/>
-      </w:pPr>
-      <w:r>
-        <w:rPr>
-          <w:b w:val="0"/>
-        </w:rPr>
-        <w:t>Teacher prompt: Point to the given fact that matters most. Explain why it matters. Ask learners to describe one label or arrow in ordinary words. Use the adjacent transcript if the image is difficult to see.</w:t>
-      </w:r>
-    </w:p>
-    <w:p>
-      <w:pPr>
-        <w:pStyle w:val="Heading3"/>
+        <w:pStyle w:val="Heading2"/>
       </w:pPr>
       <w:r>
         <w:t>02. Follow the deciding steps</w:t>
@@ -4812,7 +5505,7 @@
         <w:drawing>
           <wp:inline xmlns:a="http://schemas.openxmlformats.org/drawingml/2006/main" xmlns:pic="http://schemas.openxmlformats.org/drawingml/2006/picture">
             <wp:extent cx="5486400" cy="3182112"/>
-            <wp:docPr id="3" name="Picture 3" descr="Read authority: The current approved source version is 5. → Inspect cached key: The 09:00 entry belongs to version 4. → Fetch current evidence: Retrieve and cache version 5’s 09:30 under its own key."/>
+            <wp:docPr id="4" name="Picture 4" descr="Read authority: The current approved source version is 5. → Inspect cached key: The 09:00 entry belongs to version 4. → Fetch current evidence: Retrieve and cache version 5’s 09:30 under its own key."/>
             <wp:cNvGraphicFramePr>
               <a:graphicFrameLocks noChangeAspect="1"/>
             </wp:cNvGraphicFramePr>
@@ -4824,7 +5517,7 @@
                     <pic:cNvPicPr/>
                   </pic:nvPicPr>
                   <pic:blipFill>
-                    <a:blip r:embed="rId11"/>
+                    <a:blip r:embed="rId9"/>
                     <a:stretch>
                       <a:fillRect/>
                     </a:stretch>
@@ -4869,7 +5562,6 @@
     <w:p>
       <w:pPr>
         <w:spacing w:line="336" w:lineRule="auto" w:after="180"/>
-        <w:shd w:fill="F5F1FB"/>
       </w:pPr>
       <w:r>
         <w:rPr>
@@ -4892,39 +5584,30 @@
     </w:p>
     <w:p>
       <w:pPr>
-        <w:pStyle w:val="Heading3"/>
-      </w:pPr>
-      <w:r>
-        <w:t>Discuss while showing the picture</w:t>
+        <w:spacing w:line="336" w:lineRule="auto" w:after="180"/>
+      </w:pPr>
+      <w:r>
+        <w:rPr>
+          <w:b w:val="0"/>
+        </w:rPr>
+        <w:t xml:space="preserve">Teacher prompt: Point to each numbered stage and explain which recorded </w:t>
+      </w:r>
+      <w:r>
+        <w:rPr>
+          <w:b/>
+        </w:rPr>
+        <w:t>input</w:t>
+      </w:r>
+      <w:r>
+        <w:rPr>
+          <w:b w:val="0"/>
+        </w:rPr>
+        <w:t xml:space="preserve"> it uses. Ask learners to describe one label or arrow in ordinary words. Use the adjacent transcript if the image is difficult to see.</w:t>
       </w:r>
     </w:p>
     <w:p>
       <w:pPr>
-        <w:spacing w:line="336" w:lineRule="auto" w:after="180"/>
-        <w:shd w:fill="F1F6F8"/>
-      </w:pPr>
-      <w:r>
-        <w:rPr>
-          <w:b w:val="0"/>
-        </w:rPr>
-        <w:t xml:space="preserve">Teacher prompt: Point to each numbered stage and explain which recorded </w:t>
-      </w:r>
-      <w:r>
-        <w:rPr>
-          <w:b/>
-        </w:rPr>
-        <w:t>input</w:t>
-      </w:r>
-      <w:r>
-        <w:rPr>
-          <w:b w:val="0"/>
-        </w:rPr>
-        <w:t xml:space="preserve"> it uses. Ask learners to describe one label or arrow in ordinary words. Use the adjacent transcript if the image is difficult to see.</w:t>
-      </w:r>
-    </w:p>
-    <w:p>
-      <w:pPr>
-        <w:pStyle w:val="Heading3"/>
+        <w:pStyle w:val="Heading2"/>
       </w:pPr>
       <w:r>
         <w:t>03. Caching and stale information — evidence trace</w:t>
@@ -4935,7 +5618,7 @@
         <w:drawing>
           <wp:inline xmlns:a="http://schemas.openxmlformats.org/drawingml/2006/main" xmlns:pic="http://schemas.openxmlformats.org/drawingml/2006/picture">
             <wp:extent cx="5486400" cy="2996184"/>
-            <wp:docPr id="4" name="Picture 4" descr="Caching and stale information — evidence trace. Teacher response is cached by query only and returned to a student. | Cache key includes query, role, corpus version and procedure version. Entry valid only while age&lt;TTL. At exact TTL it expires. Teacher and student results never share a role-agnostic key. | Role omission creates an access leak. Include role and enforce current permission before returning any cached content."/>
+            <wp:docPr id="5" name="Picture 5" descr="Caching and stale information — evidence trace. Teacher response is cached by query only and returned to a student. | Cache key includes query, role, corpus version and procedure version. Entry valid only while age&lt;TTL. At exact TTL it expires. Teacher and student results never share a role-agnostic key. | Role omission creates an access leak. Include role and enforce current permission before returning any cached content."/>
             <wp:cNvGraphicFramePr>
               <a:graphicFrameLocks noChangeAspect="1"/>
             </wp:cNvGraphicFramePr>
@@ -5015,7 +5698,6 @@
     <w:p>
       <w:pPr>
         <w:spacing w:line="336" w:lineRule="auto" w:after="180"/>
-        <w:shd w:fill="F5F1FB"/>
       </w:pPr>
       <w:r>
         <w:rPr>
@@ -5026,27 +5708,18 @@
     </w:p>
     <w:p>
       <w:pPr>
-        <w:pStyle w:val="Heading3"/>
-      </w:pPr>
-      <w:r>
-        <w:t>Discuss while showing the picture</w:t>
+        <w:spacing w:line="336" w:lineRule="auto" w:after="180"/>
+      </w:pPr>
+      <w:r>
+        <w:rPr>
+          <w:b w:val="0"/>
+        </w:rPr>
+        <w:t>Teacher prompt: Read the labels and values. Explain the relationship the model shows. Ask learners to describe one label or arrow in ordinary words. Use the adjacent transcript if the image is difficult to see.</w:t>
       </w:r>
     </w:p>
     <w:p>
       <w:pPr>
-        <w:spacing w:line="336" w:lineRule="auto" w:after="180"/>
-        <w:shd w:fill="F1F6F8"/>
-      </w:pPr>
-      <w:r>
-        <w:rPr>
-          <w:b w:val="0"/>
-        </w:rPr>
-        <w:t>Teacher prompt: Read the labels and values. Explain the relationship the model shows. Ask learners to describe one label or arrow in ordinary words. Use the adjacent transcript if the image is difficult to see.</w:t>
-      </w:r>
-    </w:p>
-    <w:p>
-      <w:pPr>
-        <w:pStyle w:val="Heading3"/>
+        <w:pStyle w:val="Heading2"/>
       </w:pPr>
       <w:r>
         <w:t>04. Change one thing. Trace what follows.</w:t>
@@ -5057,7 +5730,7 @@
         <w:drawing>
           <wp:inline xmlns:a="http://schemas.openxmlformats.org/drawingml/2006/main" xmlns:pic="http://schemas.openxmlformats.org/drawingml/2006/picture">
             <wp:extent cx="5486400" cy="3026664"/>
-            <wp:docPr id="5" name="Picture 5" descr="Original case: Retrieve and cache version 5’s 09:30 under its own key. Changed condition: The next request still uses approved version 5. Expected result: The matching version -5 entry can supply 09:30 under the freshness policy. Reason: Request and cached source version now agree."/>
+            <wp:docPr id="6" name="Picture 6" descr="Original case: Retrieve and cache version 5’s 09:30 under its own key. Changed condition: The next request still uses approved version 5. Expected result: The matching version 5 entry can supply 09:30 under the freshness policy. Reason: Request and cached source version now agree."/>
             <wp:cNvGraphicFramePr>
               <a:graphicFrameLocks noChangeAspect="1"/>
             </wp:cNvGraphicFramePr>
@@ -5096,7 +5769,7 @@
         <w:rPr>
           <w:b w:val="0"/>
         </w:rPr>
-        <w:t>Original case: Retrieve and cache version 5’s 09:30 under its own key. Changed condition: The next request still uses approved version 5.</w:t>
+        <w:t>Original case: Retrieve and cache version 5’s 09:30 under its own key. Changed condition: The next request still uses approved version 5. Expected result: The matching version 5 entry can supply 09:30 under the freshness policy. Reason: Request and cached source version now agree.</w:t>
       </w:r>
     </w:p>
     <w:p>
@@ -5107,56 +5780,34 @@
         <w:rPr>
           <w:b w:val="0"/>
         </w:rPr>
-        <w:t>Expected result: The matching version -5 entry can supply 09:30 under the freshness policy. Reason: Request and cached source version now agree.</w:t>
+        <w:t>Predict before checking the worked changed-case result. Name what changed and what the supplied facts allow you to conclude.</w:t>
       </w:r>
     </w:p>
     <w:p>
       <w:pPr>
         <w:spacing w:line="336" w:lineRule="auto" w:after="180"/>
-        <w:shd w:fill="F5F1FB"/>
       </w:pPr>
       <w:r>
         <w:rPr>
           <w:b w:val="0"/>
         </w:rPr>
-        <w:t>Predict before checking the worked changed-case result. Name what changed and what the supplied facts allow you to conclude.</w:t>
+        <w:t>Teacher prompt: Predict before checking the worked changed-case result. Name what changed and what the supplied facts allow you to conclude. Ask learners to describe one label or arrow in ordinary words.</w:t>
       </w:r>
     </w:p>
     <w:p>
       <w:pPr>
-        <w:pStyle w:val="Heading3"/>
-      </w:pPr>
-      <w:r>
-        <w:t>Discuss while showing the picture</w:t>
+        <w:spacing w:line="336" w:lineRule="auto" w:after="180"/>
+      </w:pPr>
+      <w:r>
+        <w:rPr>
+          <w:b w:val="0"/>
+        </w:rPr>
+        <w:t>Use the adjacent transcript if the image is difficult to see. Changed-case reasoning: Request and cached source version now agree.</w:t>
       </w:r>
     </w:p>
     <w:p>
       <w:pPr>
-        <w:spacing w:line="336" w:lineRule="auto" w:after="180"/>
-        <w:shd w:fill="F1F6F8"/>
-      </w:pPr>
-      <w:r>
-        <w:rPr>
-          <w:b w:val="0"/>
-        </w:rPr>
-        <w:t>Teacher prompt: Predict before checking the worked changed-case result. Name what changed and what the supplied facts allow you to conclude. Ask learners to describe one label or arrow in ordinary words.</w:t>
-      </w:r>
-    </w:p>
-    <w:p>
-      <w:pPr>
-        <w:spacing w:line="336" w:lineRule="auto" w:after="180"/>
-        <w:shd w:fill="F1F6F8"/>
-      </w:pPr>
-      <w:r>
-        <w:rPr>
-          <w:b w:val="0"/>
-        </w:rPr>
-        <w:t>Use the adjacent transcript if the image is difficult to see. Changed-case reasoning: Request and cached source version now agree.</w:t>
-      </w:r>
-    </w:p>
-    <w:p>
-      <w:pPr>
-        <w:pStyle w:val="Heading3"/>
+        <w:pStyle w:val="Heading2"/>
       </w:pPr>
       <w:r>
         <w:t>05. Connect the explanation to its limit</w:t>
@@ -5167,7 +5818,7 @@
         <w:drawing>
           <wp:inline xmlns:a="http://schemas.openxmlformats.org/drawingml/2006/main" xmlns:pic="http://schemas.openxmlformats.org/drawingml/2006/picture">
             <wp:extent cx="5486400" cy="2834640"/>
-            <wp:docPr id="6" name="Picture 6" descr="A cache saves repeated work but can retain obsolete facts. Version-aware keys distinguish answers grounded in different records. Limit: Version keys cannot detect silent unversioned edits; the source publication process must update versions reliably."/>
+            <wp:docPr id="7" name="Picture 7" descr="A cache saves repeated work but can retain obsolete facts. Version-aware keys distinguish answers grounded in different records. Limit: Version keys cannot detect silent unversioned edits; the source publication process must update versions reliably."/>
             <wp:cNvGraphicFramePr>
               <a:graphicFrameLocks noChangeAspect="1"/>
             </wp:cNvGraphicFramePr>
@@ -5235,7 +5886,6 @@
     <w:p>
       <w:pPr>
         <w:spacing w:line="336" w:lineRule="auto" w:after="180"/>
-        <w:shd w:fill="F5F1FB"/>
       </w:pPr>
       <w:r>
         <w:rPr>
@@ -5246,51 +5896,41 @@
     </w:p>
     <w:p>
       <w:pPr>
-        <w:pStyle w:val="Heading3"/>
-      </w:pPr>
-      <w:r>
-        <w:t>Discuss while showing the picture</w:t>
+        <w:spacing w:line="336" w:lineRule="auto" w:after="180"/>
+      </w:pPr>
+      <w:r>
+        <w:rPr>
+          <w:b w:val="0"/>
+        </w:rPr>
+        <w:t>Teacher prompt: Explain the case, then point to a limit on the claim. Ask learners to describe one label or arrow in ordinary words. Use the adjacent transcript if the image is difficult to see.</w:t>
       </w:r>
     </w:p>
     <w:p>
       <w:pPr>
         <w:spacing w:line="336" w:lineRule="auto" w:after="180"/>
-        <w:shd w:fill="F1F6F8"/>
       </w:pPr>
       <w:r>
         <w:rPr>
           <w:b w:val="0"/>
         </w:rPr>
-        <w:t>Teacher prompt: Explain the case, then point to a limit on the claim. Ask learners to describe one label or arrow in ordinary words. Use the adjacent transcript if the image is difficult to see.</w:t>
+        <w:t xml:space="preserve">Keep the stated scope: Version keys cannot detect silent unversioned edits; the source publication </w:t>
+      </w:r>
+      <w:r>
+        <w:rPr>
+          <w:b/>
+        </w:rPr>
+        <w:t>process</w:t>
+      </w:r>
+      <w:r>
+        <w:rPr>
+          <w:b w:val="0"/>
+        </w:rPr>
+        <w:t xml:space="preserve"> must update versions reliably.</w:t>
       </w:r>
     </w:p>
     <w:p>
       <w:pPr>
-        <w:spacing w:line="336" w:lineRule="auto" w:after="180"/>
-        <w:shd w:fill="F1F6F8"/>
-      </w:pPr>
-      <w:r>
-        <w:rPr>
-          <w:b w:val="0"/>
-        </w:rPr>
-        <w:t xml:space="preserve">Keep the stated scope: Version keys cannot detect silent unversioned edits; the source publication </w:t>
-      </w:r>
-      <w:r>
-        <w:rPr>
-          <w:b/>
-        </w:rPr>
-        <w:t>process</w:t>
-      </w:r>
-      <w:r>
-        <w:rPr>
-          <w:b w:val="0"/>
-        </w:rPr>
-        <w:t xml:space="preserve"> must update versions reliably.</w:t>
-      </w:r>
-    </w:p>
-    <w:p>
-      <w:pPr>
-        <w:pStyle w:val="Heading3"/>
+        <w:pStyle w:val="Heading2"/>
       </w:pPr>
       <w:r>
         <w:t>06. Make the idea visible in your project</w:t>
@@ -5301,7 +5941,7 @@
         <w:drawing>
           <wp:inline xmlns:a="http://schemas.openxmlformats.org/drawingml/2006/main" xmlns:pic="http://schemas.openxmlformats.org/drawingml/2006/picture">
             <wp:extent cx="5486400" cy="3529584"/>
-            <wp:docPr id="7" name="Picture 7" descr="For the Grounded Learning Service, retain an annotated trace and the changed-case result. Name the contract or evidence that makes the deciding step valid, so another team can review it. Draw your input, deciding step, result and limit. Supported question: Identify the version mismatch in the cached 09:00 answer. What should the first version -5 request return, and what permits a later version -5 cache hit?"/>
+            <wp:docPr id="8" name="Picture 8" descr="For the Grounded Learning Service, retain an annotated trace and the changed-case result. Name the contract or evidence that makes the deciding step valid, so another team can review it. Draw your input, deciding step, result and limit. Supported question: Identify the version mismatch in the cached 09:00 answer. What should the first version 5 request return, and what permits a later version 5 cache hit?"/>
             <wp:cNvGraphicFramePr>
               <a:graphicFrameLocks noChangeAspect="1"/>
             </wp:cNvGraphicFramePr>
@@ -5352,7 +5992,19 @@
         <w:rPr>
           <w:b w:val="0"/>
         </w:rPr>
-        <w:t xml:space="preserve"> that makes the deciding step valid, so another team can review it.</w:t>
+        <w:t xml:space="preserve"> that makes the deciding step valid, so another team can review it. Draw your </w:t>
+      </w:r>
+      <w:r>
+        <w:rPr>
+          <w:b/>
+        </w:rPr>
+        <w:t>input</w:t>
+      </w:r>
+      <w:r>
+        <w:rPr>
+          <w:b w:val="0"/>
+        </w:rPr>
+        <w:t>, deciding step, result and limit. Supported question: Identify the version mismatch in the cached 09:00 answer. What should the first version 5 request return, and what permits a later version 5 cache hit?</w:t>
       </w:r>
     </w:p>
     <w:p>
@@ -5363,31 +6015,30 @@
         <w:rPr>
           <w:b w:val="0"/>
         </w:rPr>
-        <w:t xml:space="preserve">Draw your </w:t>
+        <w:t xml:space="preserve">Draw your project trace and justify the deciding step using </w:t>
       </w:r>
       <w:r>
         <w:rPr>
           <w:b/>
         </w:rPr>
-        <w:t>input</w:t>
+        <w:t>evidence</w:t>
       </w:r>
       <w:r>
         <w:rPr>
           <w:b w:val="0"/>
         </w:rPr>
-        <w:t>, deciding step, result and limit. Supported question: Identify the version mismatch in the cached 09:00 answer. What should the first version -5 request return, and what permits a later version -5 cache hit?</w:t>
+        <w:t>.</w:t>
       </w:r>
     </w:p>
     <w:p>
       <w:pPr>
         <w:spacing w:line="336" w:lineRule="auto" w:after="180"/>
-        <w:shd w:fill="F5F1FB"/>
       </w:pPr>
       <w:r>
         <w:rPr>
           <w:b w:val="0"/>
         </w:rPr>
-        <w:t xml:space="preserve">Draw your project trace and justify the deciding step using </w:t>
+        <w:t xml:space="preserve">Teacher prompt: Draw your project trace and justify the deciding step using </w:t>
       </w:r>
       <w:r>
         <w:rPr>
@@ -5399,63 +6050,86 @@
         <w:rPr>
           <w:b w:val="0"/>
         </w:rPr>
-        <w:t>.</w:t>
+        <w:t>. Ask learners to describe one label or arrow in ordinary words. Use the adjacent transcript if the image is difficult to see. Supported practice key: The current approved source version is 5. The 09:00 entry belongs to version 4. Retrieve and cache version 5’s 09:30 under its own key. Changed case: The matching version 5 entry can supply 09:30 under the freshness policy. Request and cached source version now agree.</w:t>
       </w:r>
     </w:p>
     <w:p>
       <w:pPr>
-        <w:pStyle w:val="Heading3"/>
-      </w:pPr>
-      <w:r>
-        <w:t>Discuss while showing the picture</w:t>
+        <w:pStyle w:val="Heading2"/>
+      </w:pPr>
+      <w:r>
+        <w:t>Earlier wording, alternatives and picture transcripts · reference / check after trying</w:t>
       </w:r>
     </w:p>
     <w:p>
       <w:pPr>
         <w:spacing w:line="336" w:lineRule="auto" w:after="180"/>
-        <w:shd w:fill="F1F6F8"/>
       </w:pPr>
       <w:r>
         <w:rPr>
           <w:b w:val="0"/>
         </w:rPr>
-        <w:t xml:space="preserve">Teacher prompt: Draw your project trace and justify the deciding step using </w:t>
+        <w:t xml:space="preserve">Use one picture at a time. Hide a worked result before asking for a </w:t>
       </w:r>
       <w:r>
         <w:rPr>
           <w:b/>
         </w:rPr>
-        <w:t>evidence</w:t>
+        <w:t>prediction</w:t>
       </w:r>
       <w:r>
         <w:rPr>
           <w:b w:val="0"/>
         </w:rPr>
-        <w:t>. Ask learners to describe one label or arrow in ordinary words. Use the adjacent transcript if the image is difficult to see.</w:t>
+        <w:t>, then reveal it for feedback. These are supported teaching cases; retain the separate independent assessment for a fresh first attempt.</w:t>
       </w:r>
     </w:p>
     <w:p>
       <w:pPr>
-        <w:spacing w:line="336" w:lineRule="auto" w:after="180"/>
-        <w:shd w:fill="F1F6F8"/>
-      </w:pPr>
-      <w:r>
-        <w:rPr>
-          <w:b w:val="0"/>
-        </w:rPr>
-        <w:t>Supported practice key: The current approved source version is 5. The 09:00 entry belongs to version 4. Retrieve and cache version 5’s 09:30 under its own key.</w:t>
+        <w:pStyle w:val="Heading3"/>
+      </w:pPr>
+      <w:r>
+        <w:t>01. Caching and stale information: the case</w:t>
       </w:r>
     </w:p>
     <w:p>
       <w:pPr>
-        <w:spacing w:line="336" w:lineRule="auto" w:after="180"/>
-        <w:shd w:fill="F1F6F8"/>
-      </w:pPr>
-      <w:r>
-        <w:rPr>
-          <w:b w:val="0"/>
-        </w:rPr>
-        <w:t>Changed case: The matching version -5 entry can supply 09:30 under the freshness policy. Request and cached source version now agree.</w:t>
+        <w:pStyle w:val="Heading3"/>
+      </w:pPr>
+      <w:r>
+        <w:t>02. Follow the deciding steps</w:t>
+      </w:r>
+    </w:p>
+    <w:p>
+      <w:pPr>
+        <w:pStyle w:val="Heading3"/>
+      </w:pPr>
+      <w:r>
+        <w:t>03. Caching and stale information — evidence trace</w:t>
+      </w:r>
+    </w:p>
+    <w:p>
+      <w:pPr>
+        <w:pStyle w:val="Heading3"/>
+      </w:pPr>
+      <w:r>
+        <w:t>04. Change one thing. Trace what follows.</w:t>
+      </w:r>
+    </w:p>
+    <w:p>
+      <w:pPr>
+        <w:pStyle w:val="Heading3"/>
+      </w:pPr>
+      <w:r>
+        <w:t>05. Connect the explanation to its limit</w:t>
+      </w:r>
+    </w:p>
+    <w:p>
+      <w:pPr>
+        <w:pStyle w:val="Heading3"/>
+      </w:pPr>
+      <w:r>
+        <w:t>06. Make the idea visible in your project</w:t>
       </w:r>
     </w:p>
     <w:sectPr>
